--- a/lab-01/report/Отчёт_ЛР1_Установка_РОСА_на_VMware.docx
+++ b/lab-01/report/Отчёт_ЛР1_Установка_РОСА_на_VMware.docx
@@ -451,7 +451,7 @@
       <w:r>
         <w:t>5.3 Первичная загрузка и вход в систему</w:t>
         <w:tab/>
-        <w:t>24</w:t>
+        <w:t>21</w:t>
       </w:r>
     </w:p>
     <w:p>
@@ -466,7 +466,7 @@
       <w:r>
         <w:t>5.4 Настройка сети и оформления рабочего стола</w:t>
         <w:tab/>
-        <w:t>27</w:t>
+        <w:t>24</w:t>
       </w:r>
     </w:p>
     <w:p>
@@ -481,7 +481,7 @@
       <w:r>
         <w:t>6 Проблемы, возникшие при выполнении работы, и способы их решения</w:t>
         <w:tab/>
-        <w:t>29</w:t>
+        <w:t>26</w:t>
       </w:r>
     </w:p>
     <w:p>
@@ -496,7 +496,7 @@
       <w:r>
         <w:t>7 Вывод</w:t>
         <w:tab/>
-        <w:t>30</w:t>
+        <w:t>27</w:t>
       </w:r>
     </w:p>
     <w:p>
@@ -511,7 +511,7 @@
       <w:r>
         <w:t>СПИСОК ИСПОЛЬЗОВАННЫХ ИСТОЧНИКОВ</w:t>
         <w:tab/>
-        <w:t>30</w:t>
+        <w:t>27</w:t>
       </w:r>
     </w:p>
     <w:p>
@@ -1365,7 +1365,7 @@
       <w:r>
         <w:drawing>
           <wp:inline xmlns:a="http://schemas.openxmlformats.org/drawingml/2006/main" xmlns:pic="http://schemas.openxmlformats.org/drawingml/2006/picture">
-            <wp:extent cx="5760000" cy="3176999"/>
+            <wp:extent cx="5400000" cy="2978437"/>
             <wp:docPr id="1" name="Picture 1"/>
             <wp:cNvGraphicFramePr>
               <a:graphicFrameLocks noChangeAspect="1"/>
@@ -1386,7 +1386,7 @@
                   <pic:spPr>
                     <a:xfrm>
                       <a:off x="0" y="0"/>
-                      <a:ext cx="5760000" cy="3176999"/>
+                      <a:ext cx="5400000" cy="2978437"/>
                     </a:xfrm>
                     <a:prstGeom prst="rect"/>
                   </pic:spPr>
@@ -1419,7 +1419,7 @@
       <w:r>
         <w:drawing>
           <wp:inline xmlns:a="http://schemas.openxmlformats.org/drawingml/2006/main" xmlns:pic="http://schemas.openxmlformats.org/drawingml/2006/picture">
-            <wp:extent cx="5760000" cy="3172500"/>
+            <wp:extent cx="5400000" cy="2974218"/>
             <wp:docPr id="2" name="Picture 2"/>
             <wp:cNvGraphicFramePr>
               <a:graphicFrameLocks noChangeAspect="1"/>
@@ -1440,7 +1440,7 @@
                   <pic:spPr>
                     <a:xfrm>
                       <a:off x="0" y="0"/>
-                      <a:ext cx="5760000" cy="3172500"/>
+                      <a:ext cx="5400000" cy="2974218"/>
                     </a:xfrm>
                     <a:prstGeom prst="rect"/>
                   </pic:spPr>
@@ -1473,7 +1473,7 @@
       <w:r>
         <w:drawing>
           <wp:inline xmlns:a="http://schemas.openxmlformats.org/drawingml/2006/main" xmlns:pic="http://schemas.openxmlformats.org/drawingml/2006/picture">
-            <wp:extent cx="5760000" cy="3159000"/>
+            <wp:extent cx="5400000" cy="2961562"/>
             <wp:docPr id="3" name="Picture 3"/>
             <wp:cNvGraphicFramePr>
               <a:graphicFrameLocks noChangeAspect="1"/>
@@ -1494,7 +1494,7 @@
                   <pic:spPr>
                     <a:xfrm>
                       <a:off x="0" y="0"/>
-                      <a:ext cx="5760000" cy="3159000"/>
+                      <a:ext cx="5400000" cy="2961562"/>
                     </a:xfrm>
                     <a:prstGeom prst="rect"/>
                   </pic:spPr>
@@ -1521,7 +1521,7 @@
       <w:r>
         <w:drawing>
           <wp:inline xmlns:a="http://schemas.openxmlformats.org/drawingml/2006/main" xmlns:pic="http://schemas.openxmlformats.org/drawingml/2006/picture">
-            <wp:extent cx="5760000" cy="3176999"/>
+            <wp:extent cx="5400000" cy="2978437"/>
             <wp:docPr id="4" name="Picture 4"/>
             <wp:cNvGraphicFramePr>
               <a:graphicFrameLocks noChangeAspect="1"/>
@@ -1542,7 +1542,7 @@
                   <pic:spPr>
                     <a:xfrm>
                       <a:off x="0" y="0"/>
-                      <a:ext cx="5760000" cy="3176999"/>
+                      <a:ext cx="5400000" cy="2978437"/>
                     </a:xfrm>
                     <a:prstGeom prst="rect"/>
                   </pic:spPr>
@@ -1575,7 +1575,7 @@
       <w:r>
         <w:drawing>
           <wp:inline xmlns:a="http://schemas.openxmlformats.org/drawingml/2006/main" xmlns:pic="http://schemas.openxmlformats.org/drawingml/2006/picture">
-            <wp:extent cx="5760000" cy="3168000"/>
+            <wp:extent cx="5400000" cy="2970000"/>
             <wp:docPr id="5" name="Picture 5"/>
             <wp:cNvGraphicFramePr>
               <a:graphicFrameLocks noChangeAspect="1"/>
@@ -1596,7 +1596,7 @@
                   <pic:spPr>
                     <a:xfrm>
                       <a:off x="0" y="0"/>
-                      <a:ext cx="5760000" cy="3168000"/>
+                      <a:ext cx="5400000" cy="2970000"/>
                     </a:xfrm>
                     <a:prstGeom prst="rect"/>
                   </pic:spPr>
@@ -1629,7 +1629,7 @@
       <w:r>
         <w:drawing>
           <wp:inline xmlns:a="http://schemas.openxmlformats.org/drawingml/2006/main" xmlns:pic="http://schemas.openxmlformats.org/drawingml/2006/picture">
-            <wp:extent cx="5760000" cy="3168000"/>
+            <wp:extent cx="5400000" cy="2970000"/>
             <wp:docPr id="6" name="Picture 6"/>
             <wp:cNvGraphicFramePr>
               <a:graphicFrameLocks noChangeAspect="1"/>
@@ -1650,7 +1650,7 @@
                   <pic:spPr>
                     <a:xfrm>
                       <a:off x="0" y="0"/>
-                      <a:ext cx="5760000" cy="3168000"/>
+                      <a:ext cx="5400000" cy="2970000"/>
                     </a:xfrm>
                     <a:prstGeom prst="rect"/>
                   </pic:spPr>
@@ -1677,7 +1677,7 @@
       <w:r>
         <w:drawing>
           <wp:inline xmlns:a="http://schemas.openxmlformats.org/drawingml/2006/main" xmlns:pic="http://schemas.openxmlformats.org/drawingml/2006/picture">
-            <wp:extent cx="5760000" cy="3159000"/>
+            <wp:extent cx="5400000" cy="2961562"/>
             <wp:docPr id="7" name="Picture 7"/>
             <wp:cNvGraphicFramePr>
               <a:graphicFrameLocks noChangeAspect="1"/>
@@ -1698,7 +1698,7 @@
                   <pic:spPr>
                     <a:xfrm>
                       <a:off x="0" y="0"/>
-                      <a:ext cx="5760000" cy="3159000"/>
+                      <a:ext cx="5400000" cy="2961562"/>
                     </a:xfrm>
                     <a:prstGeom prst="rect"/>
                   </pic:spPr>
@@ -1731,7 +1731,7 @@
       <w:r>
         <w:drawing>
           <wp:inline xmlns:a="http://schemas.openxmlformats.org/drawingml/2006/main" xmlns:pic="http://schemas.openxmlformats.org/drawingml/2006/picture">
-            <wp:extent cx="5760000" cy="3168000"/>
+            <wp:extent cx="5400000" cy="2970000"/>
             <wp:docPr id="8" name="Picture 8"/>
             <wp:cNvGraphicFramePr>
               <a:graphicFrameLocks noChangeAspect="1"/>
@@ -1752,7 +1752,7 @@
                   <pic:spPr>
                     <a:xfrm>
                       <a:off x="0" y="0"/>
-                      <a:ext cx="5760000" cy="3168000"/>
+                      <a:ext cx="5400000" cy="2970000"/>
                     </a:xfrm>
                     <a:prstGeom prst="rect"/>
                   </pic:spPr>
@@ -1785,7 +1785,7 @@
       <w:r>
         <w:drawing>
           <wp:inline xmlns:a="http://schemas.openxmlformats.org/drawingml/2006/main" xmlns:pic="http://schemas.openxmlformats.org/drawingml/2006/picture">
-            <wp:extent cx="5760000" cy="3176999"/>
+            <wp:extent cx="5400000" cy="2978437"/>
             <wp:docPr id="9" name="Picture 9"/>
             <wp:cNvGraphicFramePr>
               <a:graphicFrameLocks noChangeAspect="1"/>
@@ -1806,7 +1806,7 @@
                   <pic:spPr>
                     <a:xfrm>
                       <a:off x="0" y="0"/>
-                      <a:ext cx="5760000" cy="3176999"/>
+                      <a:ext cx="5400000" cy="2978437"/>
                     </a:xfrm>
                     <a:prstGeom prst="rect"/>
                   </pic:spPr>
@@ -1833,7 +1833,7 @@
       <w:r>
         <w:drawing>
           <wp:inline xmlns:a="http://schemas.openxmlformats.org/drawingml/2006/main" xmlns:pic="http://schemas.openxmlformats.org/drawingml/2006/picture">
-            <wp:extent cx="5760000" cy="3163500"/>
+            <wp:extent cx="5400000" cy="2965781"/>
             <wp:docPr id="10" name="Picture 10"/>
             <wp:cNvGraphicFramePr>
               <a:graphicFrameLocks noChangeAspect="1"/>
@@ -1854,7 +1854,7 @@
                   <pic:spPr>
                     <a:xfrm>
                       <a:off x="0" y="0"/>
-                      <a:ext cx="5760000" cy="3163500"/>
+                      <a:ext cx="5400000" cy="2965781"/>
                     </a:xfrm>
                     <a:prstGeom prst="rect"/>
                   </pic:spPr>
@@ -1887,7 +1887,7 @@
       <w:r>
         <w:drawing>
           <wp:inline xmlns:a="http://schemas.openxmlformats.org/drawingml/2006/main" xmlns:pic="http://schemas.openxmlformats.org/drawingml/2006/picture">
-            <wp:extent cx="5760000" cy="3172500"/>
+            <wp:extent cx="5400000" cy="2974218"/>
             <wp:docPr id="11" name="Picture 11"/>
             <wp:cNvGraphicFramePr>
               <a:graphicFrameLocks noChangeAspect="1"/>
@@ -1908,7 +1908,7 @@
                   <pic:spPr>
                     <a:xfrm>
                       <a:off x="0" y="0"/>
-                      <a:ext cx="5760000" cy="3172500"/>
+                      <a:ext cx="5400000" cy="2974218"/>
                     </a:xfrm>
                     <a:prstGeom prst="rect"/>
                   </pic:spPr>
@@ -1935,7 +1935,7 @@
       <w:r>
         <w:drawing>
           <wp:inline xmlns:a="http://schemas.openxmlformats.org/drawingml/2006/main" xmlns:pic="http://schemas.openxmlformats.org/drawingml/2006/picture">
-            <wp:extent cx="5760000" cy="3172500"/>
+            <wp:extent cx="5400000" cy="2974218"/>
             <wp:docPr id="12" name="Picture 12"/>
             <wp:cNvGraphicFramePr>
               <a:graphicFrameLocks noChangeAspect="1"/>
@@ -1956,7 +1956,7 @@
                   <pic:spPr>
                     <a:xfrm>
                       <a:off x="0" y="0"/>
-                      <a:ext cx="5760000" cy="3172500"/>
+                      <a:ext cx="5400000" cy="2974218"/>
                     </a:xfrm>
                     <a:prstGeom prst="rect"/>
                   </pic:spPr>
@@ -1983,7 +1983,7 @@
       <w:r>
         <w:drawing>
           <wp:inline xmlns:a="http://schemas.openxmlformats.org/drawingml/2006/main" xmlns:pic="http://schemas.openxmlformats.org/drawingml/2006/picture">
-            <wp:extent cx="5760000" cy="3163500"/>
+            <wp:extent cx="5400000" cy="2965781"/>
             <wp:docPr id="13" name="Picture 13"/>
             <wp:cNvGraphicFramePr>
               <a:graphicFrameLocks noChangeAspect="1"/>
@@ -2004,7 +2004,7 @@
                   <pic:spPr>
                     <a:xfrm>
                       <a:off x="0" y="0"/>
-                      <a:ext cx="5760000" cy="3163500"/>
+                      <a:ext cx="5400000" cy="2965781"/>
                     </a:xfrm>
                     <a:prstGeom prst="rect"/>
                   </pic:spPr>
@@ -2037,7 +2037,7 @@
       <w:r>
         <w:drawing>
           <wp:inline xmlns:a="http://schemas.openxmlformats.org/drawingml/2006/main" xmlns:pic="http://schemas.openxmlformats.org/drawingml/2006/picture">
-            <wp:extent cx="5760000" cy="3176999"/>
+            <wp:extent cx="5400000" cy="2978437"/>
             <wp:docPr id="14" name="Picture 14"/>
             <wp:cNvGraphicFramePr>
               <a:graphicFrameLocks noChangeAspect="1"/>
@@ -2058,7 +2058,7 @@
                   <pic:spPr>
                     <a:xfrm>
                       <a:off x="0" y="0"/>
-                      <a:ext cx="5760000" cy="3176999"/>
+                      <a:ext cx="5400000" cy="2978437"/>
                     </a:xfrm>
                     <a:prstGeom prst="rect"/>
                   </pic:spPr>
@@ -2085,7 +2085,7 @@
       <w:r>
         <w:drawing>
           <wp:inline xmlns:a="http://schemas.openxmlformats.org/drawingml/2006/main" xmlns:pic="http://schemas.openxmlformats.org/drawingml/2006/picture">
-            <wp:extent cx="5760000" cy="3159000"/>
+            <wp:extent cx="5400000" cy="2961562"/>
             <wp:docPr id="15" name="Picture 15"/>
             <wp:cNvGraphicFramePr>
               <a:graphicFrameLocks noChangeAspect="1"/>
@@ -2106,7 +2106,7 @@
                   <pic:spPr>
                     <a:xfrm>
                       <a:off x="0" y="0"/>
-                      <a:ext cx="5760000" cy="3159000"/>
+                      <a:ext cx="5400000" cy="2961562"/>
                     </a:xfrm>
                     <a:prstGeom prst="rect"/>
                   </pic:spPr>
@@ -2147,7 +2147,7 @@
       <w:r>
         <w:drawing>
           <wp:inline xmlns:a="http://schemas.openxmlformats.org/drawingml/2006/main" xmlns:pic="http://schemas.openxmlformats.org/drawingml/2006/picture">
-            <wp:extent cx="5760000" cy="4412113"/>
+            <wp:extent cx="5400000" cy="4136356"/>
             <wp:docPr id="16" name="Picture 16"/>
             <wp:cNvGraphicFramePr>
               <a:graphicFrameLocks noChangeAspect="1"/>
@@ -2168,7 +2168,7 @@
                   <pic:spPr>
                     <a:xfrm>
                       <a:off x="0" y="0"/>
-                      <a:ext cx="5760000" cy="4412113"/>
+                      <a:ext cx="5400000" cy="4136356"/>
                     </a:xfrm>
                     <a:prstGeom prst="rect"/>
                   </pic:spPr>
@@ -2195,7 +2195,7 @@
       <w:r>
         <w:drawing>
           <wp:inline xmlns:a="http://schemas.openxmlformats.org/drawingml/2006/main" xmlns:pic="http://schemas.openxmlformats.org/drawingml/2006/picture">
-            <wp:extent cx="5760000" cy="4414906"/>
+            <wp:extent cx="5400000" cy="4138974"/>
             <wp:docPr id="17" name="Picture 17"/>
             <wp:cNvGraphicFramePr>
               <a:graphicFrameLocks noChangeAspect="1"/>
@@ -2216,7 +2216,7 @@
                   <pic:spPr>
                     <a:xfrm>
                       <a:off x="0" y="0"/>
-                      <a:ext cx="5760000" cy="4414906"/>
+                      <a:ext cx="5400000" cy="4138974"/>
                     </a:xfrm>
                     <a:prstGeom prst="rect"/>
                   </pic:spPr>
@@ -2249,7 +2249,7 @@
       <w:r>
         <w:drawing>
           <wp:inline xmlns:a="http://schemas.openxmlformats.org/drawingml/2006/main" xmlns:pic="http://schemas.openxmlformats.org/drawingml/2006/picture">
-            <wp:extent cx="5760000" cy="3766500"/>
+            <wp:extent cx="5400000" cy="3531093"/>
             <wp:docPr id="18" name="Picture 18"/>
             <wp:cNvGraphicFramePr>
               <a:graphicFrameLocks noChangeAspect="1"/>
@@ -2270,7 +2270,7 @@
                   <pic:spPr>
                     <a:xfrm>
                       <a:off x="0" y="0"/>
-                      <a:ext cx="5760000" cy="3766500"/>
+                      <a:ext cx="5400000" cy="3531093"/>
                     </a:xfrm>
                     <a:prstGeom prst="rect"/>
                   </pic:spPr>
@@ -2297,7 +2297,7 @@
       <w:r>
         <w:drawing>
           <wp:inline xmlns:a="http://schemas.openxmlformats.org/drawingml/2006/main" xmlns:pic="http://schemas.openxmlformats.org/drawingml/2006/picture">
-            <wp:extent cx="5760000" cy="3748500"/>
+            <wp:extent cx="5400000" cy="3514218"/>
             <wp:docPr id="19" name="Picture 19"/>
             <wp:cNvGraphicFramePr>
               <a:graphicFrameLocks noChangeAspect="1"/>
@@ -2318,7 +2318,7 @@
                   <pic:spPr>
                     <a:xfrm>
                       <a:off x="0" y="0"/>
-                      <a:ext cx="5760000" cy="3748500"/>
+                      <a:ext cx="5400000" cy="3514218"/>
                     </a:xfrm>
                     <a:prstGeom prst="rect"/>
                   </pic:spPr>
@@ -2351,7 +2351,7 @@
       <w:r>
         <w:drawing>
           <wp:inline xmlns:a="http://schemas.openxmlformats.org/drawingml/2006/main" xmlns:pic="http://schemas.openxmlformats.org/drawingml/2006/picture">
-            <wp:extent cx="5760000" cy="3761999"/>
+            <wp:extent cx="5400000" cy="3526875"/>
             <wp:docPr id="20" name="Picture 20"/>
             <wp:cNvGraphicFramePr>
               <a:graphicFrameLocks noChangeAspect="1"/>
@@ -2372,7 +2372,7 @@
                   <pic:spPr>
                     <a:xfrm>
                       <a:off x="0" y="0"/>
-                      <a:ext cx="5760000" cy="3761999"/>
+                      <a:ext cx="5400000" cy="3526875"/>
                     </a:xfrm>
                     <a:prstGeom prst="rect"/>
                   </pic:spPr>
@@ -2399,7 +2399,7 @@
       <w:r>
         <w:drawing>
           <wp:inline xmlns:a="http://schemas.openxmlformats.org/drawingml/2006/main" xmlns:pic="http://schemas.openxmlformats.org/drawingml/2006/picture">
-            <wp:extent cx="5760000" cy="3766500"/>
+            <wp:extent cx="5400000" cy="3531093"/>
             <wp:docPr id="21" name="Picture 21"/>
             <wp:cNvGraphicFramePr>
               <a:graphicFrameLocks noChangeAspect="1"/>
@@ -2420,7 +2420,7 @@
                   <pic:spPr>
                     <a:xfrm>
                       <a:off x="0" y="0"/>
-                      <a:ext cx="5760000" cy="3766500"/>
+                      <a:ext cx="5400000" cy="3531093"/>
                     </a:xfrm>
                     <a:prstGeom prst="rect"/>
                   </pic:spPr>
@@ -2453,7 +2453,7 @@
       <w:r>
         <w:drawing>
           <wp:inline xmlns:a="http://schemas.openxmlformats.org/drawingml/2006/main" xmlns:pic="http://schemas.openxmlformats.org/drawingml/2006/picture">
-            <wp:extent cx="5760000" cy="3771000"/>
+            <wp:extent cx="5400000" cy="3535312"/>
             <wp:docPr id="22" name="Picture 22"/>
             <wp:cNvGraphicFramePr>
               <a:graphicFrameLocks noChangeAspect="1"/>
@@ -2474,7 +2474,7 @@
                   <pic:spPr>
                     <a:xfrm>
                       <a:off x="0" y="0"/>
-                      <a:ext cx="5760000" cy="3771000"/>
+                      <a:ext cx="5400000" cy="3535312"/>
                     </a:xfrm>
                     <a:prstGeom prst="rect"/>
                   </pic:spPr>
@@ -2501,7 +2501,7 @@
       <w:r>
         <w:drawing>
           <wp:inline xmlns:a="http://schemas.openxmlformats.org/drawingml/2006/main" xmlns:pic="http://schemas.openxmlformats.org/drawingml/2006/picture">
-            <wp:extent cx="5760000" cy="3761999"/>
+            <wp:extent cx="5400000" cy="3526875"/>
             <wp:docPr id="23" name="Picture 23"/>
             <wp:cNvGraphicFramePr>
               <a:graphicFrameLocks noChangeAspect="1"/>
@@ -2522,7 +2522,7 @@
                   <pic:spPr>
                     <a:xfrm>
                       <a:off x="0" y="0"/>
-                      <a:ext cx="5760000" cy="3761999"/>
+                      <a:ext cx="5400000" cy="3526875"/>
                     </a:xfrm>
                     <a:prstGeom prst="rect"/>
                   </pic:spPr>
@@ -2555,7 +2555,7 @@
       <w:r>
         <w:drawing>
           <wp:inline xmlns:a="http://schemas.openxmlformats.org/drawingml/2006/main" xmlns:pic="http://schemas.openxmlformats.org/drawingml/2006/picture">
-            <wp:extent cx="5760000" cy="3753000"/>
+            <wp:extent cx="5400000" cy="3518437"/>
             <wp:docPr id="24" name="Picture 24"/>
             <wp:cNvGraphicFramePr>
               <a:graphicFrameLocks noChangeAspect="1"/>
@@ -2576,7 +2576,7 @@
                   <pic:spPr>
                     <a:xfrm>
                       <a:off x="0" y="0"/>
-                      <a:ext cx="5760000" cy="3753000"/>
+                      <a:ext cx="5400000" cy="3518437"/>
                     </a:xfrm>
                     <a:prstGeom prst="rect"/>
                   </pic:spPr>
@@ -2603,7 +2603,7 @@
       <w:r>
         <w:drawing>
           <wp:inline xmlns:a="http://schemas.openxmlformats.org/drawingml/2006/main" xmlns:pic="http://schemas.openxmlformats.org/drawingml/2006/picture">
-            <wp:extent cx="5760000" cy="3802500"/>
+            <wp:extent cx="5400000" cy="3564843"/>
             <wp:docPr id="25" name="Picture 25"/>
             <wp:cNvGraphicFramePr>
               <a:graphicFrameLocks noChangeAspect="1"/>
@@ -2624,7 +2624,7 @@
                   <pic:spPr>
                     <a:xfrm>
                       <a:off x="0" y="0"/>
-                      <a:ext cx="5760000" cy="3802500"/>
+                      <a:ext cx="5400000" cy="3564843"/>
                     </a:xfrm>
                     <a:prstGeom prst="rect"/>
                   </pic:spPr>
@@ -2657,7 +2657,7 @@
       <w:r>
         <w:drawing>
           <wp:inline xmlns:a="http://schemas.openxmlformats.org/drawingml/2006/main" xmlns:pic="http://schemas.openxmlformats.org/drawingml/2006/picture">
-            <wp:extent cx="5760000" cy="3761999"/>
+            <wp:extent cx="5400000" cy="3526875"/>
             <wp:docPr id="26" name="Picture 26"/>
             <wp:cNvGraphicFramePr>
               <a:graphicFrameLocks noChangeAspect="1"/>
@@ -2678,7 +2678,7 @@
                   <pic:spPr>
                     <a:xfrm>
                       <a:off x="0" y="0"/>
-                      <a:ext cx="5760000" cy="3761999"/>
+                      <a:ext cx="5400000" cy="3526875"/>
                     </a:xfrm>
                     <a:prstGeom prst="rect"/>
                   </pic:spPr>
@@ -2705,7 +2705,7 @@
       <w:r>
         <w:drawing>
           <wp:inline xmlns:a="http://schemas.openxmlformats.org/drawingml/2006/main" xmlns:pic="http://schemas.openxmlformats.org/drawingml/2006/picture">
-            <wp:extent cx="5760000" cy="3784499"/>
+            <wp:extent cx="5400000" cy="3547968"/>
             <wp:docPr id="27" name="Picture 27"/>
             <wp:cNvGraphicFramePr>
               <a:graphicFrameLocks noChangeAspect="1"/>
@@ -2726,7 +2726,7 @@
                   <pic:spPr>
                     <a:xfrm>
                       <a:off x="0" y="0"/>
-                      <a:ext cx="5760000" cy="3784499"/>
+                      <a:ext cx="5400000" cy="3547968"/>
                     </a:xfrm>
                     <a:prstGeom prst="rect"/>
                   </pic:spPr>
@@ -2759,7 +2759,7 @@
       <w:r>
         <w:drawing>
           <wp:inline xmlns:a="http://schemas.openxmlformats.org/drawingml/2006/main" xmlns:pic="http://schemas.openxmlformats.org/drawingml/2006/picture">
-            <wp:extent cx="5760000" cy="3753000"/>
+            <wp:extent cx="5400000" cy="3518437"/>
             <wp:docPr id="28" name="Picture 28"/>
             <wp:cNvGraphicFramePr>
               <a:graphicFrameLocks noChangeAspect="1"/>
@@ -2780,7 +2780,7 @@
                   <pic:spPr>
                     <a:xfrm>
                       <a:off x="0" y="0"/>
-                      <a:ext cx="5760000" cy="3753000"/>
+                      <a:ext cx="5400000" cy="3518437"/>
                     </a:xfrm>
                     <a:prstGeom prst="rect"/>
                   </pic:spPr>
@@ -2807,7 +2807,7 @@
       <w:r>
         <w:drawing>
           <wp:inline xmlns:a="http://schemas.openxmlformats.org/drawingml/2006/main" xmlns:pic="http://schemas.openxmlformats.org/drawingml/2006/picture">
-            <wp:extent cx="5760000" cy="3775500"/>
+            <wp:extent cx="5400000" cy="3539531"/>
             <wp:docPr id="29" name="Picture 29"/>
             <wp:cNvGraphicFramePr>
               <a:graphicFrameLocks noChangeAspect="1"/>
@@ -2828,7 +2828,7 @@
                   <pic:spPr>
                     <a:xfrm>
                       <a:off x="0" y="0"/>
-                      <a:ext cx="5760000" cy="3775500"/>
+                      <a:ext cx="5400000" cy="3539531"/>
                     </a:xfrm>
                     <a:prstGeom prst="rect"/>
                   </pic:spPr>
@@ -2869,7 +2869,7 @@
       <w:r>
         <w:drawing>
           <wp:inline xmlns:a="http://schemas.openxmlformats.org/drawingml/2006/main" xmlns:pic="http://schemas.openxmlformats.org/drawingml/2006/picture">
-            <wp:extent cx="5760000" cy="4379465"/>
+            <wp:extent cx="5400000" cy="4105748"/>
             <wp:docPr id="30" name="Picture 30"/>
             <wp:cNvGraphicFramePr>
               <a:graphicFrameLocks noChangeAspect="1"/>
@@ -2890,7 +2890,7 @@
                   <pic:spPr>
                     <a:xfrm>
                       <a:off x="0" y="0"/>
-                      <a:ext cx="5760000" cy="4379465"/>
+                      <a:ext cx="5400000" cy="4105748"/>
                     </a:xfrm>
                     <a:prstGeom prst="rect"/>
                   </pic:spPr>
@@ -2917,7 +2917,7 @@
       <w:r>
         <w:drawing>
           <wp:inline xmlns:a="http://schemas.openxmlformats.org/drawingml/2006/main" xmlns:pic="http://schemas.openxmlformats.org/drawingml/2006/picture">
-            <wp:extent cx="5760000" cy="4412412"/>
+            <wp:extent cx="5400000" cy="4136636"/>
             <wp:docPr id="31" name="Picture 31"/>
             <wp:cNvGraphicFramePr>
               <a:graphicFrameLocks noChangeAspect="1"/>
@@ -2938,7 +2938,7 @@
                   <pic:spPr>
                     <a:xfrm>
                       <a:off x="0" y="0"/>
-                      <a:ext cx="5760000" cy="4412412"/>
+                      <a:ext cx="5400000" cy="4136636"/>
                     </a:xfrm>
                     <a:prstGeom prst="rect"/>
                   </pic:spPr>
@@ -2965,7 +2965,7 @@
       <w:r>
         <w:drawing>
           <wp:inline xmlns:a="http://schemas.openxmlformats.org/drawingml/2006/main" xmlns:pic="http://schemas.openxmlformats.org/drawingml/2006/picture">
-            <wp:extent cx="5760000" cy="3784499"/>
+            <wp:extent cx="5400000" cy="3547968"/>
             <wp:docPr id="32" name="Picture 32"/>
             <wp:cNvGraphicFramePr>
               <a:graphicFrameLocks noChangeAspect="1"/>
@@ -2986,7 +2986,7 @@
                   <pic:spPr>
                     <a:xfrm>
                       <a:off x="0" y="0"/>
-                      <a:ext cx="5760000" cy="3784499"/>
+                      <a:ext cx="5400000" cy="3547968"/>
                     </a:xfrm>
                     <a:prstGeom prst="rect"/>
                   </pic:spPr>
@@ -3013,7 +3013,7 @@
       <w:r>
         <w:drawing>
           <wp:inline xmlns:a="http://schemas.openxmlformats.org/drawingml/2006/main" xmlns:pic="http://schemas.openxmlformats.org/drawingml/2006/picture">
-            <wp:extent cx="5760000" cy="3780000"/>
+            <wp:extent cx="5400000" cy="3543750"/>
             <wp:docPr id="33" name="Picture 33"/>
             <wp:cNvGraphicFramePr>
               <a:graphicFrameLocks noChangeAspect="1"/>
@@ -3034,7 +3034,7 @@
                   <pic:spPr>
                     <a:xfrm>
                       <a:off x="0" y="0"/>
-                      <a:ext cx="5760000" cy="3780000"/>
+                      <a:ext cx="5400000" cy="3543750"/>
                     </a:xfrm>
                     <a:prstGeom prst="rect"/>
                   </pic:spPr>
@@ -3067,7 +3067,7 @@
       <w:r>
         <w:drawing>
           <wp:inline xmlns:a="http://schemas.openxmlformats.org/drawingml/2006/main" xmlns:pic="http://schemas.openxmlformats.org/drawingml/2006/picture">
-            <wp:extent cx="5760000" cy="3595500"/>
+            <wp:extent cx="5400000" cy="3370781"/>
             <wp:docPr id="34" name="Picture 34"/>
             <wp:cNvGraphicFramePr>
               <a:graphicFrameLocks noChangeAspect="1"/>
@@ -3088,7 +3088,7 @@
                   <pic:spPr>
                     <a:xfrm>
                       <a:off x="0" y="0"/>
-                      <a:ext cx="5760000" cy="3595500"/>
+                      <a:ext cx="5400000" cy="3370781"/>
                     </a:xfrm>
                     <a:prstGeom prst="rect"/>
                   </pic:spPr>
@@ -3129,7 +3129,7 @@
       <w:r>
         <w:drawing>
           <wp:inline xmlns:a="http://schemas.openxmlformats.org/drawingml/2006/main" xmlns:pic="http://schemas.openxmlformats.org/drawingml/2006/picture">
-            <wp:extent cx="5760000" cy="3564000"/>
+            <wp:extent cx="5400000" cy="3341250"/>
             <wp:docPr id="35" name="Picture 35"/>
             <wp:cNvGraphicFramePr>
               <a:graphicFrameLocks noChangeAspect="1"/>
@@ -3150,7 +3150,7 @@
                   <pic:spPr>
                     <a:xfrm>
                       <a:off x="0" y="0"/>
-                      <a:ext cx="5760000" cy="3564000"/>
+                      <a:ext cx="5400000" cy="3341250"/>
                     </a:xfrm>
                     <a:prstGeom prst="rect"/>
                   </pic:spPr>
@@ -3183,7 +3183,7 @@
       <w:r>
         <w:drawing>
           <wp:inline xmlns:a="http://schemas.openxmlformats.org/drawingml/2006/main" xmlns:pic="http://schemas.openxmlformats.org/drawingml/2006/picture">
-            <wp:extent cx="5760000" cy="3559499"/>
+            <wp:extent cx="5400000" cy="3337031"/>
             <wp:docPr id="36" name="Picture 36"/>
             <wp:cNvGraphicFramePr>
               <a:graphicFrameLocks noChangeAspect="1"/>
@@ -3204,7 +3204,7 @@
                   <pic:spPr>
                     <a:xfrm>
                       <a:off x="0" y="0"/>
-                      <a:ext cx="5760000" cy="3559499"/>
+                      <a:ext cx="5400000" cy="3337031"/>
                     </a:xfrm>
                     <a:prstGeom prst="rect"/>
                   </pic:spPr>
@@ -3231,7 +3231,7 @@
       <w:r>
         <w:drawing>
           <wp:inline xmlns:a="http://schemas.openxmlformats.org/drawingml/2006/main" xmlns:pic="http://schemas.openxmlformats.org/drawingml/2006/picture">
-            <wp:extent cx="5760000" cy="3581999"/>
+            <wp:extent cx="5400000" cy="3358125"/>
             <wp:docPr id="37" name="Picture 37"/>
             <wp:cNvGraphicFramePr>
               <a:graphicFrameLocks noChangeAspect="1"/>
@@ -3252,7 +3252,7 @@
                   <pic:spPr>
                     <a:xfrm>
                       <a:off x="0" y="0"/>
-                      <a:ext cx="5760000" cy="3581999"/>
+                      <a:ext cx="5400000" cy="3358125"/>
                     </a:xfrm>
                     <a:prstGeom prst="rect"/>
                   </pic:spPr>
@@ -3285,7 +3285,7 @@
       <w:r>
         <w:drawing>
           <wp:inline xmlns:a="http://schemas.openxmlformats.org/drawingml/2006/main" xmlns:pic="http://schemas.openxmlformats.org/drawingml/2006/picture">
-            <wp:extent cx="5760000" cy="3564000"/>
+            <wp:extent cx="5400000" cy="3341250"/>
             <wp:docPr id="38" name="Picture 38"/>
             <wp:cNvGraphicFramePr>
               <a:graphicFrameLocks noChangeAspect="1"/>
@@ -3306,7 +3306,7 @@
                   <pic:spPr>
                     <a:xfrm>
                       <a:off x="0" y="0"/>
-                      <a:ext cx="5760000" cy="3564000"/>
+                      <a:ext cx="5400000" cy="3341250"/>
                     </a:xfrm>
                     <a:prstGeom prst="rect"/>
                   </pic:spPr>

--- a/lab-01/report/Отчёт_ЛР1_Установка_РОСА_на_VMware.docx
+++ b/lab-01/report/Отчёт_ЛР1_Установка_РОСА_на_VMware.docx
@@ -31,7 +31,7 @@
           <w:i w:val="0"/>
           <w:sz w:val="28"/>
         </w:rPr>
-        <w:t>__________________________________________</w:t>
+        <w:t>____________________________________________________</w:t>
       </w:r>
     </w:p>
     <w:p>
@@ -78,12 +78,12 @@
           <w:i w:val="0"/>
           <w:sz w:val="28"/>
         </w:rPr>
-        <w:t>Кафедра __________________________________________</w:t>
+        <w:t>Кафедра ____________________________________________________</w:t>
       </w:r>
     </w:p>
     <w:p>
       <w:pPr>
-        <w:spacing w:line="240" w:lineRule="auto" w:after="960"/>
+        <w:spacing w:line="240" w:lineRule="auto" w:after="480"/>
         <w:ind w:firstLine="0"/>
         <w:jc w:val="center"/>
       </w:pPr>
@@ -125,7 +125,7 @@
           <w:i w:val="0"/>
           <w:sz w:val="28"/>
         </w:rPr>
-        <w:t>по практической работе № 1</w:t>
+        <w:t>о выполнении практической работы № 1</w:t>
       </w:r>
     </w:p>
     <w:p>
@@ -146,7 +146,7 @@
     </w:p>
     <w:p>
       <w:pPr>
-        <w:spacing w:line="240" w:lineRule="auto" w:after="120"/>
+        <w:spacing w:line="240" w:lineRule="auto" w:after="240"/>
         <w:ind w:firstLine="0"/>
         <w:jc w:val="center"/>
       </w:pPr>
@@ -219,7 +219,7 @@
           <w:i w:val="0"/>
           <w:sz w:val="28"/>
         </w:rPr>
-        <w:t>Выполнил: студент группы ______________</w:t>
+        <w:t>Выполнил: студент группы ____________________</w:t>
       </w:r>
     </w:p>
     <w:p>
@@ -235,12 +235,12 @@
           <w:i w:val="0"/>
           <w:sz w:val="28"/>
         </w:rPr>
-        <w:t>______________________ / __________________ /</w:t>
+        <w:t>______________________ / ________________________ /</w:t>
       </w:r>
     </w:p>
     <w:p>
       <w:pPr>
-        <w:spacing w:line="240" w:lineRule="auto" w:after="120"/>
+        <w:spacing w:line="240" w:lineRule="auto" w:after="480"/>
         <w:ind w:firstLine="0"/>
         <w:jc w:val="center"/>
       </w:pPr>
@@ -266,7 +266,7 @@
           <w:i w:val="0"/>
           <w:sz w:val="28"/>
         </w:rPr>
-        <w:t>Проверил: ______________________________</w:t>
+        <w:t>Проверил: ________________________________</w:t>
       </w:r>
     </w:p>
     <w:p>
@@ -282,7 +282,7 @@
           <w:i w:val="0"/>
           <w:sz w:val="28"/>
         </w:rPr>
-        <w:t>______________________ / __________________ /</w:t>
+        <w:t>______________________ / ________________________ /</w:t>
       </w:r>
     </w:p>
     <w:p>
@@ -313,246 +313,264 @@
           <w:i w:val="0"/>
           <w:sz w:val="28"/>
         </w:rPr>
-        <w:t>______________________________ 2026 г.</w:t>
+        <w:t>____________________ 2026 г.</w:t>
       </w:r>
     </w:p>
     <w:p>
+      <w:pPr>
+        <w:pStyle w:val="StructHeading"/>
+        <w:pageBreakBefore/>
+      </w:pPr>
       <w:r>
-        <w:br w:type="page"/>
+        <w:t>РЕФЕРАТ</w:t>
       </w:r>
     </w:p>
     <w:p>
-      <w:pPr>
-        <w:pStyle w:val="CenterNoIndent"/>
-        <w:spacing w:after="240"/>
-      </w:pPr>
+      <w:pPr/>
       <w:r>
-        <w:rPr>
-          <w:b/>
-          <w:sz w:val="28"/>
-        </w:rPr>
+        <w:t>Отчёт содержит: 33 с., 38 рис., 1 табл., 5 источников.</w:t>
+      </w:r>
+    </w:p>
+    <w:p>
+      <w:pPr/>
+      <w:r>
+        <w:t>Ключевые слова: РОСА ФРЕШ, ОПЕРАЦИОННАЯ СИСТЕМА, LINUX, ВИРТУАЛЬНАЯ МАШИНА, VMWARE WORKSTATION, УСТАНОВЩИК ANACONDA, RED HAT, ВИРТУАЛИЗАЦИЯ, РАЗМЕТКА ДИСКА, СЕТЕВОЙ МОСТ, NAT.</w:t>
+      </w:r>
+    </w:p>
+    <w:p>
+      <w:pPr/>
+      <w:r>
+        <w:t>Объектом исследования является процесс установки операционной системы на базе ядра Linux на виртуальную машину. Цель работы — получение практических навыков установки операционных систем семейства Red Hat на примере отечественной ОС «РОСА Фреш» в среде виртуализации VMware Workstation.</w:t>
+      </w:r>
+    </w:p>
+    <w:p>
+      <w:pPr/>
+      <w:r>
+        <w:t>Методологическую основу работы составляет натурный эксперимент: создание виртуальной машины с заданными параметрами оборудования, установка операционной системы с установочного ISO-образа в режиме live, первичная настройка системы, вход в неё и диагностика сетевого взаимодействия.</w:t>
+      </w:r>
+    </w:p>
+    <w:p>
+      <w:pPr/>
+      <w:r>
+        <w:t>В результате работы создана и настроена виртуальная машина ROSA, установлена ОС «РОСА Фреш 13.2», настроены учётные записи суперпользователя и пользователя, выполнена первичная загрузка системы; выявлена и устранена причина недоступности сети в режиме «мост» переводом сетевого адаптера в режим NAT.</w:t>
+      </w:r>
+    </w:p>
+    <w:p>
+      <w:pPr>
+        <w:pStyle w:val="StructHeading"/>
+        <w:pageBreakBefore/>
+      </w:pPr>
+      <w:r>
         <w:t>СОДЕРЖАНИЕ</w:t>
       </w:r>
     </w:p>
     <w:p>
       <w:pPr>
-        <w:pStyle w:val="LeftNoIndent"/>
+        <w:pStyle w:val="TocGOST"/>
         <w:tabs>
           <w:tab w:pos="9354" w:val="right" w:leader="dot"/>
         </w:tabs>
-        <w:spacing w:after="0"/>
-        <w:ind w:left="0"/>
+        <w:ind w:left="0" w:firstLine="0"/>
       </w:pPr>
       <w:r>
-        <w:t>1 Цель работы</w:t>
-        <w:tab/>
-        <w:t>3</w:t>
-      </w:r>
-    </w:p>
-    <w:p>
-      <w:pPr>
-        <w:pStyle w:val="LeftNoIndent"/>
-        <w:tabs>
-          <w:tab w:pos="9354" w:val="right" w:leader="dot"/>
-        </w:tabs>
-        <w:spacing w:after="0"/>
-        <w:ind w:left="0"/>
-      </w:pPr>
-      <w:r>
-        <w:t>2 Задание</w:t>
-        <w:tab/>
-        <w:t>3</w:t>
-      </w:r>
-    </w:p>
-    <w:p>
-      <w:pPr>
-        <w:pStyle w:val="LeftNoIndent"/>
-        <w:tabs>
-          <w:tab w:pos="9354" w:val="right" w:leader="dot"/>
-        </w:tabs>
-        <w:spacing w:after="0"/>
-        <w:ind w:left="0"/>
-      </w:pPr>
-      <w:r>
-        <w:t>3 Используемое программное обеспечение и параметры виртуальной машины</w:t>
-        <w:tab/>
-        <w:t>3</w:t>
-      </w:r>
-    </w:p>
-    <w:p>
-      <w:pPr>
-        <w:pStyle w:val="LeftNoIndent"/>
-        <w:tabs>
-          <w:tab w:pos="9354" w:val="right" w:leader="dot"/>
-        </w:tabs>
-        <w:spacing w:after="0"/>
-        <w:ind w:left="0"/>
-      </w:pPr>
-      <w:r>
-        <w:t>4 Краткие теоретические сведения</w:t>
+        <w:t>ВВЕДЕНИЕ</w:t>
         <w:tab/>
         <w:t>4</w:t>
       </w:r>
     </w:p>
     <w:p>
       <w:pPr>
-        <w:pStyle w:val="LeftNoIndent"/>
+        <w:pStyle w:val="TocGOST"/>
         <w:tabs>
           <w:tab w:pos="9354" w:val="right" w:leader="dot"/>
         </w:tabs>
-        <w:spacing w:after="0"/>
-        <w:ind w:left="0"/>
+        <w:ind w:left="0" w:firstLine="0"/>
       </w:pPr>
       <w:r>
-        <w:t>5 Ход выполнения работы</w:t>
+        <w:t>1 Операционная система «РОСА» и особенности установки дистрибутивов семейства Red Hat</w:t>
         <w:tab/>
         <w:t>5</w:t>
       </w:r>
     </w:p>
     <w:p>
       <w:pPr>
-        <w:pStyle w:val="LeftNoIndent"/>
+        <w:pStyle w:val="TocGOST"/>
         <w:tabs>
-          <w:tab w:pos="8929" w:val="right" w:leader="dot"/>
+          <w:tab w:pos="9071" w:val="right" w:leader="dot"/>
         </w:tabs>
-        <w:spacing w:after="0"/>
-        <w:ind w:left="425"/>
+        <w:ind w:left="283" w:firstLine="0"/>
       </w:pPr>
       <w:r>
-        <w:t>5.1 Создание виртуальной машины</w:t>
+        <w:t>1.1 Общие сведения об операционной системе «РОСА»</w:t>
         <w:tab/>
         <w:t>5</w:t>
       </w:r>
     </w:p>
     <w:p>
       <w:pPr>
-        <w:pStyle w:val="LeftNoIndent"/>
+        <w:pStyle w:val="TocGOST"/>
         <w:tabs>
-          <w:tab w:pos="8929" w:val="right" w:leader="dot"/>
+          <w:tab w:pos="9071" w:val="right" w:leader="dot"/>
         </w:tabs>
-        <w:spacing w:after="0"/>
-        <w:ind w:left="425"/>
+        <w:ind w:left="283" w:firstLine="0"/>
       </w:pPr>
       <w:r>
-        <w:t>5.2 Установка операционной системы</w:t>
+        <w:t>1.2 Особенности установки дистрибутивов семейства Red Hat</w:t>
         <w:tab/>
-        <w:t>13</w:t>
+        <w:t>5</w:t>
       </w:r>
     </w:p>
     <w:p>
       <w:pPr>
-        <w:pStyle w:val="LeftNoIndent"/>
+        <w:pStyle w:val="TocGOST"/>
         <w:tabs>
-          <w:tab w:pos="8929" w:val="right" w:leader="dot"/>
+          <w:tab w:pos="9071" w:val="right" w:leader="dot"/>
         </w:tabs>
-        <w:spacing w:after="0"/>
-        <w:ind w:left="425"/>
+        <w:ind w:left="283" w:firstLine="0"/>
       </w:pPr>
       <w:r>
-        <w:t>5.3 Первичная загрузка и вход в систему</w:t>
+        <w:t>1.3 Режимы сетевого взаимодействия виртуальных машин в VMware Workstation</w:t>
         <w:tab/>
-        <w:t>21</w:t>
+        <w:t>6</w:t>
       </w:r>
     </w:p>
     <w:p>
       <w:pPr>
-        <w:pStyle w:val="LeftNoIndent"/>
+        <w:pStyle w:val="TocGOST"/>
         <w:tabs>
-          <w:tab w:pos="8929" w:val="right" w:leader="dot"/>
+          <w:tab w:pos="9354" w:val="right" w:leader="dot"/>
         </w:tabs>
-        <w:spacing w:after="0"/>
-        <w:ind w:left="425"/>
+        <w:ind w:left="0" w:firstLine="0"/>
       </w:pPr>
       <w:r>
-        <w:t>5.4 Настройка сети и оформления рабочего стола</w:t>
+        <w:t>2 Используемое программное обеспечение и параметры виртуальной машины</w:t>
         <w:tab/>
-        <w:t>24</w:t>
+        <w:t>7</w:t>
       </w:r>
     </w:p>
     <w:p>
       <w:pPr>
-        <w:pStyle w:val="LeftNoIndent"/>
+        <w:pStyle w:val="TocGOST"/>
         <w:tabs>
           <w:tab w:pos="9354" w:val="right" w:leader="dot"/>
         </w:tabs>
-        <w:spacing w:after="0"/>
-        <w:ind w:left="0"/>
+        <w:ind w:left="0" w:firstLine="0"/>
       </w:pPr>
       <w:r>
-        <w:t>6 Проблемы, возникшие при выполнении работы, и способы их решения</w:t>
+        <w:t>3 Создание виртуальной машины</w:t>
         <w:tab/>
-        <w:t>26</w:t>
+        <w:t>8</w:t>
       </w:r>
     </w:p>
     <w:p>
       <w:pPr>
-        <w:pStyle w:val="LeftNoIndent"/>
+        <w:pStyle w:val="TocGOST"/>
         <w:tabs>
           <w:tab w:pos="9354" w:val="right" w:leader="dot"/>
         </w:tabs>
-        <w:spacing w:after="0"/>
-        <w:ind w:left="0"/>
+        <w:ind w:left="0" w:firstLine="0"/>
       </w:pPr>
       <w:r>
-        <w:t>7 Вывод</w:t>
+        <w:t>4 Установка операционной системы</w:t>
         <w:tab/>
-        <w:t>27</w:t>
+        <w:t>15</w:t>
       </w:r>
     </w:p>
     <w:p>
       <w:pPr>
-        <w:pStyle w:val="LeftNoIndent"/>
+        <w:pStyle w:val="TocGOST"/>
         <w:tabs>
           <w:tab w:pos="9354" w:val="right" w:leader="dot"/>
         </w:tabs>
-        <w:spacing w:after="0"/>
-        <w:ind w:left="0"/>
+        <w:ind w:left="0" w:firstLine="0"/>
+      </w:pPr>
+      <w:r>
+        <w:t>5 Первичная загрузка и вход в систему</w:t>
+        <w:tab/>
+        <w:t>25</w:t>
+      </w:r>
+    </w:p>
+    <w:p>
+      <w:pPr>
+        <w:pStyle w:val="TocGOST"/>
+        <w:tabs>
+          <w:tab w:pos="9354" w:val="right" w:leader="dot"/>
+        </w:tabs>
+        <w:ind w:left="0" w:firstLine="0"/>
+      </w:pPr>
+      <w:r>
+        <w:t>6 Настройка сети и оформления рабочего стола</w:t>
+        <w:tab/>
+        <w:t>28</w:t>
+      </w:r>
+    </w:p>
+    <w:p>
+      <w:pPr>
+        <w:pStyle w:val="TocGOST"/>
+        <w:tabs>
+          <w:tab w:pos="9354" w:val="right" w:leader="dot"/>
+        </w:tabs>
+        <w:ind w:left="0" w:firstLine="0"/>
+      </w:pPr>
+      <w:r>
+        <w:t>7 Проблемы, возникшие при выполнении работы, и способы их решения</w:t>
+        <w:tab/>
+        <w:t>30</w:t>
+      </w:r>
+    </w:p>
+    <w:p>
+      <w:pPr>
+        <w:pStyle w:val="TocGOST"/>
+        <w:tabs>
+          <w:tab w:pos="9354" w:val="right" w:leader="dot"/>
+        </w:tabs>
+        <w:ind w:left="0" w:firstLine="0"/>
+      </w:pPr>
+      <w:r>
+        <w:t>ЗАКЛЮЧЕНИЕ</w:t>
+        <w:tab/>
+        <w:t>32</w:t>
+      </w:r>
+    </w:p>
+    <w:p>
+      <w:pPr>
+        <w:pStyle w:val="TocGOST"/>
+        <w:tabs>
+          <w:tab w:pos="9354" w:val="right" w:leader="dot"/>
+        </w:tabs>
+        <w:ind w:left="0" w:firstLine="0"/>
       </w:pPr>
       <w:r>
         <w:t>СПИСОК ИСПОЛЬЗОВАННЫХ ИСТОЧНИКОВ</w:t>
         <w:tab/>
-        <w:t>27</w:t>
+        <w:t>33</w:t>
       </w:r>
     </w:p>
     <w:p>
+      <w:pPr>
+        <w:pStyle w:val="StructHeading"/>
+        <w:pageBreakBefore/>
+      </w:pPr>
       <w:r>
-        <w:br w:type="page"/>
-      </w:r>
-    </w:p>
-    <w:p>
-      <w:pPr>
-        <w:pStyle w:val="Heading1"/>
-      </w:pPr>
-      <w:r>
-        <w:t>1 Цель работы</w:t>
+        <w:t>ВВЕДЕНИЕ</w:t>
       </w:r>
     </w:p>
     <w:p>
       <w:pPr/>
       <w:r>
-        <w:t>Целью практической работы является получение практических навыков установки операционной системы на базе ядра Linux на виртуальную машину, а также изучение особенностей установки дистрибутивов, ведущих происхождение от ОС Red Hat (пакетная база RPM, установщик Anaconda), на примере отечественной операционной системы «РОСА Фреш».</w:t>
-      </w:r>
-    </w:p>
-    <w:p>
-      <w:pPr>
-        <w:pStyle w:val="Heading1"/>
-      </w:pPr>
-      <w:r>
-        <w:t>2 Задание</w:t>
+        <w:t>В условиях перехода на отечественное программное обеспечение возрастает потребность в специалистах, владеющих практическими навыками установки, настройки и сопровождения операционных систем на базе ядра Linux. Значительная часть таких систем ведёт происхождение от ОС Red Hat и наследует особенности этого семейства: установщик Anaconda, пакетную базу RPM, систему инициализации systemd, а также специфику разметки диска и настройки учётных записей. Практическую подготовку целесообразно проводить на виртуальных машинах: виртуализация позволяет безопасно экспериментировать с разметкой диска, режимами сетевого взаимодействия и параметрами оборудования, не затрагивая основную систему.</w:t>
       </w:r>
     </w:p>
     <w:p>
       <w:pPr/>
       <w:r>
-        <w:t>В ходе практической работы необходимо выполнить следующие действия:</w:t>
+        <w:t>Целью практической работы является получение практических навыков установки операционной системы на базе ядра Linux на виртуальную машину, а также изучение особенностей установки дистрибутивов, ведущих происхождение от ОС Red Hat, на примере отечественной операционной системы «РОСА Фреш» [1].</w:t>
       </w:r>
     </w:p>
     <w:p>
-      <w:pPr>
-        <w:pStyle w:val="ListGOST"/>
-      </w:pPr>
+      <w:pPr/>
       <w:r>
-        <w:t>– ознакомиться с общими сведениями об операционной системе «РОСА» и её отличительными особенностями;</w:t>
+        <w:t>Для достижения поставленной цели необходимо решить следующие задачи:</w:t>
       </w:r>
     </w:p>
     <w:p>
@@ -560,7 +578,7 @@
         <w:pStyle w:val="ListGOST"/>
       </w:pPr>
       <w:r>
-        <w:t>– создать в среде VMware Workstation Pro новую виртуальную машину с заданными параметрами (процессор, объём оперативной памяти, тип сетевого адаптера, объём и тип виртуального диска);</w:t>
+        <w:t>– создать в среде VMware Workstation Pro виртуальную машину с заданными параметрами процессора, объёма оперативной памяти, контроллера и виртуального диска;</w:t>
       </w:r>
     </w:p>
     <w:p>
@@ -576,7 +594,7 @@
         <w:pStyle w:val="ListGOST"/>
       </w:pPr>
       <w:r>
-        <w:t>– задать пароль суперпользователя root, создать учётную запись пользователя, настроить сеть и имя узла;</w:t>
+        <w:t>– изучить особенности установщика Anaconda: обязательное принятие лицензионного соглашения, задание пароля суперпользователя root, создание учётной записи пользователя, автоматическую разметку диска;</w:t>
       </w:r>
     </w:p>
     <w:p>
@@ -592,42 +610,188 @@
         <w:pStyle w:val="ListGOST"/>
       </w:pPr>
       <w:r>
-        <w:t>– при возникновении проблем с сетевым взаимодействием виртуальной машины выявить причину и устранить её.</w:t>
-      </w:r>
-    </w:p>
-    <w:p>
-      <w:pPr>
-        <w:pStyle w:val="Heading1"/>
-      </w:pPr>
-      <w:r>
-        <w:t>3 Используемое программное обеспечение и параметры виртуальной машины</w:t>
+        <w:t>– настроить сетевое взаимодействие виртуальной машины и устранить неисправность, возникшую при использовании режима «мост».</w:t>
       </w:r>
     </w:p>
     <w:p>
       <w:pPr/>
       <w:r>
-        <w:t>Работа выполнялась на компьютере с операционной системой Windows. В качестве средства виртуализации использовался программный продукт VMware Workstation Pro 26H1 (по состоянию на сентябрь 2026 г. доступен бесплатно, в том числе для образовательных целей). Установка выполнялась с ISO-образа ROSA_FRESH_PLASMA6.13.2.x86_64.iso, содержащего операционную систему «РОСА Фреш 13.2» с рабочим окружением KDE Plasma 6 и ядром Linux 6.12.</w:t>
+        <w:t>Объектом исследования является процесс установки операционной системы на виртуальную машину, предметом — особенности установки дистрибутивов семейства Red Hat и настройки сетевого взаимодействия виртуальной машины. В работе использованы методы натурного эксперимента и анализа документации.</w:t>
+      </w:r>
+    </w:p>
+    <w:p>
+      <w:pPr>
+        <w:pStyle w:val="Heading1"/>
+      </w:pPr>
+      <w:r>
+        <w:t>1 Операционная система «РОСА» и особенности установки дистрибутивов семейства Red Hat</w:t>
+      </w:r>
+    </w:p>
+    <w:p>
+      <w:pPr>
+        <w:pStyle w:val="Heading2"/>
+      </w:pPr>
+      <w:r>
+        <w:t>1.1 Общие сведения об операционной системе «РОСА»</w:t>
       </w:r>
     </w:p>
     <w:p>
       <w:pPr/>
       <w:r>
-        <w:t>Параметры созданной виртуальной машины приведены в таблице 1.</w:t>
+        <w:t>«РОСА Фреш» (ROSA Desktop.Fresh) — свободно распространяемый дистрибутив операционной системы Linux, разрабатываемый компанией ООО «НТЦ ИТ РОСА» [1]. Дистрибутив входит в линейку отечественных операционных систем и ориентирован на применение как на рабочих станциях, так и на серверных решениях [2].</w:t>
       </w:r>
     </w:p>
     <w:p>
+      <w:pPr/>
+      <w:r>
+        <w:t>Как и большинство отечественных систем на ядре Linux, «РОСА Фреш» ведёт происхождение от ОС Red Hat: используются пакетный менеджер RPM и система управления пакетами DNF, система инициализации systemd, а установка выполняется штатным для семейства Red Hat установщиком Anaconda. Выпуск «РОСА Фреш 13» переведён на ядро Linux 6.12 и рабочее окружение KDE Plasma 6 [3]. В практической работе использовался установочный образ ROSA_FRESH_PLASMA6.13.2.x86_64.iso, содержащий ОС «РОСА Фреш 13.2».</w:t>
+      </w:r>
+    </w:p>
+    <w:p>
+      <w:pPr>
+        <w:pStyle w:val="Heading2"/>
+      </w:pPr>
+      <w:r>
+        <w:t>1.2 Особенности установки дистрибутивов семейства Red Hat</w:t>
+      </w:r>
+    </w:p>
+    <w:p>
+      <w:pPr/>
+      <w:r>
+        <w:t>Происхождение от ОС Red Hat определяет ряд особенностей установки, которые необходимо учитывать при выполнении работы:</w:t>
+      </w:r>
+    </w:p>
+    <w:p>
+      <w:pPr>
+        <w:pStyle w:val="ListGOST"/>
+      </w:pPr>
+      <w:r>
+        <w:t>– установщик Anaconda реализует «двухфазный» подход: сначала пользователь заполняет все разделы экрана «Обзор установки» (региональные настройки, место установки диска, имя сети и узла, параметры учётных записей, лицензионное соглашение), и только затем запускается процесс копирования файлов на диск;</w:t>
+      </w:r>
+    </w:p>
+    <w:p>
+      <w:pPr>
+        <w:pStyle w:val="ListGOST"/>
+      </w:pPr>
+      <w:r>
+        <w:t>– принятие лицензионного соглашения является отдельным обязательным действием: пока флажок согласия не установлен, кнопка запуска установки недоступна;</w:t>
+      </w:r>
+    </w:p>
+    <w:p>
+      <w:pPr>
+        <w:pStyle w:val="ListGOST"/>
+      </w:pPr>
+      <w:r>
+        <w:t>– учётная запись суперпользователя root настраивается явно — задаётся пароль либо учётная запись блокируется, тогда как в дистрибутивах семейства Debian по умолчанию root не имеет пароля, а административные команды выполняются через sudo;</w:t>
+      </w:r>
+    </w:p>
+    <w:p>
+      <w:pPr>
+        <w:pStyle w:val="ListGOST"/>
+      </w:pPr>
+      <w:r>
+        <w:t>– при автоматической разметке диска с таблицей разделов GPT в режиме BIOS создаётся служебный раздел biosboot, а для файловой системы по умолчанию применяется менеджер логических томов LVM;</w:t>
+      </w:r>
+    </w:p>
+    <w:p>
+      <w:pPr>
+        <w:pStyle w:val="ListGOST"/>
+      </w:pPr>
+      <w:r>
+        <w:t>– управление программным обеспечением выполняется средствами RPM и DNF, что позволяет устанавливать пакеты из репозиториев дистрибутива после первой загрузки системы.</w:t>
+      </w:r>
+    </w:p>
+    <w:p>
+      <w:pPr/>
+      <w:r>
+        <w:t>Установка выполнялась в режиме live: система загружается с установочного носителя и работает в оперативной памяти, не изменяя данные на диске, после чего из неё запускается установщик. Такой режим позволяет предварительно оценить работу системы и убедиться в совместимости оборудования.</w:t>
+      </w:r>
+    </w:p>
+    <w:p>
+      <w:pPr>
+        <w:pStyle w:val="Heading2"/>
+      </w:pPr>
+      <w:r>
+        <w:t>1.3 Режимы сетевого взаимодействия виртуальных машин в VMware Workstation</w:t>
+      </w:r>
+    </w:p>
+    <w:p>
+      <w:pPr/>
+      <w:r>
+        <w:t>Сетевой адаптер виртуальной машины может работать в нескольких режимах, различающихся способом взаимодействия с внешними сетями [4]:</w:t>
+      </w:r>
+    </w:p>
+    <w:p>
+      <w:pPr>
+        <w:pStyle w:val="ListGOST"/>
+      </w:pPr>
+      <w:r>
+        <w:t>– Bridged («мост») — виртуальный адаптер подключается к физическому сетевому адаптеру хост-компьютера и виртуальная машина получает собственный адрес в физической сети;</w:t>
+      </w:r>
+    </w:p>
+    <w:p>
+      <w:pPr>
+        <w:pStyle w:val="ListGOST"/>
+      </w:pPr>
+      <w:r>
+        <w:t>– NAT — обмен данными с внешней сетью выполняется через хост-компьютер, а адрес виртуальной машине выдаёт встроенный DHCP-сервер VMware, при этом виртуальная сеть изолирована от физической;</w:t>
+      </w:r>
+    </w:p>
+    <w:p>
+      <w:pPr>
+        <w:pStyle w:val="ListGOST"/>
+      </w:pPr>
+      <w:r>
+        <w:t>– Host-only — взаимодействие возможно только с хост-компьютером, доступ во внешнюю сеть отсутствует;</w:t>
+      </w:r>
+    </w:p>
+    <w:p>
+      <w:pPr>
+        <w:pStyle w:val="ListGOST"/>
+      </w:pPr>
+      <w:r>
+        <w:t>– Custom — использование отдельного виртуального коммутатора, настраиваемого пользователем, в том числе для организации сегмента сети между несколькими виртуальными машинами.</w:t>
+      </w:r>
+    </w:p>
+    <w:p>
+      <w:pPr/>
+      <w:r>
+        <w:t>Выбор режима влияет на работоспособность сети внутри гостевой системы: в режиме «мост» получение IP-адреса зависит от внешнего DHCP-сервера физической сети, тогда как в режиме NAT адресация обеспечивается средствами самой среды виртуализации.</w:t>
+      </w:r>
+    </w:p>
+    <w:p>
+      <w:pPr>
+        <w:pStyle w:val="Heading1"/>
+      </w:pPr>
+      <w:r>
+        <w:t>2 Используемое программное обеспечение и параметры виртуальной машины</w:t>
+      </w:r>
+    </w:p>
+    <w:p>
+      <w:pPr/>
+      <w:r>
+        <w:t>Работа выполнялась на компьютере под управлением ОС Windows. В качестве средства виртуализации использовался программный продукт VMware Workstation Pro 26H1: начиная с версии 17 продукт распространяется бесплатно, в том числе для образовательных целей, а выпуск 26H1 включает 64-разрядную версию приложения для Windows [5].</w:t>
+      </w:r>
+    </w:p>
+    <w:p>
+      <w:pPr/>
+      <w:r>
+        <w:t>Установка выполнялась с ISO-образа ROSA_FRESH_PLASMA6.13.2.x86_64.iso, содержащего операционную систему «РОСА Фреш 13.2» с ядром Linux 6.12 и рабочим окружением KDE Plasma 6. Параметры созданной виртуальной машины приведены в таблице 1.</w:t>
+      </w:r>
+    </w:p>
+    <w:p>
       <w:pPr>
         <w:pStyle w:val="TableCaption"/>
       </w:pPr>
       <w:r>
-        <w:t>Таблица 1 — Параметры виртуальной машины</w:t>
+        <w:t>Таблица 1 – Параметры виртуальной машины</w:t>
       </w:r>
     </w:p>
     <w:tbl>
       <w:tblPr>
         <w:tblStyle w:val="TableGrid"/>
         <w:tblW w:type="auto" w:w="0"/>
-        <w:tblLayout w:type="autofit"/>
+        <w:tblLayout w:type="fixed"/>
         <w:tblLook w:firstColumn="1" w:firstRow="1" w:lastColumn="0" w:lastRow="0" w:noHBand="0" w:noVBand="1" w:val="04A0"/>
       </w:tblPr>
       <w:tblGrid>
@@ -637,11 +801,11 @@
       <w:tr>
         <w:tc>
           <w:tcPr>
-            <w:tcW w:type="dxa" w:w="4844"/>
+            <w:tcW w:type="dxa" w:w="3402"/>
           </w:tcPr>
           <w:p>
             <w:pPr>
-              <w:spacing w:line="240" w:lineRule="auto" w:after="40"/>
+              <w:spacing w:line="240" w:lineRule="auto" w:before="0" w:after="40"/>
               <w:ind w:firstLine="0"/>
               <w:jc w:val="left"/>
             </w:pPr>
@@ -657,11 +821,11 @@
         </w:tc>
         <w:tc>
           <w:tcPr>
-            <w:tcW w:type="dxa" w:w="4844"/>
+            <w:tcW w:type="dxa" w:w="5953"/>
           </w:tcPr>
           <w:p>
             <w:pPr>
-              <w:spacing w:line="240" w:lineRule="auto" w:after="40"/>
+              <w:spacing w:line="240" w:lineRule="auto" w:before="0" w:after="40"/>
               <w:ind w:firstLine="0"/>
               <w:jc w:val="left"/>
             </w:pPr>
@@ -679,11 +843,11 @@
       <w:tr>
         <w:tc>
           <w:tcPr>
-            <w:tcW w:type="dxa" w:w="4844"/>
+            <w:tcW w:type="dxa" w:w="3402"/>
           </w:tcPr>
           <w:p>
             <w:pPr>
-              <w:spacing w:line="240" w:lineRule="auto" w:after="40"/>
+              <w:spacing w:line="240" w:lineRule="auto" w:before="0" w:after="40"/>
               <w:ind w:firstLine="0"/>
               <w:jc w:val="left"/>
             </w:pPr>
@@ -699,11 +863,11 @@
         </w:tc>
         <w:tc>
           <w:tcPr>
-            <w:tcW w:type="dxa" w:w="4844"/>
+            <w:tcW w:type="dxa" w:w="5953"/>
           </w:tcPr>
           <w:p>
             <w:pPr>
-              <w:spacing w:line="240" w:lineRule="auto" w:after="40"/>
+              <w:spacing w:line="240" w:lineRule="auto" w:before="0" w:after="40"/>
               <w:ind w:firstLine="0"/>
               <w:jc w:val="left"/>
             </w:pPr>
@@ -721,11 +885,11 @@
       <w:tr>
         <w:tc>
           <w:tcPr>
-            <w:tcW w:type="dxa" w:w="4844"/>
+            <w:tcW w:type="dxa" w:w="3402"/>
           </w:tcPr>
           <w:p>
             <w:pPr>
-              <w:spacing w:line="240" w:lineRule="auto" w:after="40"/>
+              <w:spacing w:line="240" w:lineRule="auto" w:before="0" w:after="40"/>
               <w:ind w:firstLine="0"/>
               <w:jc w:val="left"/>
             </w:pPr>
@@ -735,17 +899,17 @@
                 <w:b w:val="0"/>
                 <w:sz w:val="24"/>
               </w:rPr>
-              <w:t>Файл конфигурации</w:t>
+              <w:t>Каталог размещения</w:t>
             </w:r>
           </w:p>
         </w:tc>
         <w:tc>
           <w:tcPr>
-            <w:tcW w:type="dxa" w:w="4844"/>
+            <w:tcW w:type="dxa" w:w="5953"/>
           </w:tcPr>
           <w:p>
             <w:pPr>
-              <w:spacing w:line="240" w:lineRule="auto" w:after="40"/>
+              <w:spacing w:line="240" w:lineRule="auto" w:before="0" w:after="40"/>
               <w:ind w:firstLine="0"/>
               <w:jc w:val="left"/>
             </w:pPr>
@@ -755,7 +919,7 @@
                 <w:b w:val="0"/>
                 <w:sz w:val="24"/>
               </w:rPr>
-              <w:t>Y:\Programs\VMware\VM\ROSA\ROSA.vmx</w:t>
+              <w:t>Y:\Programs\VMware\VM\ROSA</w:t>
             </w:r>
           </w:p>
         </w:tc>
@@ -763,11 +927,11 @@
       <w:tr>
         <w:tc>
           <w:tcPr>
-            <w:tcW w:type="dxa" w:w="4844"/>
+            <w:tcW w:type="dxa" w:w="3402"/>
           </w:tcPr>
           <w:p>
             <w:pPr>
-              <w:spacing w:line="240" w:lineRule="auto" w:after="40"/>
+              <w:spacing w:line="240" w:lineRule="auto" w:before="0" w:after="40"/>
               <w:ind w:firstLine="0"/>
               <w:jc w:val="left"/>
             </w:pPr>
@@ -783,11 +947,11 @@
         </w:tc>
         <w:tc>
           <w:tcPr>
-            <w:tcW w:type="dxa" w:w="4844"/>
+            <w:tcW w:type="dxa" w:w="5953"/>
           </w:tcPr>
           <w:p>
             <w:pPr>
-              <w:spacing w:line="240" w:lineRule="auto" w:after="40"/>
+              <w:spacing w:line="240" w:lineRule="auto" w:before="0" w:after="40"/>
               <w:ind w:firstLine="0"/>
               <w:jc w:val="left"/>
             </w:pPr>
@@ -805,11 +969,11 @@
       <w:tr>
         <w:tc>
           <w:tcPr>
-            <w:tcW w:type="dxa" w:w="4844"/>
+            <w:tcW w:type="dxa" w:w="3402"/>
           </w:tcPr>
           <w:p>
             <w:pPr>
-              <w:spacing w:line="240" w:lineRule="auto" w:after="40"/>
+              <w:spacing w:line="240" w:lineRule="auto" w:before="0" w:after="40"/>
               <w:ind w:firstLine="0"/>
               <w:jc w:val="left"/>
             </w:pPr>
@@ -825,11 +989,11 @@
         </w:tc>
         <w:tc>
           <w:tcPr>
-            <w:tcW w:type="dxa" w:w="4844"/>
+            <w:tcW w:type="dxa" w:w="5953"/>
           </w:tcPr>
           <w:p>
             <w:pPr>
-              <w:spacing w:line="240" w:lineRule="auto" w:after="40"/>
+              <w:spacing w:line="240" w:lineRule="auto" w:before="0" w:after="40"/>
               <w:ind w:firstLine="0"/>
               <w:jc w:val="left"/>
             </w:pPr>
@@ -847,11 +1011,11 @@
       <w:tr>
         <w:tc>
           <w:tcPr>
-            <w:tcW w:type="dxa" w:w="4844"/>
+            <w:tcW w:type="dxa" w:w="3402"/>
           </w:tcPr>
           <w:p>
             <w:pPr>
-              <w:spacing w:line="240" w:lineRule="auto" w:after="40"/>
+              <w:spacing w:line="240" w:lineRule="auto" w:before="0" w:after="40"/>
               <w:ind w:firstLine="0"/>
               <w:jc w:val="left"/>
             </w:pPr>
@@ -867,11 +1031,11 @@
         </w:tc>
         <w:tc>
           <w:tcPr>
-            <w:tcW w:type="dxa" w:w="4844"/>
+            <w:tcW w:type="dxa" w:w="5953"/>
           </w:tcPr>
           <w:p>
             <w:pPr>
-              <w:spacing w:line="240" w:lineRule="auto" w:after="40"/>
+              <w:spacing w:line="240" w:lineRule="auto" w:before="0" w:after="40"/>
               <w:ind w:firstLine="0"/>
               <w:jc w:val="left"/>
             </w:pPr>
@@ -889,11 +1053,11 @@
       <w:tr>
         <w:tc>
           <w:tcPr>
-            <w:tcW w:type="dxa" w:w="4844"/>
+            <w:tcW w:type="dxa" w:w="3402"/>
           </w:tcPr>
           <w:p>
             <w:pPr>
-              <w:spacing w:line="240" w:lineRule="auto" w:after="40"/>
+              <w:spacing w:line="240" w:lineRule="auto" w:before="0" w:after="40"/>
               <w:ind w:firstLine="0"/>
               <w:jc w:val="left"/>
             </w:pPr>
@@ -909,11 +1073,11 @@
         </w:tc>
         <w:tc>
           <w:tcPr>
-            <w:tcW w:type="dxa" w:w="4844"/>
+            <w:tcW w:type="dxa" w:w="5953"/>
           </w:tcPr>
           <w:p>
             <w:pPr>
-              <w:spacing w:line="240" w:lineRule="auto" w:after="40"/>
+              <w:spacing w:line="240" w:lineRule="auto" w:before="0" w:after="40"/>
               <w:ind w:firstLine="0"/>
               <w:jc w:val="left"/>
             </w:pPr>
@@ -931,11 +1095,11 @@
       <w:tr>
         <w:tc>
           <w:tcPr>
-            <w:tcW w:type="dxa" w:w="4844"/>
+            <w:tcW w:type="dxa" w:w="3402"/>
           </w:tcPr>
           <w:p>
             <w:pPr>
-              <w:spacing w:line="240" w:lineRule="auto" w:after="40"/>
+              <w:spacing w:line="240" w:lineRule="auto" w:before="0" w:after="40"/>
               <w:ind w:firstLine="0"/>
               <w:jc w:val="left"/>
             </w:pPr>
@@ -951,11 +1115,11 @@
         </w:tc>
         <w:tc>
           <w:tcPr>
-            <w:tcW w:type="dxa" w:w="4844"/>
+            <w:tcW w:type="dxa" w:w="5953"/>
           </w:tcPr>
           <w:p>
             <w:pPr>
-              <w:spacing w:line="240" w:lineRule="auto" w:after="40"/>
+              <w:spacing w:line="240" w:lineRule="auto" w:before="0" w:after="40"/>
               <w:ind w:firstLine="0"/>
               <w:jc w:val="left"/>
             </w:pPr>
@@ -973,11 +1137,11 @@
       <w:tr>
         <w:tc>
           <w:tcPr>
-            <w:tcW w:type="dxa" w:w="4844"/>
+            <w:tcW w:type="dxa" w:w="3402"/>
           </w:tcPr>
           <w:p>
             <w:pPr>
-              <w:spacing w:line="240" w:lineRule="auto" w:after="40"/>
+              <w:spacing w:line="240" w:lineRule="auto" w:before="0" w:after="40"/>
               <w:ind w:firstLine="0"/>
               <w:jc w:val="left"/>
             </w:pPr>
@@ -993,11 +1157,11 @@
         </w:tc>
         <w:tc>
           <w:tcPr>
-            <w:tcW w:type="dxa" w:w="4844"/>
+            <w:tcW w:type="dxa" w:w="5953"/>
           </w:tcPr>
           <w:p>
             <w:pPr>
-              <w:spacing w:line="240" w:lineRule="auto" w:after="40"/>
+              <w:spacing w:line="240" w:lineRule="auto" w:before="0" w:after="40"/>
               <w:ind w:firstLine="0"/>
               <w:jc w:val="left"/>
             </w:pPr>
@@ -1015,11 +1179,11 @@
       <w:tr>
         <w:tc>
           <w:tcPr>
-            <w:tcW w:type="dxa" w:w="4844"/>
+            <w:tcW w:type="dxa" w:w="3402"/>
           </w:tcPr>
           <w:p>
             <w:pPr>
-              <w:spacing w:line="240" w:lineRule="auto" w:after="40"/>
+              <w:spacing w:line="240" w:lineRule="auto" w:before="0" w:after="40"/>
               <w:ind w:firstLine="0"/>
               <w:jc w:val="left"/>
             </w:pPr>
@@ -1035,11 +1199,11 @@
         </w:tc>
         <w:tc>
           <w:tcPr>
-            <w:tcW w:type="dxa" w:w="4844"/>
+            <w:tcW w:type="dxa" w:w="5953"/>
           </w:tcPr>
           <w:p>
             <w:pPr>
-              <w:spacing w:line="240" w:lineRule="auto" w:after="40"/>
+              <w:spacing w:line="240" w:lineRule="auto" w:before="0" w:after="40"/>
               <w:ind w:firstLine="0"/>
               <w:jc w:val="left"/>
             </w:pPr>
@@ -1057,11 +1221,11 @@
       <w:tr>
         <w:tc>
           <w:tcPr>
-            <w:tcW w:type="dxa" w:w="4844"/>
+            <w:tcW w:type="dxa" w:w="3402"/>
           </w:tcPr>
           <w:p>
             <w:pPr>
-              <w:spacing w:line="240" w:lineRule="auto" w:after="40"/>
+              <w:spacing w:line="240" w:lineRule="auto" w:before="0" w:after="40"/>
               <w:ind w:firstLine="0"/>
               <w:jc w:val="left"/>
             </w:pPr>
@@ -1077,11 +1241,11 @@
         </w:tc>
         <w:tc>
           <w:tcPr>
-            <w:tcW w:type="dxa" w:w="4844"/>
+            <w:tcW w:type="dxa" w:w="5953"/>
           </w:tcPr>
           <w:p>
             <w:pPr>
-              <w:spacing w:line="240" w:lineRule="auto" w:after="40"/>
+              <w:spacing w:line="240" w:lineRule="auto" w:before="0" w:after="40"/>
               <w:ind w:firstLine="0"/>
               <w:jc w:val="left"/>
             </w:pPr>
@@ -1099,11 +1263,11 @@
       <w:tr>
         <w:tc>
           <w:tcPr>
-            <w:tcW w:type="dxa" w:w="4844"/>
+            <w:tcW w:type="dxa" w:w="3402"/>
           </w:tcPr>
           <w:p>
             <w:pPr>
-              <w:spacing w:line="240" w:lineRule="auto" w:after="40"/>
+              <w:spacing w:line="240" w:lineRule="auto" w:before="0" w:after="40"/>
               <w:ind w:firstLine="0"/>
               <w:jc w:val="left"/>
             </w:pPr>
@@ -1119,11 +1283,11 @@
         </w:tc>
         <w:tc>
           <w:tcPr>
-            <w:tcW w:type="dxa" w:w="4844"/>
+            <w:tcW w:type="dxa" w:w="5953"/>
           </w:tcPr>
           <w:p>
             <w:pPr>
-              <w:spacing w:line="240" w:lineRule="auto" w:after="40"/>
+              <w:spacing w:line="240" w:lineRule="auto" w:before="0" w:after="40"/>
               <w:ind w:firstLine="0"/>
               <w:jc w:val="left"/>
             </w:pPr>
@@ -1133,7 +1297,7 @@
                 <w:b w:val="0"/>
                 <w:sz w:val="24"/>
               </w:rPr>
-              <w:t>ROSA_FRESH_PLASMA6.13.2.x86_64.iso</w:t>
+              <w:t>Y:\downloads\ROSA_FRESH_PLASMA6.13.2.x86_64.iso</w:t>
             </w:r>
           </w:p>
         </w:tc>
@@ -1141,11 +1305,11 @@
       <w:tr>
         <w:tc>
           <w:tcPr>
-            <w:tcW w:type="dxa" w:w="4844"/>
+            <w:tcW w:type="dxa" w:w="3402"/>
           </w:tcPr>
           <w:p>
             <w:pPr>
-              <w:spacing w:line="240" w:lineRule="auto" w:after="40"/>
+              <w:spacing w:line="240" w:lineRule="auto" w:before="0" w:after="40"/>
               <w:ind w:firstLine="0"/>
               <w:jc w:val="left"/>
             </w:pPr>
@@ -1161,11 +1325,11 @@
         </w:tc>
         <w:tc>
           <w:tcPr>
-            <w:tcW w:type="dxa" w:w="4844"/>
+            <w:tcW w:type="dxa" w:w="5953"/>
           </w:tcPr>
           <w:p>
             <w:pPr>
-              <w:spacing w:line="240" w:lineRule="auto" w:after="40"/>
+              <w:spacing w:line="240" w:lineRule="auto" w:before="0" w:after="40"/>
               <w:ind w:firstLine="0"/>
               <w:jc w:val="left"/>
             </w:pPr>
@@ -1183,11 +1347,11 @@
       <w:tr>
         <w:tc>
           <w:tcPr>
-            <w:tcW w:type="dxa" w:w="4844"/>
+            <w:tcW w:type="dxa" w:w="3402"/>
           </w:tcPr>
           <w:p>
             <w:pPr>
-              <w:spacing w:line="240" w:lineRule="auto" w:after="40"/>
+              <w:spacing w:line="240" w:lineRule="auto" w:before="0" w:after="40"/>
               <w:ind w:firstLine="0"/>
               <w:jc w:val="left"/>
             </w:pPr>
@@ -1203,11 +1367,11 @@
         </w:tc>
         <w:tc>
           <w:tcPr>
-            <w:tcW w:type="dxa" w:w="4844"/>
+            <w:tcW w:type="dxa" w:w="5953"/>
           </w:tcPr>
           <w:p>
             <w:pPr>
-              <w:spacing w:line="240" w:lineRule="auto" w:after="40"/>
+              <w:spacing w:line="240" w:lineRule="auto" w:before="0" w:after="40"/>
               <w:ind w:firstLine="0"/>
               <w:jc w:val="left"/>
             </w:pPr>
@@ -1225,11 +1389,11 @@
       <w:tr>
         <w:tc>
           <w:tcPr>
-            <w:tcW w:type="dxa" w:w="4844"/>
+            <w:tcW w:type="dxa" w:w="3402"/>
           </w:tcPr>
           <w:p>
             <w:pPr>
-              <w:spacing w:line="240" w:lineRule="auto" w:after="40"/>
+              <w:spacing w:line="240" w:lineRule="auto" w:before="0" w:after="40"/>
               <w:ind w:firstLine="0"/>
               <w:jc w:val="left"/>
             </w:pPr>
@@ -1245,11 +1409,11 @@
         </w:tc>
         <w:tc>
           <w:tcPr>
-            <w:tcW w:type="dxa" w:w="4844"/>
+            <w:tcW w:type="dxa" w:w="5953"/>
           </w:tcPr>
           <w:p>
             <w:pPr>
-              <w:spacing w:line="240" w:lineRule="auto" w:after="40"/>
+              <w:spacing w:line="240" w:lineRule="auto" w:before="0" w:after="40"/>
               <w:ind w:firstLine="0"/>
               <w:jc w:val="left"/>
             </w:pPr>
@@ -1267,8 +1431,8 @@
     </w:tbl>
     <w:p>
       <w:pPr>
-        <w:pStyle w:val="LeftNoIndent"/>
-        <w:spacing w:after="120"/>
+        <w:pStyle w:val="CenterNoIndent"/>
+        <w:spacing w:after="0"/>
       </w:pPr>
     </w:p>
     <w:p>
@@ -1276,79 +1440,7 @@
         <w:pStyle w:val="Heading1"/>
       </w:pPr>
       <w:r>
-        <w:t>4 Краткие теоретические сведения</w:t>
-      </w:r>
-    </w:p>
-    <w:p>
-      <w:pPr/>
-      <w:r>
-        <w:t>«РОСА Фреш» — отечественный дистрибутив операционной системы Linux, разрабатываемый компанией ООО «НТЦ ИТ РОСА». Дистрибутив ведёт происхождение от ОС Red Hat Linux и развивается в русле традиций этого семейства: для управления пакетами используются RPM и DNF, в качестве системы инициализации применяется systemd, а установка выполняется штатным для Red Hat установщиком Anaconda.</w:t>
-      </w:r>
-    </w:p>
-    <w:p>
-      <w:pPr/>
-      <w:r>
-        <w:t>Перечисленные особенности определяют специфику установки, которую необходимо учитывать:</w:t>
-      </w:r>
-    </w:p>
-    <w:p>
-      <w:pPr>
-        <w:pStyle w:val="ListGOST"/>
-      </w:pPr>
-      <w:r>
-        <w:t>– установщик Anaconda реализует «двухфазный» подход: сначала пользователь заполняет все разделы экрана «Обзор установки» (региональные настройки, место установки диска, имя сети и узла, пользователи, лицензия), и только затем запускается процесс копирования файлов на диск;</w:t>
-      </w:r>
-    </w:p>
-    <w:p>
-      <w:pPr>
-        <w:pStyle w:val="ListGOST"/>
-      </w:pPr>
-      <w:r>
-        <w:t>– принятие лицензионного соглашения является обязательным шагом и выполняется отдельно;</w:t>
-      </w:r>
-    </w:p>
-    <w:p>
-      <w:pPr>
-        <w:pStyle w:val="ListGOST"/>
-      </w:pPr>
-      <w:r>
-        <w:t>– учётная запись суперпользователя root настраивается явно (задаётся пароль либо учётная запись блокируется), тогда как в дистрибутивах семейства Debian по умолчанию root не имеет пароля, а команды выполняются через sudo;</w:t>
-      </w:r>
-    </w:p>
-    <w:p>
-      <w:pPr>
-        <w:pStyle w:val="ListGOST"/>
-      </w:pPr>
-      <w:r>
-        <w:t>– при автоматической разметке диска на диске с таблицей разделов GPT в режиме BIOS создаётся служебный раздел biosboot, а для файловой системы по умолчанию используется менеджер логических томов LVM.</w:t>
-      </w:r>
-    </w:p>
-    <w:p>
-      <w:pPr/>
-      <w:r>
-        <w:t>Установка выполнялась в режиме live: система загружается с установочного образа и работает в оперативной памяти, не изменяя данные на диске, после чего из неё запускается установщик. Такой режим позволяет предварительно оценить работу системы.</w:t>
-      </w:r>
-    </w:p>
-    <w:p>
-      <w:pPr/>
-      <w:r>
-        <w:t>В VMware Workstation применяются три основных режима организации сети виртуальной машины: Bridged («мост»), при котором виртуальный адаптер подключается напрямую к физической сети и виртуальная машина получает собственный адрес в этой сети; NAT, при котором обмен данными с внешней сетью выполняется через хост-компьютер, а адрес выдаётся виртуальным DHCP-сервером VMware; Host-only, при котором взаимодействие возможно только с хост-компьютером. Выбор режима влияет на работоспособность сети внутри гостевой системы.</w:t>
-      </w:r>
-    </w:p>
-    <w:p>
-      <w:pPr>
-        <w:pStyle w:val="Heading1"/>
-      </w:pPr>
-      <w:r>
-        <w:t>5 Ход выполнения работы</w:t>
-      </w:r>
-    </w:p>
-    <w:p>
-      <w:pPr>
-        <w:pStyle w:val="Heading2"/>
-      </w:pPr>
-      <w:r>
-        <w:t>5.1 Создание виртуальной машины</w:t>
+        <w:t>3 Создание виртуальной машины</w:t>
       </w:r>
     </w:p>
     <w:p>
@@ -1360,6 +1452,7 @@
     <w:p>
       <w:pPr>
         <w:pStyle w:val="CenterNoIndent"/>
+        <w:keepNext/>
         <w:spacing w:before="120"/>
       </w:pPr>
       <w:r>
@@ -1402,7 +1495,7 @@
         <w:pStyle w:val="FigureCaption"/>
       </w:pPr>
       <w:r>
-        <w:t>Рисунок 1 — Выбор типа конфигурации виртуальной машины (Custom)</w:t>
+        <w:t>Рисунок 1 – Выбор типа конфигурации виртуальной машины (Custom)</w:t>
       </w:r>
     </w:p>
     <w:p>
@@ -1414,6 +1507,7 @@
     <w:p>
       <w:pPr>
         <w:pStyle w:val="CenterNoIndent"/>
+        <w:keepNext/>
         <w:spacing w:before="120"/>
       </w:pPr>
       <w:r>
@@ -1456,18 +1550,19 @@
         <w:pStyle w:val="FigureCaption"/>
       </w:pPr>
       <w:r>
-        <w:t>Рисунок 2 — Параметры совместимости оборудования</w:t>
+        <w:t>Рисунок 2 – Параметры совместимости оборудования</w:t>
       </w:r>
     </w:p>
     <w:p>
       <w:pPr/>
       <w:r>
-        <w:t>В качестве источника установки указан установочный ISO-образ РОСА Фреш 13.2 — файл ROSA_FRESH_PLASMA6.13.2.x86_64.iso (рисунок 3). Автоматически определить гостевую операционную систему по образу мастер не смог, поэтому тип ОС выбран вручную: Linux, версия 5.x и выше, 64-разрядная (рисунок 4).</w:t>
+        <w:t>В качестве источника установки указан установочный ISO-образ «РОСА Фреш 13.2» — файл ROSA_FRESH_PLASMA6.13.2.x86_64.iso, размещённый в каталоге Y:\downloads (рисунок 3). Автоматически определить гостевую операционную систему по образу мастер не смог, поэтому тип ОС выбран вручную: Linux, версия 5.x и выше, 64-разрядная (рисунок 4).</w:t>
       </w:r>
     </w:p>
     <w:p>
       <w:pPr>
         <w:pStyle w:val="CenterNoIndent"/>
+        <w:keepNext/>
         <w:spacing w:before="120"/>
       </w:pPr>
       <w:r>
@@ -1510,12 +1605,13 @@
         <w:pStyle w:val="FigureCaption"/>
       </w:pPr>
       <w:r>
-        <w:t>Рисунок 3 — Выбор установочного ISO-образа операционной системы</w:t>
+        <w:t>Рисунок 3 – Выбор установочного ISO-образа операционной системы</w:t>
       </w:r>
     </w:p>
     <w:p>
       <w:pPr>
         <w:pStyle w:val="CenterNoIndent"/>
+        <w:keepNext/>
         <w:spacing w:before="120"/>
       </w:pPr>
       <w:r>
@@ -1558,18 +1654,19 @@
         <w:pStyle w:val="FigureCaption"/>
       </w:pPr>
       <w:r>
-        <w:t>Рисунок 4 — Выбор гостевой операционной системы (Linux 5.x, 64-разрядная)</w:t>
+        <w:t>Рисунок 4 – Выбор гостевой операционной системы (Linux 5.x, 64-разрядная)</w:t>
       </w:r>
     </w:p>
     <w:p>
       <w:pPr/>
       <w:r>
-        <w:t>Далее заданы имя виртуальной машины — ROSA — и каталог для её размещения (рисунок 5).</w:t>
+        <w:t>Далее заданы имя виртуальной машины — ROSA — и каталог для её размещения Y:\Programs\VMware\VM\ROSA (рисунок 5).</w:t>
       </w:r>
     </w:p>
     <w:p>
       <w:pPr>
         <w:pStyle w:val="CenterNoIndent"/>
+        <w:keepNext/>
         <w:spacing w:before="120"/>
       </w:pPr>
       <w:r>
@@ -1612,7 +1709,7 @@
         <w:pStyle w:val="FigureCaption"/>
       </w:pPr>
       <w:r>
-        <w:t>Рисунок 5 — Имя виртуальной машины и каталог размещения</w:t>
+        <w:t>Рисунок 5 – Имя виртуальной машины и каталог размещения</w:t>
       </w:r>
     </w:p>
     <w:p>
@@ -1624,6 +1721,7 @@
     <w:p>
       <w:pPr>
         <w:pStyle w:val="CenterNoIndent"/>
+        <w:keepNext/>
         <w:spacing w:before="120"/>
       </w:pPr>
       <w:r>
@@ -1666,12 +1764,13 @@
         <w:pStyle w:val="FigureCaption"/>
       </w:pPr>
       <w:r>
-        <w:t>Рисунок 6 — Настройка процессора: 4 процессора по 2 ядра</w:t>
+        <w:t>Рисунок 6 – Настройка процессора: 4 процессора по 2 ядра</w:t>
       </w:r>
     </w:p>
     <w:p>
       <w:pPr>
         <w:pStyle w:val="CenterNoIndent"/>
+        <w:keepNext/>
         <w:spacing w:before="120"/>
       </w:pPr>
       <w:r>
@@ -1714,7 +1813,7 @@
         <w:pStyle w:val="FigureCaption"/>
       </w:pPr>
       <w:r>
-        <w:t>Рисунок 7 — Объём оперативной памяти — 16 ГБ</w:t>
+        <w:t>Рисунок 7 – Объём оперативной памяти — 16 ГБ</w:t>
       </w:r>
     </w:p>
     <w:p>
@@ -1726,6 +1825,7 @@
     <w:p>
       <w:pPr>
         <w:pStyle w:val="CenterNoIndent"/>
+        <w:keepNext/>
         <w:spacing w:before="120"/>
       </w:pPr>
       <w:r>
@@ -1768,7 +1868,7 @@
         <w:pStyle w:val="FigureCaption"/>
       </w:pPr>
       <w:r>
-        <w:t>Рисунок 8 — Выбор типа сетевого подключения — «мост» (Bridged)</w:t>
+        <w:t>Рисунок 8 – Выбор типа сетевого подключения — «мост» (Bridged)</w:t>
       </w:r>
     </w:p>
     <w:p>
@@ -1780,6 +1880,7 @@
     <w:p>
       <w:pPr>
         <w:pStyle w:val="CenterNoIndent"/>
+        <w:keepNext/>
         <w:spacing w:before="120"/>
       </w:pPr>
       <w:r>
@@ -1822,12 +1923,13 @@
         <w:pStyle w:val="FigureCaption"/>
       </w:pPr>
       <w:r>
-        <w:t>Рисунок 9 — Выбор типа контроллера SCSI — LSI Logic</w:t>
+        <w:t>Рисунок 9 – Выбор типа контроллера SCSI — LSI Logic</w:t>
       </w:r>
     </w:p>
     <w:p>
       <w:pPr>
         <w:pStyle w:val="CenterNoIndent"/>
+        <w:keepNext/>
         <w:spacing w:before="120"/>
       </w:pPr>
       <w:r>
@@ -1870,7 +1972,7 @@
         <w:pStyle w:val="FigureCaption"/>
       </w:pPr>
       <w:r>
-        <w:t>Рисунок 10 — Выбор типа виртуального диска — SCSI</w:t>
+        <w:t>Рисунок 10 – Выбор типа виртуального диска — SCSI</w:t>
       </w:r>
     </w:p>
     <w:p>
@@ -1882,6 +1984,7 @@
     <w:p>
       <w:pPr>
         <w:pStyle w:val="CenterNoIndent"/>
+        <w:keepNext/>
         <w:spacing w:before="120"/>
       </w:pPr>
       <w:r>
@@ -1924,12 +2027,13 @@
         <w:pStyle w:val="FigureCaption"/>
       </w:pPr>
       <w:r>
-        <w:t>Рисунок 11 — Создание нового виртуального диска</w:t>
+        <w:t>Рисунок 11 – Создание нового виртуального диска</w:t>
       </w:r>
     </w:p>
     <w:p>
       <w:pPr>
         <w:pStyle w:val="CenterNoIndent"/>
+        <w:keepNext/>
         <w:spacing w:before="120"/>
       </w:pPr>
       <w:r>
@@ -1972,12 +2076,13 @@
         <w:pStyle w:val="FigureCaption"/>
       </w:pPr>
       <w:r>
-        <w:t>Рисунок 12 — Размер диска 40 ГБ и разбиение на несколько файлов</w:t>
+        <w:t>Рисунок 12 – Размер диска 40 ГБ и разбиение на несколько файлов</w:t>
       </w:r>
     </w:p>
     <w:p>
       <w:pPr>
         <w:pStyle w:val="CenterNoIndent"/>
+        <w:keepNext/>
         <w:spacing w:before="120"/>
       </w:pPr>
       <w:r>
@@ -2020,18 +2125,19 @@
         <w:pStyle w:val="FigureCaption"/>
       </w:pPr>
       <w:r>
-        <w:t>Рисунок 13 — Имя файла виртуального диска (по умолчанию)</w:t>
+        <w:t>Рисунок 13 – Имя файла виртуального диска (по умолчанию)</w:t>
       </w:r>
     </w:p>
     <w:p>
       <w:pPr/>
       <w:r>
-        <w:t>Мастер завершён нажатием кнопки Finish (рисунок 14). Созданная виртуальная машина ROSA появилась в библиотеке VMware Workstation; в её сводке отображаются заданные параметры: 16 ГБ оперативной памяти, 8 процессоров, жёсткий диск 40 ГБ, подключённый ISO-образ и сетевой адаптер в режиме Bridged (рисунок 15).</w:t>
+        <w:t>Мастер завершён нажатием кнопки «Готово» (рисунок 14). Созданная виртуальная машина ROSA появилась в библиотеке VMware Workstation; в её сводке отображаются заданные параметры: 16 ГБ оперативной памяти, 8 процессоров, жёсткий диск 40 ГБ, подключённый ISO-образ и сетевой адаптер в режиме Bridged (рисунок 15).</w:t>
       </w:r>
     </w:p>
     <w:p>
       <w:pPr>
         <w:pStyle w:val="CenterNoIndent"/>
+        <w:keepNext/>
         <w:spacing w:before="120"/>
       </w:pPr>
       <w:r>
@@ -2074,12 +2180,13 @@
         <w:pStyle w:val="FigureCaption"/>
       </w:pPr>
       <w:r>
-        <w:t>Рисунок 14 — Завершение работы мастера создания виртуальной машины</w:t>
+        <w:t>Рисунок 14 – Завершение работы мастера создания виртуальной машины</w:t>
       </w:r>
     </w:p>
     <w:p>
       <w:pPr>
         <w:pStyle w:val="CenterNoIndent"/>
+        <w:keepNext/>
         <w:spacing w:before="120"/>
       </w:pPr>
       <w:r>
@@ -2122,15 +2229,15 @@
         <w:pStyle w:val="FigureCaption"/>
       </w:pPr>
       <w:r>
-        <w:t>Рисунок 15 — Виртуальная машина ROSA в библиотеке VMware Workstation</w:t>
+        <w:t>Рисунок 15 – Виртуальная машина ROSA в библиотеке VMware Workstation</w:t>
       </w:r>
     </w:p>
     <w:p>
       <w:pPr>
-        <w:pStyle w:val="Heading2"/>
+        <w:pStyle w:val="Heading1"/>
       </w:pPr>
       <w:r>
-        <w:t>5.2 Установка операционной системы</w:t>
+        <w:t>4 Установка операционной системы</w:t>
       </w:r>
     </w:p>
     <w:p>
@@ -2142,6 +2249,7 @@
     <w:p>
       <w:pPr>
         <w:pStyle w:val="CenterNoIndent"/>
+        <w:keepNext/>
         <w:spacing w:before="120"/>
       </w:pPr>
       <w:r>
@@ -2184,12 +2292,13 @@
         <w:pStyle w:val="FigureCaption"/>
       </w:pPr>
       <w:r>
-        <w:t>Рисунок 16 — Выбор языка в меню загрузчика</w:t>
+        <w:t>Рисунок 16 – Выбор языка в меню загрузчика</w:t>
       </w:r>
     </w:p>
     <w:p>
       <w:pPr>
         <w:pStyle w:val="CenterNoIndent"/>
+        <w:keepNext/>
         <w:spacing w:before="120"/>
       </w:pPr>
       <w:r>
@@ -2232,7 +2341,7 @@
         <w:pStyle w:val="FigureCaption"/>
       </w:pPr>
       <w:r>
-        <w:t>Рисунок 17 — Выбор режима «Запуск и установка ОС (live mode)»</w:t>
+        <w:t>Рисунок 17 – Выбор режима «Запуск и установка ОС (live mode)»</w:t>
       </w:r>
     </w:p>
     <w:p>
@@ -2244,6 +2353,7 @@
     <w:p>
       <w:pPr>
         <w:pStyle w:val="CenterNoIndent"/>
+        <w:keepNext/>
         <w:spacing w:before="120"/>
       </w:pPr>
       <w:r>
@@ -2286,12 +2396,13 @@
         <w:pStyle w:val="FigureCaption"/>
       </w:pPr>
       <w:r>
-        <w:t>Рисунок 18 — Загрузка ядра операционной системы</w:t>
+        <w:t>Рисунок 18 – Загрузка ядра операционной системы</w:t>
       </w:r>
     </w:p>
     <w:p>
       <w:pPr>
         <w:pStyle w:val="CenterNoIndent"/>
+        <w:keepNext/>
         <w:spacing w:before="120"/>
       </w:pPr>
       <w:r>
@@ -2334,7 +2445,7 @@
         <w:pStyle w:val="FigureCaption"/>
       </w:pPr>
       <w:r>
-        <w:t>Рисунок 19 — Рабочий стол live-режима с ярлыком установщика</w:t>
+        <w:t>Рисунок 19 – Рабочий стол live-режима с ярлыком установщика</w:t>
       </w:r>
     </w:p>
     <w:p>
@@ -2346,6 +2457,7 @@
     <w:p>
       <w:pPr>
         <w:pStyle w:val="CenterNoIndent"/>
+        <w:keepNext/>
         <w:spacing w:before="120"/>
       </w:pPr>
       <w:r>
@@ -2388,12 +2500,13 @@
         <w:pStyle w:val="FigureCaption"/>
       </w:pPr>
       <w:r>
-        <w:t>Рисунок 20 — Выбор языка установки в программе установки Anaconda</w:t>
+        <w:t>Рисунок 20 – Выбор языка установки в программе установки Anaconda</w:t>
       </w:r>
     </w:p>
     <w:p>
       <w:pPr>
         <w:pStyle w:val="CenterNoIndent"/>
+        <w:keepNext/>
         <w:spacing w:before="120"/>
       </w:pPr>
       <w:r>
@@ -2436,7 +2549,7 @@
         <w:pStyle w:val="FigureCaption"/>
       </w:pPr>
       <w:r>
-        <w:t>Рисунок 21 — Экран «Обзор установки» до заполнения разделов</w:t>
+        <w:t>Рисунок 21 – Экран «Обзор установки» до заполнения разделов</w:t>
       </w:r>
     </w:p>
     <w:p>
@@ -2448,6 +2561,7 @@
     <w:p>
       <w:pPr>
         <w:pStyle w:val="CenterNoIndent"/>
+        <w:keepNext/>
         <w:spacing w:before="120"/>
       </w:pPr>
       <w:r>
@@ -2490,12 +2604,13 @@
         <w:pStyle w:val="FigureCaption"/>
       </w:pPr>
       <w:r>
-        <w:t>Рисунок 22 — Принятие лицензионного соглашения</w:t>
+        <w:t>Рисунок 22 – Принятие лицензионного соглашения</w:t>
       </w:r>
     </w:p>
     <w:p>
       <w:pPr>
         <w:pStyle w:val="CenterNoIndent"/>
+        <w:keepNext/>
         <w:spacing w:before="120"/>
       </w:pPr>
       <w:r>
@@ -2538,7 +2653,7 @@
         <w:pStyle w:val="FigureCaption"/>
       </w:pPr>
       <w:r>
-        <w:t>Рисунок 23 — Задание пароля суперпользователя root</w:t>
+        <w:t>Рисунок 23 – Задание пароля суперпользователя root</w:t>
       </w:r>
     </w:p>
     <w:p>
@@ -2550,6 +2665,7 @@
     <w:p>
       <w:pPr>
         <w:pStyle w:val="CenterNoIndent"/>
+        <w:keepNext/>
         <w:spacing w:before="120"/>
       </w:pPr>
       <w:r>
@@ -2592,12 +2708,13 @@
         <w:pStyle w:val="FigureCaption"/>
       </w:pPr>
       <w:r>
-        <w:t>Рисунок 24 — Создание учётной записи пользователя</w:t>
+        <w:t>Рисунок 24 – Создание учётной записи пользователя</w:t>
       </w:r>
     </w:p>
     <w:p>
       <w:pPr>
         <w:pStyle w:val="CenterNoIndent"/>
+        <w:keepNext/>
         <w:spacing w:before="120"/>
       </w:pPr>
       <w:r>
@@ -2640,7 +2757,7 @@
         <w:pStyle w:val="FigureCaption"/>
       </w:pPr>
       <w:r>
-        <w:t>Рисунок 25 — Настройка сети и имени узла</w:t>
+        <w:t>Рисунок 25 – Настройка сети и имени узла</w:t>
       </w:r>
     </w:p>
     <w:p>
@@ -2652,6 +2769,7 @@
     <w:p>
       <w:pPr>
         <w:pStyle w:val="CenterNoIndent"/>
+        <w:keepNext/>
         <w:spacing w:before="120"/>
       </w:pPr>
       <w:r>
@@ -2694,12 +2812,13 @@
         <w:pStyle w:val="FigureCaption"/>
       </w:pPr>
       <w:r>
-        <w:t>Рисунок 26 — Заполненный экран «Обзор установки»</w:t>
+        <w:t>Рисунок 26 – Заполненный экран «Обзор установки»</w:t>
       </w:r>
     </w:p>
     <w:p>
       <w:pPr>
         <w:pStyle w:val="CenterNoIndent"/>
+        <w:keepNext/>
         <w:spacing w:before="120"/>
       </w:pPr>
       <w:r>
@@ -2742,7 +2861,7 @@
         <w:pStyle w:val="FigureCaption"/>
       </w:pPr>
       <w:r>
-        <w:t>Рисунок 27 — Процесс установки операционной системы</w:t>
+        <w:t>Рисунок 27 – Процесс установки операционной системы</w:t>
       </w:r>
     </w:p>
     <w:p>
@@ -2754,6 +2873,7 @@
     <w:p>
       <w:pPr>
         <w:pStyle w:val="CenterNoIndent"/>
+        <w:keepNext/>
         <w:spacing w:before="120"/>
       </w:pPr>
       <w:r>
@@ -2796,12 +2916,13 @@
         <w:pStyle w:val="FigureCaption"/>
       </w:pPr>
       <w:r>
-        <w:t>Рисунок 28 — Уведомление VMware Workstation о съёмных устройствах</w:t>
+        <w:t>Рисунок 28 – Уведомление VMware Workstation о съёмных устройствах</w:t>
       </w:r>
     </w:p>
     <w:p>
       <w:pPr>
         <w:pStyle w:val="CenterNoIndent"/>
+        <w:keepNext/>
         <w:spacing w:before="120"/>
       </w:pPr>
       <w:r>
@@ -2844,15 +2965,15 @@
         <w:pStyle w:val="FigureCaption"/>
       </w:pPr>
       <w:r>
-        <w:t>Рисунок 29 — Завершение установки и предложение перезагрузки</w:t>
+        <w:t>Рисунок 29 – Завершение установки и предложение перезагрузки</w:t>
       </w:r>
     </w:p>
     <w:p>
       <w:pPr>
-        <w:pStyle w:val="Heading2"/>
+        <w:pStyle w:val="Heading1"/>
       </w:pPr>
       <w:r>
-        <w:t>5.3 Первичная загрузка и вход в систему</w:t>
+        <w:t>5 Первичная загрузка и вход в систему</w:t>
       </w:r>
     </w:p>
     <w:p>
@@ -2864,6 +2985,7 @@
     <w:p>
       <w:pPr>
         <w:pStyle w:val="CenterNoIndent"/>
+        <w:keepNext/>
         <w:spacing w:before="120"/>
       </w:pPr>
       <w:r>
@@ -2906,12 +3028,13 @@
         <w:pStyle w:val="FigureCaption"/>
       </w:pPr>
       <w:r>
-        <w:t>Рисунок 30 — Меню загрузчика GRUB — выбор «РОСА Фреш 13.2»</w:t>
+        <w:t>Рисунок 30 – Меню загрузчика GRUB — выбор «РОСА Фреш 13.2»</w:t>
       </w:r>
     </w:p>
     <w:p>
       <w:pPr>
         <w:pStyle w:val="CenterNoIndent"/>
+        <w:keepNext/>
         <w:spacing w:before="120"/>
       </w:pPr>
       <w:r>
@@ -2954,12 +3077,13 @@
         <w:pStyle w:val="FigureCaption"/>
       </w:pPr>
       <w:r>
-        <w:t>Рисунок 31 — Загрузка ядра Linux</w:t>
+        <w:t>Рисунок 31 – Загрузка ядра Linux 6.12.74-generic-2rosa13.x86_64</w:t>
       </w:r>
     </w:p>
     <w:p>
       <w:pPr>
         <w:pStyle w:val="CenterNoIndent"/>
+        <w:keepNext/>
         <w:spacing w:before="120"/>
       </w:pPr>
       <w:r>
@@ -3002,12 +3126,13 @@
         <w:pStyle w:val="FigureCaption"/>
       </w:pPr>
       <w:r>
-        <w:t>Рисунок 32 — Экран входа в систему — выбор пользователя</w:t>
+        <w:t>Рисунок 32 – Экран входа в систему — выбор пользователя</w:t>
       </w:r>
     </w:p>
     <w:p>
       <w:pPr>
         <w:pStyle w:val="CenterNoIndent"/>
+        <w:keepNext/>
         <w:spacing w:before="120"/>
       </w:pPr>
       <w:r>
@@ -3050,7 +3175,7 @@
         <w:pStyle w:val="FigureCaption"/>
       </w:pPr>
       <w:r>
-        <w:t>Рисунок 33 — Ввод пароля учётной записи</w:t>
+        <w:t>Рисунок 33 – Ввод пароля учётной записи</w:t>
       </w:r>
     </w:p>
     <w:p>
@@ -3062,6 +3187,7 @@
     <w:p>
       <w:pPr>
         <w:pStyle w:val="CenterNoIndent"/>
+        <w:keepNext/>
         <w:spacing w:before="120"/>
       </w:pPr>
       <w:r>
@@ -3104,15 +3230,15 @@
         <w:pStyle w:val="FigureCaption"/>
       </w:pPr>
       <w:r>
-        <w:t>Рисунок 34 — Рабочий стол установленной операционной системы</w:t>
+        <w:t>Рисунок 34 – Рабочий стол установленной операционной системы</w:t>
       </w:r>
     </w:p>
     <w:p>
       <w:pPr>
-        <w:pStyle w:val="Heading2"/>
+        <w:pStyle w:val="Heading1"/>
       </w:pPr>
       <w:r>
-        <w:t>5.4 Настройка сети и оформления рабочего стола</w:t>
+        <w:t>6 Настройка сети и оформления рабочего стола</w:t>
       </w:r>
     </w:p>
     <w:p>
@@ -3124,6 +3250,7 @@
     <w:p>
       <w:pPr>
         <w:pStyle w:val="CenterNoIndent"/>
+        <w:keepNext/>
         <w:spacing w:before="120"/>
       </w:pPr>
       <w:r>
@@ -3166,18 +3293,19 @@
         <w:pStyle w:val="FigureCaption"/>
       </w:pPr>
       <w:r>
-        <w:t>Рисунок 35 — Сообщения об ошибках при работе сети</w:t>
+        <w:t>Рисунок 35 – Сообщения об ошибках при работе сети</w:t>
       </w:r>
     </w:p>
     <w:p>
       <w:pPr/>
       <w:r>
-        <w:t>Для устранения неисправности проверены настройки сетевого адаптера виртуальной машины: убедились, что выбран режим Bridged с автоматическим выбором физического адаптера и включена опция «Replicate physical network connection state» (рисунок 36). Дополнительно на рабочем столе включена тёмная тема оформления (рисунок 37).</w:t>
+        <w:t>Для устранения неисправности проверены настройки сетевого адаптера виртуальной машины: убедились, что выбран режим Bridged («Bridged: Connected directly to the physical network») с автоматическим выбором физического адаптера (VMnet0) и включена опция «Replicate physical network connection state» (рисунок 36). Дополнительно на рабочем столе включена тёмная тема оформления (рисунок 37).</w:t>
       </w:r>
     </w:p>
     <w:p>
       <w:pPr>
         <w:pStyle w:val="CenterNoIndent"/>
+        <w:keepNext/>
         <w:spacing w:before="120"/>
       </w:pPr>
       <w:r>
@@ -3220,12 +3348,13 @@
         <w:pStyle w:val="FigureCaption"/>
       </w:pPr>
       <w:r>
-        <w:t>Рисунок 36 — Проверка настроек сетевого адаптера в режиме «мост»</w:t>
+        <w:t>Рисунок 36 – Проверка настроек сетевого адаптера в режиме «мост»</w:t>
       </w:r>
     </w:p>
     <w:p>
       <w:pPr>
         <w:pStyle w:val="CenterNoIndent"/>
+        <w:keepNext/>
         <w:spacing w:before="120"/>
       </w:pPr>
       <w:r>
@@ -3268,18 +3397,19 @@
         <w:pStyle w:val="FigureCaption"/>
       </w:pPr>
       <w:r>
-        <w:t>Рисунок 37 — Включение тёмной темы оформления</w:t>
+        <w:t>Рисунок 37 – Включение тёмной темы оформления</w:t>
       </w:r>
     </w:p>
     <w:p>
       <w:pPr/>
       <w:r>
-        <w:t>Поскольку получить сетевые настройки в режиме «мост» не удалось (в физической сети, к которой подключён хост-компьютер, отсутствовал доступный DHCP-сервер для выданного виртуальной машине адреса), принято решение переключить сетевой адаптер в режим NAT — «NAT: Used to share the host’s IP address» (рисунок 38). В этом режиме обмен данными с внешней сетью выполняет хост-компьютер, а адрес виртуальной машине выдаёт встроенный DHCP-сервер VMware, что обеспечило работоспособность сети в гостевой системе.</w:t>
+        <w:t>Поскольку получить сетевые настройки в режиме «мост» не удалось (в физической сети, к которой подключён хост-компьютер, отсутствовал доступный виртуальной машине DHCP-сервер), принято решение переключить сетевой адаптер в режим NAT — «NAT: Used to share the host’s IP address» (рисунок 38). В этом режиме обмен данными с внешней сетью выполняет хост-компьютер, а адрес виртуальной машине выдаёт встроенный DHCP-сервер VMware, что обеспечило работоспособность сети в гостевой системе.</w:t>
       </w:r>
     </w:p>
     <w:p>
       <w:pPr>
         <w:pStyle w:val="CenterNoIndent"/>
+        <w:keepNext/>
         <w:spacing w:before="120"/>
       </w:pPr>
       <w:r>
@@ -3322,7 +3452,7 @@
         <w:pStyle w:val="FigureCaption"/>
       </w:pPr>
       <w:r>
-        <w:t>Рисунок 38 — Переключение сетевого адаптера в режим NAT</w:t>
+        <w:t>Рисунок 38 – Переключение сетевого адаптера в режим NAT</w:t>
       </w:r>
     </w:p>
     <w:p>
@@ -3330,7 +3460,7 @@
         <w:pStyle w:val="Heading1"/>
       </w:pPr>
       <w:r>
-        <w:t>6 Проблемы, возникшие при выполнении работы, и способы их решения</w:t>
+        <w:t>7 Проблемы, возникшие при выполнении работы, и способы их решения</w:t>
       </w:r>
     </w:p>
     <w:p>
@@ -3342,7 +3472,7 @@
     <w:p>
       <w:pPr/>
       <w:r>
-        <w:t>Причина состояла в особенностях физической сети, к которой подключён хост-компьютер: виртуальная машина запрашивала адрес у внешнего DHCP-сервера, однако ответ не был получен (подобное поведение типично для сетей с фильтрацией MAC-адресов, гостевых сетей Wi-Fi и сетей, в которых отсутствует DHCP-сервер). Решением стал перевод сетевого адаптера виртуальной машины в режим NAT: в этом случае адрес выдаётся виртуальным DHCP-сервером VMware, а маршрутизацию выполняет хост-компьютер. После переключения режима сеть в гостевой системе заработала.</w:t>
+        <w:t>Причина состояла в особенностях физической сети, к которой подключён хост-компьютер: виртуальная машина запрашивала адрес у внешнего DHCP-сервера, однако ответ не был получен. Подобное поведение типично для сетей с фильтрацией MAC-адресов, гостевых сетей Wi-Fi и сетей, в которых DHCP-сервер отсутствует. Решением стал перевод сетевого адаптера виртуальной машины в режим NAT: в этом случае адрес выдаётся виртуальным DHCP-сервером VMware, а маршрутизацию выполняет хост-компьютер. После переключения режима сеть в гостевой системе заработала.</w:t>
       </w:r>
     </w:p>
     <w:p>
@@ -3353,10 +3483,11 @@
     </w:p>
     <w:p>
       <w:pPr>
-        <w:pStyle w:val="Heading1"/>
+        <w:pStyle w:val="StructHeading"/>
+        <w:pageBreakBefore/>
       </w:pPr>
       <w:r>
-        <w:t>7 Вывод</w:t>
+        <w:t>ЗАКЛЮЧЕНИЕ</w:t>
       </w:r>
     </w:p>
     <w:p>
@@ -3374,19 +3505,15 @@
     <w:p>
       <w:pPr/>
       <w:r>
-        <w:t>Кроме того, получен опыт диагностики и устранения неисправностей сетевого взаимодействия виртуальной машины: выявлена причина недоступности сети в режиме «мост» и выполнено переключение сетевого адаптера в режим NAT, что подтвердило работоспособность сети внутри гостевой системы.</w:t>
+        <w:t>Кроме того, получен опыт диагностики и устранения неисправностей сетевого взаимодействия виртуальной машины: выявлена причина недоступности сети в режиме «мост» и выполнено переключение сетевого адаптера в режим NAT, что подтвердило работоспособность сети внутри гостевой системы. Поставленная цель работы достигнута, все задачи решены.</w:t>
       </w:r>
     </w:p>
     <w:p>
       <w:pPr>
-        <w:pStyle w:val="CenterNoIndent"/>
-        <w:keepNext/>
-        <w:spacing w:before="240" w:after="120"/>
+        <w:pStyle w:val="StructHeading"/>
+        <w:pageBreakBefore/>
       </w:pPr>
       <w:r>
-        <w:rPr>
-          <w:b/>
-        </w:rPr>
         <w:t>СПИСОК ИСПОЛЬЗОВАННЫХ ИСТОЧНИКОВ</w:t>
       </w:r>
     </w:p>
@@ -3395,7 +3522,7 @@
         <w:pStyle w:val="ListGOST"/>
       </w:pPr>
       <w:r>
-        <w:t>– Операционные системы российского производства РОСА : официальный сайт ООО «НТЦ ИТ РОСА». — URL: https://rosa.ru/ (дата обращения: 17.09.2026).</w:t>
+        <w:t>1 ОС «РОСА» : официальный сайт компании ООО «НТЦ ИТ РОСА». – URL: https://rosa.ru/ (дата обращения: 17.09.2026).</w:t>
       </w:r>
     </w:p>
     <w:p>
@@ -3403,7 +3530,7 @@
         <w:pStyle w:val="ListGOST"/>
       </w:pPr>
       <w:r>
-        <w:t>– ROSA Desktop.Fresh (РОСА Фреш) : описание продукта // TAdviser. — URL: https://www.tadviser.ru/index.php/Продукт:ROSA_Desktop.Fresh_(РОСА_Фреш) (дата обращения: 17.09.2026).</w:t>
+        <w:t>2 ROSA Desktop.Fresh (РОСА Фреш) : описание продукта // TAdviser. – URL: https://www.tadviser.ru/index.php/Продукт:ROSA_Desktop.Fresh_(РОСА_Фреш) (дата обращения: 17.09.2026).</w:t>
       </w:r>
     </w:p>
     <w:p>
@@ -3411,7 +3538,7 @@
         <w:pStyle w:val="ListGOST"/>
       </w:pPr>
       <w:r>
-        <w:t>– РОСА ФРЕШ 13 — когда нет цели, а есть только путь // interface31.ru. — URL: https://interface31.ru/tech_it/2025/04/rosa-fresh-13-kogda-net-celi-a-est-tol-ko-put.html (дата обращения: 17.09.2026).</w:t>
+        <w:t>3 РОСА ФРЕШ 13 — когда нет цели, а есть только путь // interface31.ru. – URL: https://interface31.ru/tech_it/2025/04/rosa-fresh-13-kogda-net-celi-a-est-tol-ko-put.html (дата обращения: 17.09.2026).</w:t>
       </w:r>
     </w:p>
     <w:p>
@@ -3419,7 +3546,7 @@
         <w:pStyle w:val="ListGOST"/>
       </w:pPr>
       <w:r>
-        <w:t>– VMware Workstation Pro 26H1 Release Notes // Broadcom. — URL: https://techdocs.broadcom.com/us/en/vmware-cis/desktop-hypervisors/workstation-pro/26H1/release-notes/vmware-workstation-pro-26h1-release-notes.html (дата обращения: 17.09.2026).</w:t>
+        <w:t>4 Configuring Bridged Networking // VMware Workstation Pro Documentation. Broadcom. – URL: https://techdocs.broadcom.com/us/en/vmware-cis/desktop-hypervisors/workstation-pro/17-0/using-vmware-workstation-pro/configuring-network-connections/configuring-bridged-networking-1.html (дата обращения: 17.09.2026).</w:t>
       </w:r>
     </w:p>
     <w:p>
@@ -3427,12 +3554,12 @@
         <w:pStyle w:val="ListGOST"/>
       </w:pPr>
       <w:r>
-        <w:t>– ГОСТ 7.32-2017. Система стандартов по информации, библиотечному и издательскому делу. Отчёт о научно-исследовательской работе. Структура и правила оформления. — Москва : Стандартинформ, 2017. — 27 с.</w:t>
+        <w:t>5 VMware Workstation Pro 26H1 Release Notes. Broadcom. – URL: https://techdocs.broadcom.com/us/en/vmware-cis/desktop-hypervisors/workstation-pro/26H1/release-notes/vmware-workstation-pro-26h1-release-notes.html (дата обращения: 17.09.2026).</w:t>
       </w:r>
     </w:p>
     <w:sectPr>
       <w:footerReference w:type="default" r:id="rId9"/>
-      <w:pgSz w:w="12240" w:h="15840"/>
+      <w:pgSz w:w="11906" w:h="16838"/>
       <w:pgMar w:top="1134" w:right="850" w:bottom="1134" w:left="1701" w:header="720" w:footer="720" w:gutter="0"/>
       <w:cols w:space="720"/>
       <w:titlePg/>
@@ -3447,6 +3574,7 @@
   <w:p>
     <w:pPr>
       <w:pStyle w:val="Footer"/>
+      <w:spacing w:line="240" w:lineRule="auto"/>
       <w:ind w:firstLine="0"/>
       <w:jc w:val="center"/>
     </w:pPr>
@@ -3833,6 +3961,7 @@
     </w:pPr>
     <w:rPr>
       <w:rFonts w:ascii="Times New Roman" w:hAnsi="Times New Roman" w:eastAsia="Times New Roman" w:cs="Times New Roman"/>
+      <w:color w:val="000000"/>
       <w:sz w:val="28"/>
     </w:rPr>
   </w:style>
@@ -3891,7 +4020,7 @@
     <w:pPr>
       <w:keepNext/>
       <w:keepLines/>
-      <w:spacing w:before="240" w:after="120" w:line="360" w:lineRule="auto"/>
+      <w:spacing w:before="0" w:after="420" w:line="360" w:lineRule="auto"/>
       <w:ind w:firstLine="709"/>
       <w:jc w:val="left"/>
       <w:outlineLvl w:val="0"/>
@@ -3918,7 +4047,7 @@
     <w:pPr>
       <w:keepNext/>
       <w:keepLines/>
-      <w:spacing w:before="240" w:after="120" w:line="360" w:lineRule="auto"/>
+      <w:spacing w:before="0" w:after="420" w:line="360" w:lineRule="auto"/>
       <w:ind w:firstLine="709"/>
       <w:jc w:val="left"/>
       <w:outlineLvl w:val="1"/>
@@ -3931,6 +4060,7 @@
       <w:color w:val="000000"/>
       <w:sz w:val="28"/>
       <w:szCs w:val="26"/>
+      <w:spacing w:val="60"/>
     </w:rPr>
   </w:style>
   <w:style w:type="paragraph" w:styleId="Heading3">
@@ -15529,7 +15659,7 @@
     <w:basedOn w:val="Normal"/>
     <w:pPr>
       <w:keepNext/>
-      <w:spacing w:line="360" w:lineRule="auto" w:before="120" w:after="240"/>
+      <w:spacing w:line="360" w:lineRule="auto" w:before="120" w:after="420"/>
       <w:ind w:firstLine="0" w:left="0"/>
       <w:jc w:val="center"/>
     </w:pPr>
@@ -15545,9 +15675,9 @@
     <w:basedOn w:val="Normal"/>
     <w:pPr>
       <w:keepNext/>
-      <w:spacing w:line="360" w:lineRule="auto" w:before="120" w:after="120"/>
+      <w:spacing w:line="360" w:lineRule="auto" w:before="240" w:after="120"/>
       <w:ind w:firstLine="0" w:left="0"/>
-      <w:jc w:val="center"/>
+      <w:jc w:val="left"/>
     </w:pPr>
     <w:rPr>
       <w:rFonts w:ascii="Times New Roman" w:hAnsi="Times New Roman" w:eastAsia="Times New Roman" w:cs="Times New Roman"/>
@@ -15562,7 +15692,7 @@
     <w:pPr>
       <w:keepNext w:val="0"/>
       <w:spacing w:line="360" w:lineRule="auto" w:before="0" w:after="0"/>
-      <w:ind w:hanging="283" w:left="992"/>
+      <w:ind w:firstLine="709" w:left="0"/>
       <w:jc w:val="both"/>
     </w:pPr>
     <w:rPr>
@@ -15588,8 +15718,24 @@
       <w:sz w:val="28"/>
     </w:rPr>
   </w:style>
-  <w:style w:type="paragraph" w:customStyle="1" w:styleId="LeftNoIndent">
-    <w:name w:val="LeftNoIndent"/>
+  <w:style w:type="paragraph" w:customStyle="1" w:styleId="StructHeading">
+    <w:name w:val="StructHeading"/>
+    <w:basedOn w:val="Normal"/>
+    <w:pPr>
+      <w:keepNext/>
+      <w:spacing w:line="360" w:lineRule="auto" w:before="0" w:after="420"/>
+      <w:ind w:firstLine="0" w:left="0"/>
+      <w:jc w:val="center"/>
+    </w:pPr>
+    <w:rPr>
+      <w:rFonts w:ascii="Times New Roman" w:hAnsi="Times New Roman" w:eastAsia="Times New Roman" w:cs="Times New Roman"/>
+      <w:b/>
+      <w:i w:val="0"/>
+      <w:sz w:val="28"/>
+    </w:rPr>
+  </w:style>
+  <w:style w:type="paragraph" w:customStyle="1" w:styleId="TocGOST">
+    <w:name w:val="TocGOST"/>
     <w:basedOn w:val="Normal"/>
     <w:pPr>
       <w:keepNext w:val="0"/>

--- a/lab-01/report/Отчёт_ЛР1_Установка_РОСА_на_VMware.docx
+++ b/lab-01/report/Отчёт_ЛР1_Установка_РОСА_на_VMware.docx
@@ -4,7 +4,7 @@
   <w:body>
     <w:p>
       <w:pPr>
-        <w:spacing w:line="240" w:lineRule="auto" w:after="120"/>
+        <w:spacing w:line="360" w:lineRule="auto" w:after="240"/>
         <w:ind w:firstLine="0"/>
         <w:jc w:val="center"/>
       </w:pPr>
@@ -12,15 +12,14 @@
         <w:rPr>
           <w:rFonts w:ascii="Times New Roman" w:hAnsi="Times New Roman"/>
           <w:b/>
-          <w:i w:val="0"/>
           <w:sz w:val="28"/>
         </w:rPr>
-        <w:t>МИНИСТЕРСТВО НАУКИ И ВЫСШЕГО ОБРАЗОВАНИЯ РОССИЙСКОЙ ФЕДЕРАЦИИ</w:t>
+        <w:t>Колледж Научно-Технологического Университета Сириус</w:t>
       </w:r>
     </w:p>
     <w:p>
       <w:pPr>
-        <w:spacing w:line="240" w:lineRule="auto" w:after="120"/>
+        <w:spacing w:line="360" w:lineRule="auto" w:after="240"/>
         <w:ind w:firstLine="0"/>
         <w:jc w:val="center"/>
       </w:pPr>
@@ -28,15 +27,14 @@
         <w:rPr>
           <w:rFonts w:ascii="Times New Roman" w:hAnsi="Times New Roman"/>
           <w:b w:val="0"/>
-          <w:i w:val="0"/>
           <w:sz w:val="28"/>
         </w:rPr>
-        <w:t>____________________________________________________</w:t>
+        <w:t>_____________________________________________________________</w:t>
       </w:r>
     </w:p>
     <w:p>
       <w:pPr>
-        <w:spacing w:line="240" w:lineRule="auto" w:after="120"/>
+        <w:spacing w:line="360" w:lineRule="auto" w:after="240"/>
         <w:ind w:firstLine="0"/>
         <w:jc w:val="center"/>
       </w:pPr>
@@ -44,15 +42,28 @@
         <w:rPr>
           <w:rFonts w:ascii="Times New Roman" w:hAnsi="Times New Roman"/>
           <w:b w:val="0"/>
-          <w:i/>
-          <w:sz w:val="24"/>
+          <w:sz w:val="28"/>
         </w:rPr>
-        <w:t>(наименование образовательной организации)</w:t>
       </w:r>
     </w:p>
     <w:p>
       <w:pPr>
-        <w:spacing w:line="240" w:lineRule="auto" w:after="120"/>
+        <w:spacing w:line="360" w:lineRule="auto" w:after="240"/>
+        <w:ind w:firstLine="0"/>
+        <w:jc w:val="center"/>
+      </w:pPr>
+      <w:r>
+        <w:rPr>
+          <w:rFonts w:ascii="Times New Roman" w:hAnsi="Times New Roman"/>
+          <w:b/>
+          <w:sz w:val="28"/>
+        </w:rPr>
+        <w:t>ПРАКТИЧЕСКАЯ РАБОТА № 1.</w:t>
+      </w:r>
+    </w:p>
+    <w:p>
+      <w:pPr>
+        <w:spacing w:line="360" w:lineRule="auto" w:after="240"/>
         <w:ind w:firstLine="0"/>
         <w:jc w:val="center"/>
       </w:pPr>
@@ -60,14 +71,13 @@
         <w:rPr>
           <w:rFonts w:ascii="Times New Roman" w:hAnsi="Times New Roman"/>
           <w:b w:val="0"/>
-          <w:i w:val="0"/>
           <w:sz w:val="28"/>
         </w:rPr>
       </w:r>
     </w:p>
     <w:p>
       <w:pPr>
-        <w:spacing w:line="240" w:lineRule="auto" w:after="120"/>
+        <w:spacing w:line="360" w:lineRule="auto" w:after="240"/>
         <w:ind w:firstLine="0"/>
         <w:jc w:val="center"/>
       </w:pPr>
@@ -75,15 +85,14 @@
         <w:rPr>
           <w:rFonts w:ascii="Times New Roman" w:hAnsi="Times New Roman"/>
           <w:b w:val="0"/>
-          <w:i w:val="0"/>
           <w:sz w:val="28"/>
         </w:rPr>
-        <w:t>Кафедра ____________________________________________________</w:t>
+        <w:t>по дисциплине «Операционные системы и среды»</w:t>
       </w:r>
     </w:p>
     <w:p>
       <w:pPr>
-        <w:spacing w:line="240" w:lineRule="auto" w:after="480"/>
+        <w:spacing w:line="360" w:lineRule="auto" w:after="240"/>
         <w:ind w:firstLine="0"/>
         <w:jc w:val="center"/>
       </w:pPr>
@@ -91,30 +100,14 @@
         <w:rPr>
           <w:rFonts w:ascii="Times New Roman" w:hAnsi="Times New Roman"/>
           <w:b w:val="0"/>
-          <w:i w:val="0"/>
           <w:sz w:val="28"/>
         </w:rPr>
+        <w:t>на тему «Установка операционной системы РОСА на виртуальную машину VMware Workstation»</w:t>
       </w:r>
     </w:p>
     <w:p>
       <w:pPr>
-        <w:spacing w:line="240" w:lineRule="auto" w:after="120"/>
-        <w:ind w:firstLine="0"/>
-        <w:jc w:val="center"/>
-      </w:pPr>
-      <w:r>
-        <w:rPr>
-          <w:rFonts w:ascii="Times New Roman" w:hAnsi="Times New Roman"/>
-          <w:b/>
-          <w:i w:val="0"/>
-          <w:sz w:val="36"/>
-        </w:rPr>
-        <w:t>ОТЧЁТ</w:t>
-      </w:r>
-    </w:p>
-    <w:p>
-      <w:pPr>
-        <w:spacing w:line="240" w:lineRule="auto" w:after="120"/>
+        <w:spacing w:line="360" w:lineRule="auto" w:after="240"/>
         <w:ind w:firstLine="0"/>
         <w:jc w:val="center"/>
       </w:pPr>
@@ -122,15 +115,13 @@
         <w:rPr>
           <w:rFonts w:ascii="Times New Roman" w:hAnsi="Times New Roman"/>
           <w:b w:val="0"/>
-          <w:i w:val="0"/>
           <w:sz w:val="28"/>
         </w:rPr>
-        <w:t>о выполнении практической работы № 1</w:t>
       </w:r>
     </w:p>
     <w:p>
       <w:pPr>
-        <w:spacing w:line="240" w:lineRule="auto" w:after="120"/>
+        <w:spacing w:line="360" w:lineRule="auto" w:after="240"/>
         <w:ind w:firstLine="0"/>
         <w:jc w:val="center"/>
       </w:pPr>
@@ -138,15 +129,13 @@
         <w:rPr>
           <w:rFonts w:ascii="Times New Roman" w:hAnsi="Times New Roman"/>
           <w:b w:val="0"/>
-          <w:i w:val="0"/>
           <w:sz w:val="28"/>
         </w:rPr>
-        <w:t>по дисциплине «__________________________________________»</w:t>
       </w:r>
     </w:p>
     <w:p>
       <w:pPr>
-        <w:spacing w:line="240" w:lineRule="auto" w:after="240"/>
+        <w:spacing w:line="360" w:lineRule="auto" w:after="240"/>
         <w:ind w:firstLine="0"/>
         <w:jc w:val="center"/>
       </w:pPr>
@@ -154,124 +143,93 @@
         <w:rPr>
           <w:rFonts w:ascii="Times New Roman" w:hAnsi="Times New Roman"/>
           <w:b w:val="0"/>
-          <w:i w:val="0"/>
           <w:sz w:val="28"/>
         </w:rPr>
       </w:r>
     </w:p>
     <w:p>
       <w:pPr>
-        <w:spacing w:line="240" w:lineRule="auto" w:after="120"/>
+        <w:spacing w:line="360" w:lineRule="auto" w:after="240"/>
         <w:ind w:firstLine="0"/>
-        <w:jc w:val="center"/>
-      </w:pPr>
-      <w:r>
-        <w:rPr>
-          <w:rFonts w:ascii="Times New Roman" w:hAnsi="Times New Roman"/>
-          <w:b/>
-          <w:i w:val="0"/>
-          <w:sz w:val="28"/>
-        </w:rPr>
-        <w:t>Тема: «Установка операционной системы РОСА</w:t>
-      </w:r>
-    </w:p>
-    <w:p>
-      <w:pPr>
-        <w:spacing w:line="240" w:lineRule="auto" w:after="120"/>
-        <w:ind w:firstLine="0"/>
-        <w:jc w:val="center"/>
-      </w:pPr>
-      <w:r>
-        <w:rPr>
-          <w:rFonts w:ascii="Times New Roman" w:hAnsi="Times New Roman"/>
-          <w:b/>
-          <w:i w:val="0"/>
-          <w:sz w:val="28"/>
-        </w:rPr>
-        <w:t>на виртуальную машину VMware Workstation»</w:t>
-      </w:r>
-    </w:p>
-    <w:p>
-      <w:pPr>
-        <w:spacing w:line="240" w:lineRule="auto" w:after="1200"/>
-        <w:ind w:firstLine="0"/>
-        <w:jc w:val="center"/>
+        <w:jc w:val="right"/>
       </w:pPr>
       <w:r>
         <w:rPr>
           <w:rFonts w:ascii="Times New Roman" w:hAnsi="Times New Roman"/>
           <w:b w:val="0"/>
-          <w:i w:val="0"/>
           <w:sz w:val="28"/>
         </w:rPr>
+        <w:t>Выполнил: Студент группы</w:t>
       </w:r>
     </w:p>
     <w:p>
       <w:pPr>
-        <w:spacing w:line="240" w:lineRule="auto" w:after="120"/>
+        <w:spacing w:line="360" w:lineRule="auto" w:after="240"/>
         <w:ind w:firstLine="0"/>
-        <w:jc w:val="center"/>
+        <w:jc w:val="right"/>
       </w:pPr>
       <w:r>
         <w:rPr>
           <w:rFonts w:ascii="Times New Roman" w:hAnsi="Times New Roman"/>
           <w:b w:val="0"/>
-          <w:i w:val="0"/>
           <w:sz w:val="28"/>
         </w:rPr>
-        <w:t>Выполнил: студент группы ____________________</w:t>
+        <w:t>______________ _______________________</w:t>
       </w:r>
     </w:p>
     <w:p>
       <w:pPr>
-        <w:spacing w:line="240" w:lineRule="auto" w:after="120"/>
+        <w:spacing w:line="360" w:lineRule="auto" w:after="240"/>
         <w:ind w:firstLine="0"/>
-        <w:jc w:val="center"/>
+        <w:jc w:val="right"/>
       </w:pPr>
       <w:r>
         <w:rPr>
           <w:rFonts w:ascii="Times New Roman" w:hAnsi="Times New Roman"/>
           <w:b w:val="0"/>
-          <w:i w:val="0"/>
           <w:sz w:val="28"/>
         </w:rPr>
-        <w:t>______________________ / ________________________ /</w:t>
+        <w:t>Принял:</w:t>
       </w:r>
     </w:p>
     <w:p>
       <w:pPr>
-        <w:spacing w:line="240" w:lineRule="auto" w:after="480"/>
+        <w:spacing w:line="360" w:lineRule="auto" w:after="240"/>
         <w:ind w:firstLine="0"/>
-        <w:jc w:val="center"/>
+        <w:jc w:val="right"/>
       </w:pPr>
       <w:r>
         <w:rPr>
           <w:rFonts w:ascii="Times New Roman" w:hAnsi="Times New Roman"/>
           <w:b w:val="0"/>
-          <w:i w:val="0"/>
           <w:sz w:val="28"/>
         </w:rPr>
+        <w:t>Серов Валерий Александрович</w:t>
       </w:r>
     </w:p>
     <w:p>
       <w:pPr>
-        <w:spacing w:line="240" w:lineRule="auto" w:after="120"/>
+        <w:spacing w:line="360" w:lineRule="auto" w:after="240"/>
         <w:ind w:firstLine="0"/>
-        <w:jc w:val="center"/>
+        <w:jc w:val="right"/>
       </w:pPr>
       <w:r>
         <w:rPr>
           <w:rFonts w:ascii="Times New Roman" w:hAnsi="Times New Roman"/>
           <w:b w:val="0"/>
-          <w:i w:val="0"/>
           <w:sz w:val="28"/>
         </w:rPr>
-        <w:t>Проверил: ________________________________</w:t>
+        <w:t>_____________________</w:t>
       </w:r>
     </w:p>
     <w:p>
       <w:pPr>
-        <w:spacing w:line="240" w:lineRule="auto" w:after="120"/>
+        <w:pStyle w:val="CenterNoIndent"/>
+      </w:pPr>
+    </w:p>
+    <w:p>
+      <w:pPr>
+        <w:spacing w:line="360" w:lineRule="auto" w:after="240"/>
         <w:ind w:firstLine="0"/>
         <w:jc w:val="center"/>
       </w:pPr>
@@ -279,15 +237,14 @@
         <w:rPr>
           <w:rFonts w:ascii="Times New Roman" w:hAnsi="Times New Roman"/>
           <w:b w:val="0"/>
-          <w:i w:val="0"/>
           <w:sz w:val="28"/>
         </w:rPr>
-        <w:t>______________________ / ________________________ /</w:t>
+        <w:t>IT-Колледж «Сириус»</w:t>
       </w:r>
     </w:p>
     <w:p>
       <w:pPr>
-        <w:spacing w:line="240" w:lineRule="auto" w:after="1200"/>
+        <w:spacing w:line="360" w:lineRule="auto" w:after="240"/>
         <w:ind w:firstLine="0"/>
         <w:jc w:val="center"/>
       </w:pPr>
@@ -295,25 +252,9 @@
         <w:rPr>
           <w:rFonts w:ascii="Times New Roman" w:hAnsi="Times New Roman"/>
           <w:b w:val="0"/>
-          <w:i w:val="0"/>
           <w:sz w:val="28"/>
         </w:rPr>
-      </w:r>
-    </w:p>
-    <w:p>
-      <w:pPr>
-        <w:spacing w:line="240" w:lineRule="auto" w:after="120"/>
-        <w:ind w:firstLine="0"/>
-        <w:jc w:val="center"/>
-      </w:pPr>
-      <w:r>
-        <w:rPr>
-          <w:rFonts w:ascii="Times New Roman" w:hAnsi="Times New Roman"/>
-          <w:b w:val="0"/>
-          <w:i w:val="0"/>
-          <w:sz w:val="28"/>
-        </w:rPr>
-        <w:t>____________________ 2026 г.</w:t>
+        <w:t>2026</w:t>
       </w:r>
     </w:p>
     <w:p>
@@ -326,15 +267,21 @@
       </w:r>
     </w:p>
     <w:p>
+      <w:pPr>
+        <w:pStyle w:val="CenterNoIndent"/>
+        <w:keepNext/>
+      </w:pPr>
+    </w:p>
+    <w:p>
       <w:pPr/>
       <w:r>
-        <w:t>Отчёт содержит: 33 с., 38 рис., 1 табл., 5 источников.</w:t>
+        <w:t>Пояснительная записка 37 c., 38 рис., 1 табл., 5 источников</w:t>
       </w:r>
     </w:p>
     <w:p>
       <w:pPr/>
       <w:r>
-        <w:t>Ключевые слова: РОСА ФРЕШ, ОПЕРАЦИОННАЯ СИСТЕМА, LINUX, ВИРТУАЛЬНАЯ МАШИНА, VMWARE WORKSTATION, УСТАНОВЩИК ANACONDA, RED HAT, ВИРТУАЛИЗАЦИЯ, РАЗМЕТКА ДИСКА, СЕТЕВОЙ МОСТ, NAT.</w:t>
+        <w:t>РОСА ФРЕШ, ОПЕРАЦИОННАЯ СИСТЕМА, LINUX, ВИРТУАЛЬНАЯ МАШИНА, VMWARE WORKSTATION, УСТАНОВЩИК ANACONDA, RED HAT, ВИРТУАЛИЗАЦИЯ, РАЗМЕТКА ДИСКА, СЕТЕВОЙ МОСТ, NAT</w:t>
       </w:r>
     </w:p>
     <w:p>
@@ -363,6 +310,12 @@
       <w:r>
         <w:t>СОДЕРЖАНИЕ</w:t>
       </w:r>
+    </w:p>
+    <w:p>
+      <w:pPr>
+        <w:pStyle w:val="CenterNoIndent"/>
+        <w:keepNext/>
+      </w:pPr>
     </w:p>
     <w:p>
       <w:pPr>
@@ -473,7 +426,7 @@
       <w:r>
         <w:t>4 Установка операционной системы</w:t>
         <w:tab/>
-        <w:t>15</w:t>
+        <w:t>16</w:t>
       </w:r>
     </w:p>
     <w:p>
@@ -487,7 +440,7 @@
       <w:r>
         <w:t>5 Первичная загрузка и вход в систему</w:t>
         <w:tab/>
-        <w:t>25</w:t>
+        <w:t>27</w:t>
       </w:r>
     </w:p>
     <w:p>
@@ -501,7 +454,7 @@
       <w:r>
         <w:t>6 Настройка сети и оформления рабочего стола</w:t>
         <w:tab/>
-        <w:t>28</w:t>
+        <w:t>31</w:t>
       </w:r>
     </w:p>
     <w:p>
@@ -515,7 +468,7 @@
       <w:r>
         <w:t>7 Проблемы, возникшие при выполнении работы, и способы их решения</w:t>
         <w:tab/>
-        <w:t>30</w:t>
+        <w:t>34</w:t>
       </w:r>
     </w:p>
     <w:p>
@@ -529,7 +482,7 @@
       <w:r>
         <w:t>ЗАКЛЮЧЕНИЕ</w:t>
         <w:tab/>
-        <w:t>32</w:t>
+        <w:t>36</w:t>
       </w:r>
     </w:p>
     <w:p>
@@ -543,7 +496,7 @@
       <w:r>
         <w:t>СПИСОК ИСПОЛЬЗОВАННЫХ ИСТОЧНИКОВ</w:t>
         <w:tab/>
-        <w:t>33</w:t>
+        <w:t>37</w:t>
       </w:r>
     </w:p>
     <w:p>
@@ -554,6 +507,12 @@
       <w:r>
         <w:t>ВВЕДЕНИЕ</w:t>
       </w:r>
+    </w:p>
+    <w:p>
+      <w:pPr>
+        <w:pStyle w:val="CenterNoIndent"/>
+        <w:keepNext/>
+      </w:pPr>
     </w:p>
     <w:p>
       <w:pPr/>
@@ -629,11 +588,23 @@
     </w:p>
     <w:p>
       <w:pPr>
+        <w:pStyle w:val="CenterNoIndent"/>
+        <w:keepNext/>
+      </w:pPr>
+    </w:p>
+    <w:p>
+      <w:pPr>
         <w:pStyle w:val="Heading2"/>
       </w:pPr>
       <w:r>
         <w:t>1.1 Общие сведения об операционной системе «РОСА»</w:t>
       </w:r>
+    </w:p>
+    <w:p>
+      <w:pPr>
+        <w:pStyle w:val="CenterNoIndent"/>
+        <w:keepNext/>
+      </w:pPr>
     </w:p>
     <w:p>
       <w:pPr/>
@@ -656,6 +627,12 @@
       </w:r>
     </w:p>
     <w:p>
+      <w:pPr>
+        <w:pStyle w:val="CenterNoIndent"/>
+        <w:keepNext/>
+      </w:pPr>
+    </w:p>
+    <w:p>
       <w:pPr/>
       <w:r>
         <w:t>Происхождение от ОС Red Hat определяет ряд особенностей установки, которые необходимо учитывать при выполнении работы:</w:t>
@@ -716,6 +693,12 @@
       </w:r>
     </w:p>
     <w:p>
+      <w:pPr>
+        <w:pStyle w:val="CenterNoIndent"/>
+        <w:keepNext/>
+      </w:pPr>
+    </w:p>
+    <w:p>
       <w:pPr/>
       <w:r>
         <w:t>Сетевой адаптер виртуальной машины может работать в нескольких режимах, различающихся способом взаимодействия с внешними сетями [4]:</w:t>
@@ -768,6 +751,12 @@
       </w:r>
     </w:p>
     <w:p>
+      <w:pPr>
+        <w:pStyle w:val="CenterNoIndent"/>
+        <w:keepNext/>
+      </w:pPr>
+    </w:p>
+    <w:p>
       <w:pPr/>
       <w:r>
         <w:t>Работа выполнялась на компьютере под управлением ОС Windows. В качестве средства виртуализации использовался программный продукт VMware Workstation Pro 26H1: начиная с версии 17 продукт распространяется бесплатно, в том числе для образовательных целей, а выпуск 26H1 включает 64-разрядную версию приложения для Windows [5].</w:t>
@@ -778,6 +767,11 @@
       <w:r>
         <w:t>Установка выполнялась с ISO-образа ROSA_FRESH_PLASMA6.13.2.x86_64.iso, содержащего операционную систему «РОСА Фреш 13.2» с ядром Linux 6.12 и рабочим окружением KDE Plasma 6. Параметры созданной виртуальной машины приведены в таблице 1.</w:t>
       </w:r>
+    </w:p>
+    <w:p>
+      <w:pPr>
+        <w:pStyle w:val="CenterNoIndent"/>
+      </w:pPr>
     </w:p>
     <w:p>
       <w:pPr>
@@ -1432,7 +1426,6 @@
     <w:p>
       <w:pPr>
         <w:pStyle w:val="CenterNoIndent"/>
-        <w:spacing w:after="0"/>
       </w:pPr>
     </w:p>
     <w:p>
@@ -1442,6 +1435,12 @@
       <w:r>
         <w:t>3 Создание виртуальной машины</w:t>
       </w:r>
+    </w:p>
+    <w:p>
+      <w:pPr>
+        <w:pStyle w:val="CenterNoIndent"/>
+        <w:keepNext/>
+      </w:pPr>
     </w:p>
     <w:p>
       <w:pPr/>
@@ -1452,8 +1451,12 @@
     <w:p>
       <w:pPr>
         <w:pStyle w:val="CenterNoIndent"/>
+      </w:pPr>
+    </w:p>
+    <w:p>
+      <w:pPr>
+        <w:pStyle w:val="CenterNoIndent"/>
         <w:keepNext/>
-        <w:spacing w:before="120"/>
       </w:pPr>
       <w:r>
         <w:drawing>
@@ -1492,11 +1495,22 @@
     </w:p>
     <w:p>
       <w:pPr>
+        <w:pStyle w:val="CenterNoIndent"/>
+        <w:keepNext/>
+      </w:pPr>
+    </w:p>
+    <w:p>
+      <w:pPr>
         <w:pStyle w:val="FigureCaption"/>
       </w:pPr>
       <w:r>
         <w:t>Рисунок 1 – Выбор типа конфигурации виртуальной машины (Custom)</w:t>
       </w:r>
+    </w:p>
+    <w:p>
+      <w:pPr>
+        <w:pStyle w:val="CenterNoIndent"/>
+      </w:pPr>
     </w:p>
     <w:p>
       <w:pPr/>
@@ -1507,8 +1521,12 @@
     <w:p>
       <w:pPr>
         <w:pStyle w:val="CenterNoIndent"/>
+      </w:pPr>
+    </w:p>
+    <w:p>
+      <w:pPr>
+        <w:pStyle w:val="CenterNoIndent"/>
         <w:keepNext/>
-        <w:spacing w:before="120"/>
       </w:pPr>
       <w:r>
         <w:drawing>
@@ -1547,11 +1565,22 @@
     </w:p>
     <w:p>
       <w:pPr>
+        <w:pStyle w:val="CenterNoIndent"/>
+        <w:keepNext/>
+      </w:pPr>
+    </w:p>
+    <w:p>
+      <w:pPr>
         <w:pStyle w:val="FigureCaption"/>
       </w:pPr>
       <w:r>
         <w:t>Рисунок 2 – Параметры совместимости оборудования</w:t>
       </w:r>
+    </w:p>
+    <w:p>
+      <w:pPr>
+        <w:pStyle w:val="CenterNoIndent"/>
+      </w:pPr>
     </w:p>
     <w:p>
       <w:pPr/>
@@ -1562,8 +1591,12 @@
     <w:p>
       <w:pPr>
         <w:pStyle w:val="CenterNoIndent"/>
+      </w:pPr>
+    </w:p>
+    <w:p>
+      <w:pPr>
+        <w:pStyle w:val="CenterNoIndent"/>
         <w:keepNext/>
-        <w:spacing w:before="120"/>
       </w:pPr>
       <w:r>
         <w:drawing>
@@ -1602,6 +1635,12 @@
     </w:p>
     <w:p>
       <w:pPr>
+        <w:pStyle w:val="CenterNoIndent"/>
+        <w:keepNext/>
+      </w:pPr>
+    </w:p>
+    <w:p>
+      <w:pPr>
         <w:pStyle w:val="FigureCaption"/>
       </w:pPr>
       <w:r>
@@ -1611,8 +1650,17 @@
     <w:p>
       <w:pPr>
         <w:pStyle w:val="CenterNoIndent"/>
+      </w:pPr>
+    </w:p>
+    <w:p>
+      <w:pPr>
+        <w:pStyle w:val="CenterNoIndent"/>
+      </w:pPr>
+    </w:p>
+    <w:p>
+      <w:pPr>
+        <w:pStyle w:val="CenterNoIndent"/>
         <w:keepNext/>
-        <w:spacing w:before="120"/>
       </w:pPr>
       <w:r>
         <w:drawing>
@@ -1651,11 +1699,22 @@
     </w:p>
     <w:p>
       <w:pPr>
+        <w:pStyle w:val="CenterNoIndent"/>
+        <w:keepNext/>
+      </w:pPr>
+    </w:p>
+    <w:p>
+      <w:pPr>
         <w:pStyle w:val="FigureCaption"/>
       </w:pPr>
       <w:r>
         <w:t>Рисунок 4 – Выбор гостевой операционной системы (Linux 5.x, 64-разрядная)</w:t>
       </w:r>
+    </w:p>
+    <w:p>
+      <w:pPr>
+        <w:pStyle w:val="CenterNoIndent"/>
+      </w:pPr>
     </w:p>
     <w:p>
       <w:pPr/>
@@ -1666,8 +1725,12 @@
     <w:p>
       <w:pPr>
         <w:pStyle w:val="CenterNoIndent"/>
+      </w:pPr>
+    </w:p>
+    <w:p>
+      <w:pPr>
+        <w:pStyle w:val="CenterNoIndent"/>
         <w:keepNext/>
-        <w:spacing w:before="120"/>
       </w:pPr>
       <w:r>
         <w:drawing>
@@ -1706,11 +1769,22 @@
     </w:p>
     <w:p>
       <w:pPr>
+        <w:pStyle w:val="CenterNoIndent"/>
+        <w:keepNext/>
+      </w:pPr>
+    </w:p>
+    <w:p>
+      <w:pPr>
         <w:pStyle w:val="FigureCaption"/>
       </w:pPr>
       <w:r>
         <w:t>Рисунок 5 – Имя виртуальной машины и каталог размещения</w:t>
       </w:r>
+    </w:p>
+    <w:p>
+      <w:pPr>
+        <w:pStyle w:val="CenterNoIndent"/>
+      </w:pPr>
     </w:p>
     <w:p>
       <w:pPr/>
@@ -1721,8 +1795,12 @@
     <w:p>
       <w:pPr>
         <w:pStyle w:val="CenterNoIndent"/>
+      </w:pPr>
+    </w:p>
+    <w:p>
+      <w:pPr>
+        <w:pStyle w:val="CenterNoIndent"/>
         <w:keepNext/>
-        <w:spacing w:before="120"/>
       </w:pPr>
       <w:r>
         <w:drawing>
@@ -1761,6 +1839,12 @@
     </w:p>
     <w:p>
       <w:pPr>
+        <w:pStyle w:val="CenterNoIndent"/>
+        <w:keepNext/>
+      </w:pPr>
+    </w:p>
+    <w:p>
+      <w:pPr>
         <w:pStyle w:val="FigureCaption"/>
       </w:pPr>
       <w:r>
@@ -1770,8 +1854,17 @@
     <w:p>
       <w:pPr>
         <w:pStyle w:val="CenterNoIndent"/>
+      </w:pPr>
+    </w:p>
+    <w:p>
+      <w:pPr>
+        <w:pStyle w:val="CenterNoIndent"/>
+      </w:pPr>
+    </w:p>
+    <w:p>
+      <w:pPr>
+        <w:pStyle w:val="CenterNoIndent"/>
         <w:keepNext/>
-        <w:spacing w:before="120"/>
       </w:pPr>
       <w:r>
         <w:drawing>
@@ -1810,11 +1903,22 @@
     </w:p>
     <w:p>
       <w:pPr>
+        <w:pStyle w:val="CenterNoIndent"/>
+        <w:keepNext/>
+      </w:pPr>
+    </w:p>
+    <w:p>
+      <w:pPr>
         <w:pStyle w:val="FigureCaption"/>
       </w:pPr>
       <w:r>
         <w:t>Рисунок 7 – Объём оперативной памяти — 16 ГБ</w:t>
       </w:r>
+    </w:p>
+    <w:p>
+      <w:pPr>
+        <w:pStyle w:val="CenterNoIndent"/>
+      </w:pPr>
     </w:p>
     <w:p>
       <w:pPr/>
@@ -1825,8 +1929,12 @@
     <w:p>
       <w:pPr>
         <w:pStyle w:val="CenterNoIndent"/>
+      </w:pPr>
+    </w:p>
+    <w:p>
+      <w:pPr>
+        <w:pStyle w:val="CenterNoIndent"/>
         <w:keepNext/>
-        <w:spacing w:before="120"/>
       </w:pPr>
       <w:r>
         <w:drawing>
@@ -1865,11 +1973,22 @@
     </w:p>
     <w:p>
       <w:pPr>
+        <w:pStyle w:val="CenterNoIndent"/>
+        <w:keepNext/>
+      </w:pPr>
+    </w:p>
+    <w:p>
+      <w:pPr>
         <w:pStyle w:val="FigureCaption"/>
       </w:pPr>
       <w:r>
         <w:t>Рисунок 8 – Выбор типа сетевого подключения — «мост» (Bridged)</w:t>
       </w:r>
+    </w:p>
+    <w:p>
+      <w:pPr>
+        <w:pStyle w:val="CenterNoIndent"/>
+      </w:pPr>
     </w:p>
     <w:p>
       <w:pPr/>
@@ -1880,8 +1999,12 @@
     <w:p>
       <w:pPr>
         <w:pStyle w:val="CenterNoIndent"/>
+      </w:pPr>
+    </w:p>
+    <w:p>
+      <w:pPr>
+        <w:pStyle w:val="CenterNoIndent"/>
         <w:keepNext/>
-        <w:spacing w:before="120"/>
       </w:pPr>
       <w:r>
         <w:drawing>
@@ -1920,6 +2043,12 @@
     </w:p>
     <w:p>
       <w:pPr>
+        <w:pStyle w:val="CenterNoIndent"/>
+        <w:keepNext/>
+      </w:pPr>
+    </w:p>
+    <w:p>
+      <w:pPr>
         <w:pStyle w:val="FigureCaption"/>
       </w:pPr>
       <w:r>
@@ -1929,8 +2058,17 @@
     <w:p>
       <w:pPr>
         <w:pStyle w:val="CenterNoIndent"/>
+      </w:pPr>
+    </w:p>
+    <w:p>
+      <w:pPr>
+        <w:pStyle w:val="CenterNoIndent"/>
+      </w:pPr>
+    </w:p>
+    <w:p>
+      <w:pPr>
+        <w:pStyle w:val="CenterNoIndent"/>
         <w:keepNext/>
-        <w:spacing w:before="120"/>
       </w:pPr>
       <w:r>
         <w:drawing>
@@ -1969,11 +2107,22 @@
     </w:p>
     <w:p>
       <w:pPr>
+        <w:pStyle w:val="CenterNoIndent"/>
+        <w:keepNext/>
+      </w:pPr>
+    </w:p>
+    <w:p>
+      <w:pPr>
         <w:pStyle w:val="FigureCaption"/>
       </w:pPr>
       <w:r>
         <w:t>Рисунок 10 – Выбор типа виртуального диска — SCSI</w:t>
       </w:r>
+    </w:p>
+    <w:p>
+      <w:pPr>
+        <w:pStyle w:val="CenterNoIndent"/>
+      </w:pPr>
     </w:p>
     <w:p>
       <w:pPr/>
@@ -1984,8 +2133,12 @@
     <w:p>
       <w:pPr>
         <w:pStyle w:val="CenterNoIndent"/>
+      </w:pPr>
+    </w:p>
+    <w:p>
+      <w:pPr>
+        <w:pStyle w:val="CenterNoIndent"/>
         <w:keepNext/>
-        <w:spacing w:before="120"/>
       </w:pPr>
       <w:r>
         <w:drawing>
@@ -2024,6 +2177,12 @@
     </w:p>
     <w:p>
       <w:pPr>
+        <w:pStyle w:val="CenterNoIndent"/>
+        <w:keepNext/>
+      </w:pPr>
+    </w:p>
+    <w:p>
+      <w:pPr>
         <w:pStyle w:val="FigureCaption"/>
       </w:pPr>
       <w:r>
@@ -2033,8 +2192,17 @@
     <w:p>
       <w:pPr>
         <w:pStyle w:val="CenterNoIndent"/>
+      </w:pPr>
+    </w:p>
+    <w:p>
+      <w:pPr>
+        <w:pStyle w:val="CenterNoIndent"/>
+      </w:pPr>
+    </w:p>
+    <w:p>
+      <w:pPr>
+        <w:pStyle w:val="CenterNoIndent"/>
         <w:keepNext/>
-        <w:spacing w:before="120"/>
       </w:pPr>
       <w:r>
         <w:drawing>
@@ -2073,6 +2241,12 @@
     </w:p>
     <w:p>
       <w:pPr>
+        <w:pStyle w:val="CenterNoIndent"/>
+        <w:keepNext/>
+      </w:pPr>
+    </w:p>
+    <w:p>
+      <w:pPr>
         <w:pStyle w:val="FigureCaption"/>
       </w:pPr>
       <w:r>
@@ -2082,8 +2256,17 @@
     <w:p>
       <w:pPr>
         <w:pStyle w:val="CenterNoIndent"/>
+      </w:pPr>
+    </w:p>
+    <w:p>
+      <w:pPr>
+        <w:pStyle w:val="CenterNoIndent"/>
+      </w:pPr>
+    </w:p>
+    <w:p>
+      <w:pPr>
+        <w:pStyle w:val="CenterNoIndent"/>
         <w:keepNext/>
-        <w:spacing w:before="120"/>
       </w:pPr>
       <w:r>
         <w:drawing>
@@ -2122,11 +2305,22 @@
     </w:p>
     <w:p>
       <w:pPr>
+        <w:pStyle w:val="CenterNoIndent"/>
+        <w:keepNext/>
+      </w:pPr>
+    </w:p>
+    <w:p>
+      <w:pPr>
         <w:pStyle w:val="FigureCaption"/>
       </w:pPr>
       <w:r>
         <w:t>Рисунок 13 – Имя файла виртуального диска (по умолчанию)</w:t>
       </w:r>
+    </w:p>
+    <w:p>
+      <w:pPr>
+        <w:pStyle w:val="CenterNoIndent"/>
+      </w:pPr>
     </w:p>
     <w:p>
       <w:pPr/>
@@ -2137,8 +2331,12 @@
     <w:p>
       <w:pPr>
         <w:pStyle w:val="CenterNoIndent"/>
+      </w:pPr>
+    </w:p>
+    <w:p>
+      <w:pPr>
+        <w:pStyle w:val="CenterNoIndent"/>
         <w:keepNext/>
-        <w:spacing w:before="120"/>
       </w:pPr>
       <w:r>
         <w:drawing>
@@ -2177,6 +2375,12 @@
     </w:p>
     <w:p>
       <w:pPr>
+        <w:pStyle w:val="CenterNoIndent"/>
+        <w:keepNext/>
+      </w:pPr>
+    </w:p>
+    <w:p>
+      <w:pPr>
         <w:pStyle w:val="FigureCaption"/>
       </w:pPr>
       <w:r>
@@ -2186,8 +2390,17 @@
     <w:p>
       <w:pPr>
         <w:pStyle w:val="CenterNoIndent"/>
+      </w:pPr>
+    </w:p>
+    <w:p>
+      <w:pPr>
+        <w:pStyle w:val="CenterNoIndent"/>
+      </w:pPr>
+    </w:p>
+    <w:p>
+      <w:pPr>
+        <w:pStyle w:val="CenterNoIndent"/>
         <w:keepNext/>
-        <w:spacing w:before="120"/>
       </w:pPr>
       <w:r>
         <w:drawing>
@@ -2226,6 +2439,12 @@
     </w:p>
     <w:p>
       <w:pPr>
+        <w:pStyle w:val="CenterNoIndent"/>
+        <w:keepNext/>
+      </w:pPr>
+    </w:p>
+    <w:p>
+      <w:pPr>
         <w:pStyle w:val="FigureCaption"/>
       </w:pPr>
       <w:r>
@@ -2234,11 +2453,22 @@
     </w:p>
     <w:p>
       <w:pPr>
+        <w:pStyle w:val="CenterNoIndent"/>
+      </w:pPr>
+    </w:p>
+    <w:p>
+      <w:pPr>
         <w:pStyle w:val="Heading1"/>
       </w:pPr>
       <w:r>
         <w:t>4 Установка операционной системы</w:t>
       </w:r>
+    </w:p>
+    <w:p>
+      <w:pPr>
+        <w:pStyle w:val="CenterNoIndent"/>
+        <w:keepNext/>
+      </w:pPr>
     </w:p>
     <w:p>
       <w:pPr/>
@@ -2249,8 +2479,12 @@
     <w:p>
       <w:pPr>
         <w:pStyle w:val="CenterNoIndent"/>
+      </w:pPr>
+    </w:p>
+    <w:p>
+      <w:pPr>
+        <w:pStyle w:val="CenterNoIndent"/>
         <w:keepNext/>
-        <w:spacing w:before="120"/>
       </w:pPr>
       <w:r>
         <w:drawing>
@@ -2289,6 +2523,12 @@
     </w:p>
     <w:p>
       <w:pPr>
+        <w:pStyle w:val="CenterNoIndent"/>
+        <w:keepNext/>
+      </w:pPr>
+    </w:p>
+    <w:p>
+      <w:pPr>
         <w:pStyle w:val="FigureCaption"/>
       </w:pPr>
       <w:r>
@@ -2298,8 +2538,17 @@
     <w:p>
       <w:pPr>
         <w:pStyle w:val="CenterNoIndent"/>
+      </w:pPr>
+    </w:p>
+    <w:p>
+      <w:pPr>
+        <w:pStyle w:val="CenterNoIndent"/>
+      </w:pPr>
+    </w:p>
+    <w:p>
+      <w:pPr>
+        <w:pStyle w:val="CenterNoIndent"/>
         <w:keepNext/>
-        <w:spacing w:before="120"/>
       </w:pPr>
       <w:r>
         <w:drawing>
@@ -2338,11 +2587,22 @@
     </w:p>
     <w:p>
       <w:pPr>
+        <w:pStyle w:val="CenterNoIndent"/>
+        <w:keepNext/>
+      </w:pPr>
+    </w:p>
+    <w:p>
+      <w:pPr>
         <w:pStyle w:val="FigureCaption"/>
       </w:pPr>
       <w:r>
         <w:t>Рисунок 17 – Выбор режима «Запуск и установка ОС (live mode)»</w:t>
       </w:r>
+    </w:p>
+    <w:p>
+      <w:pPr>
+        <w:pStyle w:val="CenterNoIndent"/>
+      </w:pPr>
     </w:p>
     <w:p>
       <w:pPr/>
@@ -2353,8 +2613,12 @@
     <w:p>
       <w:pPr>
         <w:pStyle w:val="CenterNoIndent"/>
+      </w:pPr>
+    </w:p>
+    <w:p>
+      <w:pPr>
+        <w:pStyle w:val="CenterNoIndent"/>
         <w:keepNext/>
-        <w:spacing w:before="120"/>
       </w:pPr>
       <w:r>
         <w:drawing>
@@ -2393,6 +2657,12 @@
     </w:p>
     <w:p>
       <w:pPr>
+        <w:pStyle w:val="CenterNoIndent"/>
+        <w:keepNext/>
+      </w:pPr>
+    </w:p>
+    <w:p>
+      <w:pPr>
         <w:pStyle w:val="FigureCaption"/>
       </w:pPr>
       <w:r>
@@ -2402,8 +2672,17 @@
     <w:p>
       <w:pPr>
         <w:pStyle w:val="CenterNoIndent"/>
+      </w:pPr>
+    </w:p>
+    <w:p>
+      <w:pPr>
+        <w:pStyle w:val="CenterNoIndent"/>
+      </w:pPr>
+    </w:p>
+    <w:p>
+      <w:pPr>
+        <w:pStyle w:val="CenterNoIndent"/>
         <w:keepNext/>
-        <w:spacing w:before="120"/>
       </w:pPr>
       <w:r>
         <w:drawing>
@@ -2442,11 +2721,22 @@
     </w:p>
     <w:p>
       <w:pPr>
+        <w:pStyle w:val="CenterNoIndent"/>
+        <w:keepNext/>
+      </w:pPr>
+    </w:p>
+    <w:p>
+      <w:pPr>
         <w:pStyle w:val="FigureCaption"/>
       </w:pPr>
       <w:r>
         <w:t>Рисунок 19 – Рабочий стол live-режима с ярлыком установщика</w:t>
       </w:r>
+    </w:p>
+    <w:p>
+      <w:pPr>
+        <w:pStyle w:val="CenterNoIndent"/>
+      </w:pPr>
     </w:p>
     <w:p>
       <w:pPr/>
@@ -2457,8 +2747,12 @@
     <w:p>
       <w:pPr>
         <w:pStyle w:val="CenterNoIndent"/>
+      </w:pPr>
+    </w:p>
+    <w:p>
+      <w:pPr>
+        <w:pStyle w:val="CenterNoIndent"/>
         <w:keepNext/>
-        <w:spacing w:before="120"/>
       </w:pPr>
       <w:r>
         <w:drawing>
@@ -2497,6 +2791,12 @@
     </w:p>
     <w:p>
       <w:pPr>
+        <w:pStyle w:val="CenterNoIndent"/>
+        <w:keepNext/>
+      </w:pPr>
+    </w:p>
+    <w:p>
+      <w:pPr>
         <w:pStyle w:val="FigureCaption"/>
       </w:pPr>
       <w:r>
@@ -2506,8 +2806,17 @@
     <w:p>
       <w:pPr>
         <w:pStyle w:val="CenterNoIndent"/>
+      </w:pPr>
+    </w:p>
+    <w:p>
+      <w:pPr>
+        <w:pStyle w:val="CenterNoIndent"/>
+      </w:pPr>
+    </w:p>
+    <w:p>
+      <w:pPr>
+        <w:pStyle w:val="CenterNoIndent"/>
         <w:keepNext/>
-        <w:spacing w:before="120"/>
       </w:pPr>
       <w:r>
         <w:drawing>
@@ -2546,11 +2855,22 @@
     </w:p>
     <w:p>
       <w:pPr>
+        <w:pStyle w:val="CenterNoIndent"/>
+        <w:keepNext/>
+      </w:pPr>
+    </w:p>
+    <w:p>
+      <w:pPr>
         <w:pStyle w:val="FigureCaption"/>
       </w:pPr>
       <w:r>
         <w:t>Рисунок 21 – Экран «Обзор установки» до заполнения разделов</w:t>
       </w:r>
+    </w:p>
+    <w:p>
+      <w:pPr>
+        <w:pStyle w:val="CenterNoIndent"/>
+      </w:pPr>
     </w:p>
     <w:p>
       <w:pPr/>
@@ -2561,8 +2881,12 @@
     <w:p>
       <w:pPr>
         <w:pStyle w:val="CenterNoIndent"/>
+      </w:pPr>
+    </w:p>
+    <w:p>
+      <w:pPr>
+        <w:pStyle w:val="CenterNoIndent"/>
         <w:keepNext/>
-        <w:spacing w:before="120"/>
       </w:pPr>
       <w:r>
         <w:drawing>
@@ -2601,6 +2925,12 @@
     </w:p>
     <w:p>
       <w:pPr>
+        <w:pStyle w:val="CenterNoIndent"/>
+        <w:keepNext/>
+      </w:pPr>
+    </w:p>
+    <w:p>
+      <w:pPr>
         <w:pStyle w:val="FigureCaption"/>
       </w:pPr>
       <w:r>
@@ -2610,8 +2940,17 @@
     <w:p>
       <w:pPr>
         <w:pStyle w:val="CenterNoIndent"/>
+      </w:pPr>
+    </w:p>
+    <w:p>
+      <w:pPr>
+        <w:pStyle w:val="CenterNoIndent"/>
+      </w:pPr>
+    </w:p>
+    <w:p>
+      <w:pPr>
+        <w:pStyle w:val="CenterNoIndent"/>
         <w:keepNext/>
-        <w:spacing w:before="120"/>
       </w:pPr>
       <w:r>
         <w:drawing>
@@ -2650,11 +2989,22 @@
     </w:p>
     <w:p>
       <w:pPr>
+        <w:pStyle w:val="CenterNoIndent"/>
+        <w:keepNext/>
+      </w:pPr>
+    </w:p>
+    <w:p>
+      <w:pPr>
         <w:pStyle w:val="FigureCaption"/>
       </w:pPr>
       <w:r>
         <w:t>Рисунок 23 – Задание пароля суперпользователя root</w:t>
       </w:r>
+    </w:p>
+    <w:p>
+      <w:pPr>
+        <w:pStyle w:val="CenterNoIndent"/>
+      </w:pPr>
     </w:p>
     <w:p>
       <w:pPr/>
@@ -2665,8 +3015,12 @@
     <w:p>
       <w:pPr>
         <w:pStyle w:val="CenterNoIndent"/>
+      </w:pPr>
+    </w:p>
+    <w:p>
+      <w:pPr>
+        <w:pStyle w:val="CenterNoIndent"/>
         <w:keepNext/>
-        <w:spacing w:before="120"/>
       </w:pPr>
       <w:r>
         <w:drawing>
@@ -2705,6 +3059,12 @@
     </w:p>
     <w:p>
       <w:pPr>
+        <w:pStyle w:val="CenterNoIndent"/>
+        <w:keepNext/>
+      </w:pPr>
+    </w:p>
+    <w:p>
+      <w:pPr>
         <w:pStyle w:val="FigureCaption"/>
       </w:pPr>
       <w:r>
@@ -2714,8 +3074,17 @@
     <w:p>
       <w:pPr>
         <w:pStyle w:val="CenterNoIndent"/>
+      </w:pPr>
+    </w:p>
+    <w:p>
+      <w:pPr>
+        <w:pStyle w:val="CenterNoIndent"/>
+      </w:pPr>
+    </w:p>
+    <w:p>
+      <w:pPr>
+        <w:pStyle w:val="CenterNoIndent"/>
         <w:keepNext/>
-        <w:spacing w:before="120"/>
       </w:pPr>
       <w:r>
         <w:drawing>
@@ -2754,11 +3123,22 @@
     </w:p>
     <w:p>
       <w:pPr>
+        <w:pStyle w:val="CenterNoIndent"/>
+        <w:keepNext/>
+      </w:pPr>
+    </w:p>
+    <w:p>
+      <w:pPr>
         <w:pStyle w:val="FigureCaption"/>
       </w:pPr>
       <w:r>
         <w:t>Рисунок 25 – Настройка сети и имени узла</w:t>
       </w:r>
+    </w:p>
+    <w:p>
+      <w:pPr>
+        <w:pStyle w:val="CenterNoIndent"/>
+      </w:pPr>
     </w:p>
     <w:p>
       <w:pPr/>
@@ -2769,8 +3149,12 @@
     <w:p>
       <w:pPr>
         <w:pStyle w:val="CenterNoIndent"/>
+      </w:pPr>
+    </w:p>
+    <w:p>
+      <w:pPr>
+        <w:pStyle w:val="CenterNoIndent"/>
         <w:keepNext/>
-        <w:spacing w:before="120"/>
       </w:pPr>
       <w:r>
         <w:drawing>
@@ -2809,6 +3193,12 @@
     </w:p>
     <w:p>
       <w:pPr>
+        <w:pStyle w:val="CenterNoIndent"/>
+        <w:keepNext/>
+      </w:pPr>
+    </w:p>
+    <w:p>
+      <w:pPr>
         <w:pStyle w:val="FigureCaption"/>
       </w:pPr>
       <w:r>
@@ -2818,8 +3208,17 @@
     <w:p>
       <w:pPr>
         <w:pStyle w:val="CenterNoIndent"/>
+      </w:pPr>
+    </w:p>
+    <w:p>
+      <w:pPr>
+        <w:pStyle w:val="CenterNoIndent"/>
+      </w:pPr>
+    </w:p>
+    <w:p>
+      <w:pPr>
+        <w:pStyle w:val="CenterNoIndent"/>
         <w:keepNext/>
-        <w:spacing w:before="120"/>
       </w:pPr>
       <w:r>
         <w:drawing>
@@ -2858,11 +3257,22 @@
     </w:p>
     <w:p>
       <w:pPr>
+        <w:pStyle w:val="CenterNoIndent"/>
+        <w:keepNext/>
+      </w:pPr>
+    </w:p>
+    <w:p>
+      <w:pPr>
         <w:pStyle w:val="FigureCaption"/>
       </w:pPr>
       <w:r>
         <w:t>Рисунок 27 – Процесс установки операционной системы</w:t>
       </w:r>
+    </w:p>
+    <w:p>
+      <w:pPr>
+        <w:pStyle w:val="CenterNoIndent"/>
+      </w:pPr>
     </w:p>
     <w:p>
       <w:pPr/>
@@ -2873,8 +3283,12 @@
     <w:p>
       <w:pPr>
         <w:pStyle w:val="CenterNoIndent"/>
+      </w:pPr>
+    </w:p>
+    <w:p>
+      <w:pPr>
+        <w:pStyle w:val="CenterNoIndent"/>
         <w:keepNext/>
-        <w:spacing w:before="120"/>
       </w:pPr>
       <w:r>
         <w:drawing>
@@ -2913,6 +3327,12 @@
     </w:p>
     <w:p>
       <w:pPr>
+        <w:pStyle w:val="CenterNoIndent"/>
+        <w:keepNext/>
+      </w:pPr>
+    </w:p>
+    <w:p>
+      <w:pPr>
         <w:pStyle w:val="FigureCaption"/>
       </w:pPr>
       <w:r>
@@ -2922,8 +3342,17 @@
     <w:p>
       <w:pPr>
         <w:pStyle w:val="CenterNoIndent"/>
+      </w:pPr>
+    </w:p>
+    <w:p>
+      <w:pPr>
+        <w:pStyle w:val="CenterNoIndent"/>
+      </w:pPr>
+    </w:p>
+    <w:p>
+      <w:pPr>
+        <w:pStyle w:val="CenterNoIndent"/>
         <w:keepNext/>
-        <w:spacing w:before="120"/>
       </w:pPr>
       <w:r>
         <w:drawing>
@@ -2962,6 +3391,12 @@
     </w:p>
     <w:p>
       <w:pPr>
+        <w:pStyle w:val="CenterNoIndent"/>
+        <w:keepNext/>
+      </w:pPr>
+    </w:p>
+    <w:p>
+      <w:pPr>
         <w:pStyle w:val="FigureCaption"/>
       </w:pPr>
       <w:r>
@@ -2970,11 +3405,22 @@
     </w:p>
     <w:p>
       <w:pPr>
+        <w:pStyle w:val="CenterNoIndent"/>
+      </w:pPr>
+    </w:p>
+    <w:p>
+      <w:pPr>
         <w:pStyle w:val="Heading1"/>
       </w:pPr>
       <w:r>
         <w:t>5 Первичная загрузка и вход в систему</w:t>
       </w:r>
+    </w:p>
+    <w:p>
+      <w:pPr>
+        <w:pStyle w:val="CenterNoIndent"/>
+        <w:keepNext/>
+      </w:pPr>
     </w:p>
     <w:p>
       <w:pPr/>
@@ -2985,8 +3431,12 @@
     <w:p>
       <w:pPr>
         <w:pStyle w:val="CenterNoIndent"/>
+      </w:pPr>
+    </w:p>
+    <w:p>
+      <w:pPr>
+        <w:pStyle w:val="CenterNoIndent"/>
         <w:keepNext/>
-        <w:spacing w:before="120"/>
       </w:pPr>
       <w:r>
         <w:drawing>
@@ -3025,6 +3475,12 @@
     </w:p>
     <w:p>
       <w:pPr>
+        <w:pStyle w:val="CenterNoIndent"/>
+        <w:keepNext/>
+      </w:pPr>
+    </w:p>
+    <w:p>
+      <w:pPr>
         <w:pStyle w:val="FigureCaption"/>
       </w:pPr>
       <w:r>
@@ -3034,8 +3490,17 @@
     <w:p>
       <w:pPr>
         <w:pStyle w:val="CenterNoIndent"/>
+      </w:pPr>
+    </w:p>
+    <w:p>
+      <w:pPr>
+        <w:pStyle w:val="CenterNoIndent"/>
+      </w:pPr>
+    </w:p>
+    <w:p>
+      <w:pPr>
+        <w:pStyle w:val="CenterNoIndent"/>
         <w:keepNext/>
-        <w:spacing w:before="120"/>
       </w:pPr>
       <w:r>
         <w:drawing>
@@ -3074,6 +3539,12 @@
     </w:p>
     <w:p>
       <w:pPr>
+        <w:pStyle w:val="CenterNoIndent"/>
+        <w:keepNext/>
+      </w:pPr>
+    </w:p>
+    <w:p>
+      <w:pPr>
         <w:pStyle w:val="FigureCaption"/>
       </w:pPr>
       <w:r>
@@ -3083,8 +3554,17 @@
     <w:p>
       <w:pPr>
         <w:pStyle w:val="CenterNoIndent"/>
+      </w:pPr>
+    </w:p>
+    <w:p>
+      <w:pPr>
+        <w:pStyle w:val="CenterNoIndent"/>
+      </w:pPr>
+    </w:p>
+    <w:p>
+      <w:pPr>
+        <w:pStyle w:val="CenterNoIndent"/>
         <w:keepNext/>
-        <w:spacing w:before="120"/>
       </w:pPr>
       <w:r>
         <w:drawing>
@@ -3123,6 +3603,12 @@
     </w:p>
     <w:p>
       <w:pPr>
+        <w:pStyle w:val="CenterNoIndent"/>
+        <w:keepNext/>
+      </w:pPr>
+    </w:p>
+    <w:p>
+      <w:pPr>
         <w:pStyle w:val="FigureCaption"/>
       </w:pPr>
       <w:r>
@@ -3132,8 +3618,17 @@
     <w:p>
       <w:pPr>
         <w:pStyle w:val="CenterNoIndent"/>
+      </w:pPr>
+    </w:p>
+    <w:p>
+      <w:pPr>
+        <w:pStyle w:val="CenterNoIndent"/>
+      </w:pPr>
+    </w:p>
+    <w:p>
+      <w:pPr>
+        <w:pStyle w:val="CenterNoIndent"/>
         <w:keepNext/>
-        <w:spacing w:before="120"/>
       </w:pPr>
       <w:r>
         <w:drawing>
@@ -3172,11 +3667,22 @@
     </w:p>
     <w:p>
       <w:pPr>
+        <w:pStyle w:val="CenterNoIndent"/>
+        <w:keepNext/>
+      </w:pPr>
+    </w:p>
+    <w:p>
+      <w:pPr>
         <w:pStyle w:val="FigureCaption"/>
       </w:pPr>
       <w:r>
         <w:t>Рисунок 33 – Ввод пароля учётной записи</w:t>
       </w:r>
+    </w:p>
+    <w:p>
+      <w:pPr>
+        <w:pStyle w:val="CenterNoIndent"/>
+      </w:pPr>
     </w:p>
     <w:p>
       <w:pPr/>
@@ -3187,8 +3693,12 @@
     <w:p>
       <w:pPr>
         <w:pStyle w:val="CenterNoIndent"/>
+      </w:pPr>
+    </w:p>
+    <w:p>
+      <w:pPr>
+        <w:pStyle w:val="CenterNoIndent"/>
         <w:keepNext/>
-        <w:spacing w:before="120"/>
       </w:pPr>
       <w:r>
         <w:drawing>
@@ -3227,6 +3737,12 @@
     </w:p>
     <w:p>
       <w:pPr>
+        <w:pStyle w:val="CenterNoIndent"/>
+        <w:keepNext/>
+      </w:pPr>
+    </w:p>
+    <w:p>
+      <w:pPr>
         <w:pStyle w:val="FigureCaption"/>
       </w:pPr>
       <w:r>
@@ -3235,11 +3751,22 @@
     </w:p>
     <w:p>
       <w:pPr>
+        <w:pStyle w:val="CenterNoIndent"/>
+      </w:pPr>
+    </w:p>
+    <w:p>
+      <w:pPr>
         <w:pStyle w:val="Heading1"/>
       </w:pPr>
       <w:r>
         <w:t>6 Настройка сети и оформления рабочего стола</w:t>
       </w:r>
+    </w:p>
+    <w:p>
+      <w:pPr>
+        <w:pStyle w:val="CenterNoIndent"/>
+        <w:keepNext/>
+      </w:pPr>
     </w:p>
     <w:p>
       <w:pPr/>
@@ -3250,8 +3777,12 @@
     <w:p>
       <w:pPr>
         <w:pStyle w:val="CenterNoIndent"/>
+      </w:pPr>
+    </w:p>
+    <w:p>
+      <w:pPr>
+        <w:pStyle w:val="CenterNoIndent"/>
         <w:keepNext/>
-        <w:spacing w:before="120"/>
       </w:pPr>
       <w:r>
         <w:drawing>
@@ -3290,11 +3821,22 @@
     </w:p>
     <w:p>
       <w:pPr>
+        <w:pStyle w:val="CenterNoIndent"/>
+        <w:keepNext/>
+      </w:pPr>
+    </w:p>
+    <w:p>
+      <w:pPr>
         <w:pStyle w:val="FigureCaption"/>
       </w:pPr>
       <w:r>
         <w:t>Рисунок 35 – Сообщения об ошибках при работе сети</w:t>
       </w:r>
+    </w:p>
+    <w:p>
+      <w:pPr>
+        <w:pStyle w:val="CenterNoIndent"/>
+      </w:pPr>
     </w:p>
     <w:p>
       <w:pPr/>
@@ -3305,8 +3847,12 @@
     <w:p>
       <w:pPr>
         <w:pStyle w:val="CenterNoIndent"/>
+      </w:pPr>
+    </w:p>
+    <w:p>
+      <w:pPr>
+        <w:pStyle w:val="CenterNoIndent"/>
         <w:keepNext/>
-        <w:spacing w:before="120"/>
       </w:pPr>
       <w:r>
         <w:drawing>
@@ -3345,6 +3891,12 @@
     </w:p>
     <w:p>
       <w:pPr>
+        <w:pStyle w:val="CenterNoIndent"/>
+        <w:keepNext/>
+      </w:pPr>
+    </w:p>
+    <w:p>
+      <w:pPr>
         <w:pStyle w:val="FigureCaption"/>
       </w:pPr>
       <w:r>
@@ -3354,8 +3906,17 @@
     <w:p>
       <w:pPr>
         <w:pStyle w:val="CenterNoIndent"/>
+      </w:pPr>
+    </w:p>
+    <w:p>
+      <w:pPr>
+        <w:pStyle w:val="CenterNoIndent"/>
+      </w:pPr>
+    </w:p>
+    <w:p>
+      <w:pPr>
+        <w:pStyle w:val="CenterNoIndent"/>
         <w:keepNext/>
-        <w:spacing w:before="120"/>
       </w:pPr>
       <w:r>
         <w:drawing>
@@ -3394,11 +3955,22 @@
     </w:p>
     <w:p>
       <w:pPr>
+        <w:pStyle w:val="CenterNoIndent"/>
+        <w:keepNext/>
+      </w:pPr>
+    </w:p>
+    <w:p>
+      <w:pPr>
         <w:pStyle w:val="FigureCaption"/>
       </w:pPr>
       <w:r>
         <w:t>Рисунок 37 – Включение тёмной темы оформления</w:t>
       </w:r>
+    </w:p>
+    <w:p>
+      <w:pPr>
+        <w:pStyle w:val="CenterNoIndent"/>
+      </w:pPr>
     </w:p>
     <w:p>
       <w:pPr/>
@@ -3409,8 +3981,12 @@
     <w:p>
       <w:pPr>
         <w:pStyle w:val="CenterNoIndent"/>
+      </w:pPr>
+    </w:p>
+    <w:p>
+      <w:pPr>
+        <w:pStyle w:val="CenterNoIndent"/>
         <w:keepNext/>
-        <w:spacing w:before="120"/>
       </w:pPr>
       <w:r>
         <w:drawing>
@@ -3449,6 +4025,12 @@
     </w:p>
     <w:p>
       <w:pPr>
+        <w:pStyle w:val="CenterNoIndent"/>
+        <w:keepNext/>
+      </w:pPr>
+    </w:p>
+    <w:p>
+      <w:pPr>
         <w:pStyle w:val="FigureCaption"/>
       </w:pPr>
       <w:r>
@@ -3457,11 +4039,22 @@
     </w:p>
     <w:p>
       <w:pPr>
+        <w:pStyle w:val="CenterNoIndent"/>
+      </w:pPr>
+    </w:p>
+    <w:p>
+      <w:pPr>
         <w:pStyle w:val="Heading1"/>
       </w:pPr>
       <w:r>
         <w:t>7 Проблемы, возникшие при выполнении работы, и способы их решения</w:t>
       </w:r>
+    </w:p>
+    <w:p>
+      <w:pPr>
+        <w:pStyle w:val="CenterNoIndent"/>
+        <w:keepNext/>
+      </w:pPr>
     </w:p>
     <w:p>
       <w:pPr/>
@@ -3491,6 +4084,12 @@
       </w:r>
     </w:p>
     <w:p>
+      <w:pPr>
+        <w:pStyle w:val="CenterNoIndent"/>
+        <w:keepNext/>
+      </w:pPr>
+    </w:p>
+    <w:p>
       <w:pPr/>
       <w:r>
         <w:t>В результате выполнения практической работы получены практические навыки установки операционной системы на базе ядра Linux на виртуальную машину: создана виртуальная машина ROSA в VMware Workstation Pro с заданными параметрами (8 виртуальных ядер, 16 ГБ оперативной памяти, диск SCSI объёмом 40 ГБ), выполнена установка ОС «РОСА Фреш 13.2» с ISO-образа в режиме live, настроены учётные записи root и пользователя, задано имя узла, выполнена первая загрузка и вход в систему.</w:t>
@@ -3516,6 +4115,12 @@
       <w:r>
         <w:t>СПИСОК ИСПОЛЬЗОВАННЫХ ИСТОЧНИКОВ</w:t>
       </w:r>
+    </w:p>
+    <w:p>
+      <w:pPr>
+        <w:pStyle w:val="CenterNoIndent"/>
+        <w:keepNext/>
+      </w:pPr>
     </w:p>
     <w:p>
       <w:pPr>
@@ -4020,9 +4625,9 @@
     <w:pPr>
       <w:keepNext/>
       <w:keepLines/>
-      <w:spacing w:before="0" w:after="420" w:line="360" w:lineRule="auto"/>
+      <w:spacing w:before="0" w:after="0" w:line="360" w:lineRule="auto"/>
       <w:ind w:firstLine="709"/>
-      <w:jc w:val="left"/>
+      <w:jc w:val="both"/>
       <w:outlineLvl w:val="0"/>
     </w:pPr>
     <w:rPr>
@@ -4047,9 +4652,9 @@
     <w:pPr>
       <w:keepNext/>
       <w:keepLines/>
-      <w:spacing w:before="0" w:after="420" w:line="360" w:lineRule="auto"/>
+      <w:spacing w:before="0" w:after="0" w:line="360" w:lineRule="auto"/>
       <w:ind w:firstLine="709"/>
-      <w:jc w:val="left"/>
+      <w:jc w:val="both"/>
       <w:outlineLvl w:val="1"/>
     </w:pPr>
     <w:rPr>
@@ -15658,8 +16263,8 @@
     <w:name w:val="FigureCaption"/>
     <w:basedOn w:val="Normal"/>
     <w:pPr>
-      <w:keepNext/>
-      <w:spacing w:line="360" w:lineRule="auto" w:before="120" w:after="420"/>
+      <w:keepNext w:val="0"/>
+      <w:spacing w:line="360" w:lineRule="auto" w:before="0" w:after="0"/>
       <w:ind w:firstLine="0" w:left="0"/>
       <w:jc w:val="center"/>
     </w:pPr>
@@ -15675,7 +16280,7 @@
     <w:basedOn w:val="Normal"/>
     <w:pPr>
       <w:keepNext/>
-      <w:spacing w:line="360" w:lineRule="auto" w:before="240" w:after="120"/>
+      <w:spacing w:line="360" w:lineRule="auto" w:before="0" w:after="0"/>
       <w:ind w:firstLine="0" w:left="0"/>
       <w:jc w:val="left"/>
     </w:pPr>
@@ -15723,7 +16328,7 @@
     <w:basedOn w:val="Normal"/>
     <w:pPr>
       <w:keepNext/>
-      <w:spacing w:line="360" w:lineRule="auto" w:before="0" w:after="420"/>
+      <w:spacing w:line="360" w:lineRule="auto" w:before="0" w:after="0"/>
       <w:ind w:firstLine="0" w:left="0"/>
       <w:jc w:val="center"/>
     </w:pPr>

--- a/lab-01/report/Отчёт_ЛР1_Установка_РОСА_на_VMware.docx
+++ b/lab-01/report/Отчёт_ЛР1_Установка_РОСА_на_VMware.docx
@@ -1445,7 +1445,19 @@
     <w:p>
       <w:pPr/>
       <w:r>
-        <w:t>Работа начата с запуска VMware Workstation Pro и вызова мастера создания новой виртуальной машины (New Virtual Machine Wizard). В окне приветствия выбран расширенный тип конфигурации Custom (advanced), позволяющий задать параметры оборудования вручную, а не автоматически (рисунок 1).</w:t>
+        <w:t>Работа начата с запуска VMware Workstation Pro и вызова мастера создания новой виртуальной машины (New Virtual Machine Wizard). В окне приветствия выбран расширенный тип конфигурации Custom (advanced), позволяющий задать параметры оборудования вручную, а не автоматически (</w:t>
+      </w:r>
+      <w:hyperlink w:anchor="fig1" w:history="1">
+        <w:r>
+          <w:rPr>
+            <w:rFonts w:ascii="Times New Roman" w:hAnsi="Times New Roman" w:cs="Times New Roman"/>
+            <w:sz w:val="28"/>
+          </w:rPr>
+          <w:t xml:space="preserve">рисунок 1</w:t>
+        </w:r>
+      </w:hyperlink>
+      <w:r>
+        <w:t>).</w:t>
       </w:r>
     </w:p>
     <w:p>
@@ -1500,12 +1512,14 @@
       </w:pPr>
     </w:p>
     <w:p>
+      <w:bookmarkStart w:id="1" w:name="fig1"/>
       <w:pPr>
         <w:pStyle w:val="FigureCaption"/>
       </w:pPr>
       <w:r>
         <w:t>Рисунок 1 – Выбор типа конфигурации виртуальной машины (Custom)</w:t>
       </w:r>
+      <w:bookmarkEnd w:id="1"/>
     </w:p>
     <w:p>
       <w:pPr>
@@ -1515,7 +1529,19 @@
     <w:p>
       <w:pPr/>
       <w:r>
-        <w:t>Параметры совместимости оборудования (Hardware compatibility) оставлены без изменений: по умолчанию выбрана совместимость с Workstation последней версии (рисунок 2).</w:t>
+        <w:t>Параметры совместимости оборудования (Hardware compatibility) оставлены без изменений: по умолчанию выбрана совместимость с Workstation последней версии (</w:t>
+      </w:r>
+      <w:hyperlink w:anchor="fig2" w:history="1">
+        <w:r>
+          <w:rPr>
+            <w:rFonts w:ascii="Times New Roman" w:hAnsi="Times New Roman" w:cs="Times New Roman"/>
+            <w:sz w:val="28"/>
+          </w:rPr>
+          <w:t xml:space="preserve">рисунок 2</w:t>
+        </w:r>
+      </w:hyperlink>
+      <w:r>
+        <w:t>).</w:t>
       </w:r>
     </w:p>
     <w:p>
@@ -1570,12 +1596,14 @@
       </w:pPr>
     </w:p>
     <w:p>
+      <w:bookmarkStart w:id="2" w:name="fig2"/>
       <w:pPr>
         <w:pStyle w:val="FigureCaption"/>
       </w:pPr>
       <w:r>
         <w:t>Рисунок 2 – Параметры совместимости оборудования</w:t>
       </w:r>
+      <w:bookmarkEnd w:id="2"/>
     </w:p>
     <w:p>
       <w:pPr>
@@ -1585,7 +1613,31 @@
     <w:p>
       <w:pPr/>
       <w:r>
-        <w:t>В качестве источника установки указан установочный ISO-образ «РОСА Фреш 13.2» — файл ROSA_FRESH_PLASMA6.13.2.x86_64.iso, размещённый в каталоге Y:\downloads (рисунок 3). Автоматически определить гостевую операционную систему по образу мастер не смог, поэтому тип ОС выбран вручную: Linux, версия 5.x и выше, 64-разрядная (рисунок 4).</w:t>
+        <w:t>В качестве источника установки указан установочный ISO-образ «РОСА Фреш 13.2» — файл ROSA_FRESH_PLASMA6.13.2.x86_64.iso, размещённый в каталоге Y:\downloads (</w:t>
+      </w:r>
+      <w:hyperlink w:anchor="fig3" w:history="1">
+        <w:r>
+          <w:rPr>
+            <w:rFonts w:ascii="Times New Roman" w:hAnsi="Times New Roman" w:cs="Times New Roman"/>
+            <w:sz w:val="28"/>
+          </w:rPr>
+          <w:t xml:space="preserve">рисунок 3</w:t>
+        </w:r>
+      </w:hyperlink>
+      <w:r>
+        <w:t>). Автоматически определить гостевую операционную систему по образу мастер не смог, поэтому тип ОС выбран вручную: Linux, версия 5.x и выше, 64-разрядная (</w:t>
+      </w:r>
+      <w:hyperlink w:anchor="fig4" w:history="1">
+        <w:r>
+          <w:rPr>
+            <w:rFonts w:ascii="Times New Roman" w:hAnsi="Times New Roman" w:cs="Times New Roman"/>
+            <w:sz w:val="28"/>
+          </w:rPr>
+          <w:t xml:space="preserve">рисунок 4</w:t>
+        </w:r>
+      </w:hyperlink>
+      <w:r>
+        <w:t>).</w:t>
       </w:r>
     </w:p>
     <w:p>
@@ -1640,12 +1692,14 @@
       </w:pPr>
     </w:p>
     <w:p>
+      <w:bookmarkStart w:id="3" w:name="fig3"/>
       <w:pPr>
         <w:pStyle w:val="FigureCaption"/>
       </w:pPr>
       <w:r>
         <w:t>Рисунок 3 – Выбор установочного ISO-образа операционной системы</w:t>
       </w:r>
+      <w:bookmarkEnd w:id="3"/>
     </w:p>
     <w:p>
       <w:pPr>
@@ -1704,12 +1758,14 @@
       </w:pPr>
     </w:p>
     <w:p>
+      <w:bookmarkStart w:id="4" w:name="fig4"/>
       <w:pPr>
         <w:pStyle w:val="FigureCaption"/>
       </w:pPr>
       <w:r>
         <w:t>Рисунок 4 – Выбор гостевой операционной системы (Linux 5.x, 64-разрядная)</w:t>
       </w:r>
+      <w:bookmarkEnd w:id="4"/>
     </w:p>
     <w:p>
       <w:pPr>
@@ -1719,7 +1775,19 @@
     <w:p>
       <w:pPr/>
       <w:r>
-        <w:t>Далее заданы имя виртуальной машины — ROSA — и каталог для её размещения Y:\Programs\VMware\VM\ROSA (рисунок 5).</w:t>
+        <w:t>Далее заданы имя виртуальной машины — ROSA — и каталог для её размещения Y:\Programs\VMware\VM\ROSA (</w:t>
+      </w:r>
+      <w:hyperlink w:anchor="fig5" w:history="1">
+        <w:r>
+          <w:rPr>
+            <w:rFonts w:ascii="Times New Roman" w:hAnsi="Times New Roman" w:cs="Times New Roman"/>
+            <w:sz w:val="28"/>
+          </w:rPr>
+          <w:t xml:space="preserve">рисунок 5</w:t>
+        </w:r>
+      </w:hyperlink>
+      <w:r>
+        <w:t>).</w:t>
       </w:r>
     </w:p>
     <w:p>
@@ -1774,12 +1842,14 @@
       </w:pPr>
     </w:p>
     <w:p>
+      <w:bookmarkStart w:id="5" w:name="fig5"/>
       <w:pPr>
         <w:pStyle w:val="FigureCaption"/>
       </w:pPr>
       <w:r>
         <w:t>Рисунок 5 – Имя виртуальной машины и каталог размещения</w:t>
       </w:r>
+      <w:bookmarkEnd w:id="5"/>
     </w:p>
     <w:p>
       <w:pPr>
@@ -1789,7 +1859,31 @@
     <w:p>
       <w:pPr/>
       <w:r>
-        <w:t>В соответствии с заданием настроен процессор: 4 процессора по 2 ядра на процессор, то есть 8 виртуальных ядер (рисунок 6), и объём оперативной памяти 16 ГБ (рисунок 7).</w:t>
+        <w:t>В соответствии с заданием настроен процессор: 4 процессора по 2 ядра на процессор, то есть 8 виртуальных ядер (</w:t>
+      </w:r>
+      <w:hyperlink w:anchor="fig6" w:history="1">
+        <w:r>
+          <w:rPr>
+            <w:rFonts w:ascii="Times New Roman" w:hAnsi="Times New Roman" w:cs="Times New Roman"/>
+            <w:sz w:val="28"/>
+          </w:rPr>
+          <w:t xml:space="preserve">рисунок 6</w:t>
+        </w:r>
+      </w:hyperlink>
+      <w:r>
+        <w:t>), и объём оперативной памяти 16 ГБ (</w:t>
+      </w:r>
+      <w:hyperlink w:anchor="fig7" w:history="1">
+        <w:r>
+          <w:rPr>
+            <w:rFonts w:ascii="Times New Roman" w:hAnsi="Times New Roman" w:cs="Times New Roman"/>
+            <w:sz w:val="28"/>
+          </w:rPr>
+          <w:t xml:space="preserve">рисунок 7</w:t>
+        </w:r>
+      </w:hyperlink>
+      <w:r>
+        <w:t>).</w:t>
       </w:r>
     </w:p>
     <w:p>
@@ -1844,12 +1938,14 @@
       </w:pPr>
     </w:p>
     <w:p>
+      <w:bookmarkStart w:id="6" w:name="fig6"/>
       <w:pPr>
         <w:pStyle w:val="FigureCaption"/>
       </w:pPr>
       <w:r>
         <w:t>Рисунок 6 – Настройка процессора: 4 процессора по 2 ядра</w:t>
       </w:r>
+      <w:bookmarkEnd w:id="6"/>
     </w:p>
     <w:p>
       <w:pPr>
@@ -1908,12 +2004,14 @@
       </w:pPr>
     </w:p>
     <w:p>
+      <w:bookmarkStart w:id="7" w:name="fig7"/>
       <w:pPr>
         <w:pStyle w:val="FigureCaption"/>
       </w:pPr>
       <w:r>
         <w:t>Рисунок 7 – Объём оперативной памяти — 16 ГБ</w:t>
       </w:r>
+      <w:bookmarkEnd w:id="7"/>
     </w:p>
     <w:p>
       <w:pPr>
@@ -1923,7 +2021,19 @@
     <w:p>
       <w:pPr/>
       <w:r>
-        <w:t>В качестве типа сетевого подключения выбран режим «мост» — Use bridged networking, при котором виртуальная машина должна получать адрес непосредственно в физической сети (рисунок 8).</w:t>
+        <w:t>В качестве типа сетевого подключения выбран режим «мост» — Use bridged networking, при котором виртуальная машина должна получать адрес непосредственно в физической сети (</w:t>
+      </w:r>
+      <w:hyperlink w:anchor="fig8" w:history="1">
+        <w:r>
+          <w:rPr>
+            <w:rFonts w:ascii="Times New Roman" w:hAnsi="Times New Roman" w:cs="Times New Roman"/>
+            <w:sz w:val="28"/>
+          </w:rPr>
+          <w:t xml:space="preserve">рисунок 8</w:t>
+        </w:r>
+      </w:hyperlink>
+      <w:r>
+        <w:t>).</w:t>
       </w:r>
     </w:p>
     <w:p>
@@ -1978,12 +2088,14 @@
       </w:pPr>
     </w:p>
     <w:p>
+      <w:bookmarkStart w:id="8" w:name="fig8"/>
       <w:pPr>
         <w:pStyle w:val="FigureCaption"/>
       </w:pPr>
       <w:r>
         <w:t>Рисунок 8 – Выбор типа сетевого подключения — «мост» (Bridged)</w:t>
       </w:r>
+      <w:bookmarkEnd w:id="8"/>
     </w:p>
     <w:p>
       <w:pPr>
@@ -1993,7 +2105,31 @@
     <w:p>
       <w:pPr/>
       <w:r>
-        <w:t>Для работы с дисками выбран тип контроллера SCSI — LSI Logic, рекомендуемый для 64-разрядных гостевых систем (рисунок 9), и тип виртуального диска SCSI (рисунок 10).</w:t>
+        <w:t>Для работы с дисками выбран тип контроллера SCSI — LSI Logic, рекомендуемый для 64-разрядных гостевых систем (</w:t>
+      </w:r>
+      <w:hyperlink w:anchor="fig9" w:history="1">
+        <w:r>
+          <w:rPr>
+            <w:rFonts w:ascii="Times New Roman" w:hAnsi="Times New Roman" w:cs="Times New Roman"/>
+            <w:sz w:val="28"/>
+          </w:rPr>
+          <w:t xml:space="preserve">рисунок 9</w:t>
+        </w:r>
+      </w:hyperlink>
+      <w:r>
+        <w:t>), и тип виртуального диска SCSI (</w:t>
+      </w:r>
+      <w:hyperlink w:anchor="fig10" w:history="1">
+        <w:r>
+          <w:rPr>
+            <w:rFonts w:ascii="Times New Roman" w:hAnsi="Times New Roman" w:cs="Times New Roman"/>
+            <w:sz w:val="28"/>
+          </w:rPr>
+          <w:t xml:space="preserve">рисунок 10</w:t>
+        </w:r>
+      </w:hyperlink>
+      <w:r>
+        <w:t>).</w:t>
       </w:r>
     </w:p>
     <w:p>
@@ -2048,12 +2184,14 @@
       </w:pPr>
     </w:p>
     <w:p>
+      <w:bookmarkStart w:id="9" w:name="fig9"/>
       <w:pPr>
         <w:pStyle w:val="FigureCaption"/>
       </w:pPr>
       <w:r>
         <w:t>Рисунок 9 – Выбор типа контроллера SCSI — LSI Logic</w:t>
       </w:r>
+      <w:bookmarkEnd w:id="9"/>
     </w:p>
     <w:p>
       <w:pPr>
@@ -2112,12 +2250,14 @@
       </w:pPr>
     </w:p>
     <w:p>
+      <w:bookmarkStart w:id="10" w:name="fig10"/>
       <w:pPr>
         <w:pStyle w:val="FigureCaption"/>
       </w:pPr>
       <w:r>
         <w:t>Рисунок 10 – Выбор типа виртуального диска — SCSI</w:t>
       </w:r>
+      <w:bookmarkEnd w:id="10"/>
     </w:p>
     <w:p>
       <w:pPr>
@@ -2127,7 +2267,43 @@
     <w:p>
       <w:pPr/>
       <w:r>
-        <w:t>Создан новый виртуальный диск (рисунок 11) размером 40 ГБ с разбиением на несколько файлов (рисунок 12); имя файла диска оставлено по умолчанию — ROSA.vmdk (рисунок 13).</w:t>
+        <w:t>Создан новый виртуальный диск (</w:t>
+      </w:r>
+      <w:hyperlink w:anchor="fig11" w:history="1">
+        <w:r>
+          <w:rPr>
+            <w:rFonts w:ascii="Times New Roman" w:hAnsi="Times New Roman" w:cs="Times New Roman"/>
+            <w:sz w:val="28"/>
+          </w:rPr>
+          <w:t xml:space="preserve">рисунок 11</w:t>
+        </w:r>
+      </w:hyperlink>
+      <w:r>
+        <w:t>) размером 40 ГБ с разбиением на несколько файлов (</w:t>
+      </w:r>
+      <w:hyperlink w:anchor="fig12" w:history="1">
+        <w:r>
+          <w:rPr>
+            <w:rFonts w:ascii="Times New Roman" w:hAnsi="Times New Roman" w:cs="Times New Roman"/>
+            <w:sz w:val="28"/>
+          </w:rPr>
+          <w:t xml:space="preserve">рисунок 12</w:t>
+        </w:r>
+      </w:hyperlink>
+      <w:r>
+        <w:t>); имя файла диска оставлено по умолчанию — ROSA.vmdk (</w:t>
+      </w:r>
+      <w:hyperlink w:anchor="fig13" w:history="1">
+        <w:r>
+          <w:rPr>
+            <w:rFonts w:ascii="Times New Roman" w:hAnsi="Times New Roman" w:cs="Times New Roman"/>
+            <w:sz w:val="28"/>
+          </w:rPr>
+          <w:t xml:space="preserve">рисунок 13</w:t>
+        </w:r>
+      </w:hyperlink>
+      <w:r>
+        <w:t>).</w:t>
       </w:r>
     </w:p>
     <w:p>
@@ -2182,12 +2358,14 @@
       </w:pPr>
     </w:p>
     <w:p>
+      <w:bookmarkStart w:id="11" w:name="fig11"/>
       <w:pPr>
         <w:pStyle w:val="FigureCaption"/>
       </w:pPr>
       <w:r>
         <w:t>Рисунок 11 – Создание нового виртуального диска</w:t>
       </w:r>
+      <w:bookmarkEnd w:id="11"/>
     </w:p>
     <w:p>
       <w:pPr>
@@ -2246,12 +2424,14 @@
       </w:pPr>
     </w:p>
     <w:p>
+      <w:bookmarkStart w:id="12" w:name="fig12"/>
       <w:pPr>
         <w:pStyle w:val="FigureCaption"/>
       </w:pPr>
       <w:r>
         <w:t>Рисунок 12 – Размер диска 40 ГБ и разбиение на несколько файлов</w:t>
       </w:r>
+      <w:bookmarkEnd w:id="12"/>
     </w:p>
     <w:p>
       <w:pPr>
@@ -2310,12 +2490,14 @@
       </w:pPr>
     </w:p>
     <w:p>
+      <w:bookmarkStart w:id="13" w:name="fig13"/>
       <w:pPr>
         <w:pStyle w:val="FigureCaption"/>
       </w:pPr>
       <w:r>
         <w:t>Рисунок 13 – Имя файла виртуального диска (по умолчанию)</w:t>
       </w:r>
+      <w:bookmarkEnd w:id="13"/>
     </w:p>
     <w:p>
       <w:pPr>
@@ -2325,7 +2507,31 @@
     <w:p>
       <w:pPr/>
       <w:r>
-        <w:t>Мастер завершён нажатием кнопки «Готово» (рисунок 14). Созданная виртуальная машина ROSA появилась в библиотеке VMware Workstation; в её сводке отображаются заданные параметры: 16 ГБ оперативной памяти, 8 процессоров, жёсткий диск 40 ГБ, подключённый ISO-образ и сетевой адаптер в режиме Bridged (рисунок 15).</w:t>
+        <w:t>Мастер завершён нажатием кнопки «Готово» (</w:t>
+      </w:r>
+      <w:hyperlink w:anchor="fig14" w:history="1">
+        <w:r>
+          <w:rPr>
+            <w:rFonts w:ascii="Times New Roman" w:hAnsi="Times New Roman" w:cs="Times New Roman"/>
+            <w:sz w:val="28"/>
+          </w:rPr>
+          <w:t xml:space="preserve">рисунок 14</w:t>
+        </w:r>
+      </w:hyperlink>
+      <w:r>
+        <w:t>). Созданная виртуальная машина ROSA появилась в библиотеке VMware Workstation; в её сводке отображаются заданные параметры: 16 ГБ оперативной памяти, 8 процессоров, жёсткий диск 40 ГБ, подключённый ISO-образ и сетевой адаптер в режиме Bridged (</w:t>
+      </w:r>
+      <w:hyperlink w:anchor="fig15" w:history="1">
+        <w:r>
+          <w:rPr>
+            <w:rFonts w:ascii="Times New Roman" w:hAnsi="Times New Roman" w:cs="Times New Roman"/>
+            <w:sz w:val="28"/>
+          </w:rPr>
+          <w:t xml:space="preserve">рисунок 15</w:t>
+        </w:r>
+      </w:hyperlink>
+      <w:r>
+        <w:t>).</w:t>
       </w:r>
     </w:p>
     <w:p>
@@ -2380,12 +2586,14 @@
       </w:pPr>
     </w:p>
     <w:p>
+      <w:bookmarkStart w:id="14" w:name="fig14"/>
       <w:pPr>
         <w:pStyle w:val="FigureCaption"/>
       </w:pPr>
       <w:r>
         <w:t>Рисунок 14 – Завершение работы мастера создания виртуальной машины</w:t>
       </w:r>
+      <w:bookmarkEnd w:id="14"/>
     </w:p>
     <w:p>
       <w:pPr>
@@ -2444,12 +2652,14 @@
       </w:pPr>
     </w:p>
     <w:p>
+      <w:bookmarkStart w:id="15" w:name="fig15"/>
       <w:pPr>
         <w:pStyle w:val="FigureCaption"/>
       </w:pPr>
       <w:r>
         <w:t>Рисунок 15 – Виртуальная машина ROSA в библиотеке VMware Workstation</w:t>
       </w:r>
+      <w:bookmarkEnd w:id="15"/>
     </w:p>
     <w:p>
       <w:pPr>
@@ -2473,7 +2683,31 @@
     <w:p>
       <w:pPr/>
       <w:r>
-        <w:t>Установка начата включением виртуальной машины. В меню загрузчика выбран язык «Русский» (рисунок 16), после чего выбран режим «Запуск и установка ОС (live mode)» (рисунок 17).</w:t>
+        <w:t>Установка начата включением виртуальной машины. В меню загрузчика выбран язык «Русский» (</w:t>
+      </w:r>
+      <w:hyperlink w:anchor="fig16" w:history="1">
+        <w:r>
+          <w:rPr>
+            <w:rFonts w:ascii="Times New Roman" w:hAnsi="Times New Roman" w:cs="Times New Roman"/>
+            <w:sz w:val="28"/>
+          </w:rPr>
+          <w:t xml:space="preserve">рисунок 16</w:t>
+        </w:r>
+      </w:hyperlink>
+      <w:r>
+        <w:t>), после чего выбран режим «Запуск и установка ОС (live mode)» (</w:t>
+      </w:r>
+      <w:hyperlink w:anchor="fig17" w:history="1">
+        <w:r>
+          <w:rPr>
+            <w:rFonts w:ascii="Times New Roman" w:hAnsi="Times New Roman" w:cs="Times New Roman"/>
+            <w:sz w:val="28"/>
+          </w:rPr>
+          <w:t xml:space="preserve">рисунок 17</w:t>
+        </w:r>
+      </w:hyperlink>
+      <w:r>
+        <w:t>).</w:t>
       </w:r>
     </w:p>
     <w:p>
@@ -2528,12 +2762,14 @@
       </w:pPr>
     </w:p>
     <w:p>
+      <w:bookmarkStart w:id="16" w:name="fig16"/>
       <w:pPr>
         <w:pStyle w:val="FigureCaption"/>
       </w:pPr>
       <w:r>
         <w:t>Рисунок 16 – Выбор языка в меню загрузчика</w:t>
       </w:r>
+      <w:bookmarkEnd w:id="16"/>
     </w:p>
     <w:p>
       <w:pPr>
@@ -2592,12 +2828,14 @@
       </w:pPr>
     </w:p>
     <w:p>
+      <w:bookmarkStart w:id="17" w:name="fig17"/>
       <w:pPr>
         <w:pStyle w:val="FigureCaption"/>
       </w:pPr>
       <w:r>
         <w:t>Рисунок 17 – Выбор режима «Запуск и установка ОС (live mode)»</w:t>
       </w:r>
+      <w:bookmarkEnd w:id="17"/>
     </w:p>
     <w:p>
       <w:pPr>
@@ -2607,7 +2845,31 @@
     <w:p>
       <w:pPr/>
       <w:r>
-        <w:t>Выполнена загрузка ядра Linux и начального образа оперативной памяти (initial ramdisk) (рисунок 18), по завершении которой открылся рабочий стол live-режима с ярлыком установщика «Установка ROSA Linux Plasma» (рисунок 19).</w:t>
+        <w:t>Выполнена загрузка ядра Linux и начального образа оперативной памяти (initial ramdisk) (</w:t>
+      </w:r>
+      <w:hyperlink w:anchor="fig18" w:history="1">
+        <w:r>
+          <w:rPr>
+            <w:rFonts w:ascii="Times New Roman" w:hAnsi="Times New Roman" w:cs="Times New Roman"/>
+            <w:sz w:val="28"/>
+          </w:rPr>
+          <w:t xml:space="preserve">рисунок 18</w:t>
+        </w:r>
+      </w:hyperlink>
+      <w:r>
+        <w:t>), по завершении которой открылся рабочий стол live-режима с ярлыком установщика «Установка ROSA Linux Plasma» (</w:t>
+      </w:r>
+      <w:hyperlink w:anchor="fig19" w:history="1">
+        <w:r>
+          <w:rPr>
+            <w:rFonts w:ascii="Times New Roman" w:hAnsi="Times New Roman" w:cs="Times New Roman"/>
+            <w:sz w:val="28"/>
+          </w:rPr>
+          <w:t xml:space="preserve">рисунок 19</w:t>
+        </w:r>
+      </w:hyperlink>
+      <w:r>
+        <w:t>).</w:t>
       </w:r>
     </w:p>
     <w:p>
@@ -2662,12 +2924,14 @@
       </w:pPr>
     </w:p>
     <w:p>
+      <w:bookmarkStart w:id="18" w:name="fig18"/>
       <w:pPr>
         <w:pStyle w:val="FigureCaption"/>
       </w:pPr>
       <w:r>
         <w:t>Рисунок 18 – Загрузка ядра операционной системы</w:t>
       </w:r>
+      <w:bookmarkEnd w:id="18"/>
     </w:p>
     <w:p>
       <w:pPr>
@@ -2726,12 +2990,14 @@
       </w:pPr>
     </w:p>
     <w:p>
+      <w:bookmarkStart w:id="19" w:name="fig19"/>
       <w:pPr>
         <w:pStyle w:val="FigureCaption"/>
       </w:pPr>
       <w:r>
         <w:t>Рисунок 19 – Рабочий стол live-режима с ярлыком установщика</w:t>
       </w:r>
+      <w:bookmarkEnd w:id="19"/>
     </w:p>
     <w:p>
       <w:pPr>
@@ -2741,7 +3007,31 @@
     <w:p>
       <w:pPr/>
       <w:r>
-        <w:t>Запущен установщик Anaconda. В окне приветствия выбран язык установки — русский (рисунок 20). Открылся экран «Обзор установки» (рисунок 21), на котором первоначально отмечены незаполненные разделы: место установки диска, создание пользователя и пароль суперпользователя root; установщик вывел предупреждение о необходимости заполнить отмеченные разделы.</w:t>
+        <w:t>Запущен установщик Anaconda. В окне приветствия выбран язык установки — русский (</w:t>
+      </w:r>
+      <w:hyperlink w:anchor="fig20" w:history="1">
+        <w:r>
+          <w:rPr>
+            <w:rFonts w:ascii="Times New Roman" w:hAnsi="Times New Roman" w:cs="Times New Roman"/>
+            <w:sz w:val="28"/>
+          </w:rPr>
+          <w:t xml:space="preserve">рисунок 20</w:t>
+        </w:r>
+      </w:hyperlink>
+      <w:r>
+        <w:t>). Открылся экран «Обзор установки» (</w:t>
+      </w:r>
+      <w:hyperlink w:anchor="fig21" w:history="1">
+        <w:r>
+          <w:rPr>
+            <w:rFonts w:ascii="Times New Roman" w:hAnsi="Times New Roman" w:cs="Times New Roman"/>
+            <w:sz w:val="28"/>
+          </w:rPr>
+          <w:t xml:space="preserve">рисунок 21</w:t>
+        </w:r>
+      </w:hyperlink>
+      <w:r>
+        <w:t>), на котором первоначально отмечены незаполненные разделы: место установки диска, создание пользователя и пароль суперпользователя root; установщик вывел предупреждение о необходимости заполнить отмеченные разделы.</w:t>
       </w:r>
     </w:p>
     <w:p>
@@ -2796,12 +3086,14 @@
       </w:pPr>
     </w:p>
     <w:p>
+      <w:bookmarkStart w:id="20" w:name="fig20"/>
       <w:pPr>
         <w:pStyle w:val="FigureCaption"/>
       </w:pPr>
       <w:r>
         <w:t>Рисунок 20 – Выбор языка установки в программе установки Anaconda</w:t>
       </w:r>
+      <w:bookmarkEnd w:id="20"/>
     </w:p>
     <w:p>
       <w:pPr>
@@ -2860,12 +3152,14 @@
       </w:pPr>
     </w:p>
     <w:p>
+      <w:bookmarkStart w:id="21" w:name="fig21"/>
       <w:pPr>
         <w:pStyle w:val="FigureCaption"/>
       </w:pPr>
       <w:r>
         <w:t>Рисунок 21 – Экран «Обзор установки» до заполнения разделов</w:t>
       </w:r>
+      <w:bookmarkEnd w:id="21"/>
     </w:p>
     <w:p>
       <w:pPr>
@@ -2875,7 +3169,31 @@
     <w:p>
       <w:pPr/>
       <w:r>
-        <w:t>В разделе «О лицензии» прочитано лицензионное соглашение и установлен флажок «Принимаю лицензионное соглашение» (рисунок 22). Затем задан пароль суперпользователя root и включена опция «Разрешить вход пользователем root с паролем через SSH» (рисунок 23).</w:t>
+        <w:t>В разделе «О лицензии» прочитано лицензионное соглашение и установлен флажок «Принимаю лицензионное соглашение» (</w:t>
+      </w:r>
+      <w:hyperlink w:anchor="fig22" w:history="1">
+        <w:r>
+          <w:rPr>
+            <w:rFonts w:ascii="Times New Roman" w:hAnsi="Times New Roman" w:cs="Times New Roman"/>
+            <w:sz w:val="28"/>
+          </w:rPr>
+          <w:t xml:space="preserve">рисунок 22</w:t>
+        </w:r>
+      </w:hyperlink>
+      <w:r>
+        <w:t>). Затем задан пароль суперпользователя root и включена опция «Разрешить вход пользователем root с паролем через SSH» (</w:t>
+      </w:r>
+      <w:hyperlink w:anchor="fig23" w:history="1">
+        <w:r>
+          <w:rPr>
+            <w:rFonts w:ascii="Times New Roman" w:hAnsi="Times New Roman" w:cs="Times New Roman"/>
+            <w:sz w:val="28"/>
+          </w:rPr>
+          <w:t xml:space="preserve">рисунок 23</w:t>
+        </w:r>
+      </w:hyperlink>
+      <w:r>
+        <w:t>).</w:t>
       </w:r>
     </w:p>
     <w:p>
@@ -2930,12 +3248,14 @@
       </w:pPr>
     </w:p>
     <w:p>
+      <w:bookmarkStart w:id="22" w:name="fig22"/>
       <w:pPr>
         <w:pStyle w:val="FigureCaption"/>
       </w:pPr>
       <w:r>
         <w:t>Рисунок 22 – Принятие лицензионного соглашения</w:t>
       </w:r>
+      <w:bookmarkEnd w:id="22"/>
     </w:p>
     <w:p>
       <w:pPr>
@@ -2994,12 +3314,14 @@
       </w:pPr>
     </w:p>
     <w:p>
+      <w:bookmarkStart w:id="23" w:name="fig23"/>
       <w:pPr>
         <w:pStyle w:val="FigureCaption"/>
       </w:pPr>
       <w:r>
         <w:t>Рисунок 23 – Задание пароля суперпользователя root</w:t>
       </w:r>
+      <w:bookmarkEnd w:id="23"/>
     </w:p>
     <w:p>
       <w:pPr>
@@ -3009,7 +3331,31 @@
     <w:p>
       <w:pPr/>
       <w:r>
-        <w:t>Создана учётная запись пользователя: полное имя — Lerner Vladislav, имя пользователя — lerner-v, задан пароль; пользователь включён в число администраторов, вход по паролю обязателен (рисунок 24). В разделе «Сеть и имя узла» проверено подключение Ethernet (ens33), автоматически получено имя узла rosa-me7kar (рисунок 25), после чего применены настройки.</w:t>
+        <w:t>Создана учётная запись пользователя: полное имя — Lerner Vladislav, имя пользователя — lerner-v, задан пароль; пользователь включён в число администраторов, вход по паролю обязателен (</w:t>
+      </w:r>
+      <w:hyperlink w:anchor="fig24" w:history="1">
+        <w:r>
+          <w:rPr>
+            <w:rFonts w:ascii="Times New Roman" w:hAnsi="Times New Roman" w:cs="Times New Roman"/>
+            <w:sz w:val="28"/>
+          </w:rPr>
+          <w:t xml:space="preserve">рисунок 24</w:t>
+        </w:r>
+      </w:hyperlink>
+      <w:r>
+        <w:t>). В разделе «Сеть и имя узла» проверено подключение Ethernet (ens33), автоматически получено имя узла rosa-me7kar (</w:t>
+      </w:r>
+      <w:hyperlink w:anchor="fig25" w:history="1">
+        <w:r>
+          <w:rPr>
+            <w:rFonts w:ascii="Times New Roman" w:hAnsi="Times New Roman" w:cs="Times New Roman"/>
+            <w:sz w:val="28"/>
+          </w:rPr>
+          <w:t xml:space="preserve">рисунок 25</w:t>
+        </w:r>
+      </w:hyperlink>
+      <w:r>
+        <w:t>), после чего применены настройки.</w:t>
       </w:r>
     </w:p>
     <w:p>
@@ -3064,12 +3410,14 @@
       </w:pPr>
     </w:p>
     <w:p>
+      <w:bookmarkStart w:id="24" w:name="fig24"/>
       <w:pPr>
         <w:pStyle w:val="FigureCaption"/>
       </w:pPr>
       <w:r>
         <w:t>Рисунок 24 – Создание учётной записи пользователя</w:t>
       </w:r>
+      <w:bookmarkEnd w:id="24"/>
     </w:p>
     <w:p>
       <w:pPr>
@@ -3128,12 +3476,14 @@
       </w:pPr>
     </w:p>
     <w:p>
+      <w:bookmarkStart w:id="25" w:name="fig25"/>
       <w:pPr>
         <w:pStyle w:val="FigureCaption"/>
       </w:pPr>
       <w:r>
         <w:t>Рисунок 25 – Настройка сети и имени узла</w:t>
       </w:r>
+      <w:bookmarkEnd w:id="25"/>
     </w:p>
     <w:p>
       <w:pPr>
@@ -3143,7 +3493,31 @@
     <w:p>
       <w:pPr/>
       <w:r>
-        <w:t>После заполнения всех разделов экран «Обзор установки» не содержит предупреждений: указаны принятая лицензия, созданный пользователь lerner-v, заданный пароль root, автоматическая разметка диска и сеть (рисунок 26). Нажатием кнопки «Начать установку» запущен процесс установки (рисунок 27). В ходе установки автоматически создан служебный раздел biosboot на разделе /dev/sda1, что характерно для дистрибутивов семейства Red Hat.</w:t>
+        <w:t>После заполнения всех разделов экран «Обзор установки» не содержит предупреждений: указаны принятая лицензия, созданный пользователь lerner-v, заданный пароль root, автоматическая разметка диска и сеть (</w:t>
+      </w:r>
+      <w:hyperlink w:anchor="fig26" w:history="1">
+        <w:r>
+          <w:rPr>
+            <w:rFonts w:ascii="Times New Roman" w:hAnsi="Times New Roman" w:cs="Times New Roman"/>
+            <w:sz w:val="28"/>
+          </w:rPr>
+          <w:t xml:space="preserve">рисунок 26</w:t>
+        </w:r>
+      </w:hyperlink>
+      <w:r>
+        <w:t>). Нажатием кнопки «Начать установку» запущен процесс установки (</w:t>
+      </w:r>
+      <w:hyperlink w:anchor="fig27" w:history="1">
+        <w:r>
+          <w:rPr>
+            <w:rFonts w:ascii="Times New Roman" w:hAnsi="Times New Roman" w:cs="Times New Roman"/>
+            <w:sz w:val="28"/>
+          </w:rPr>
+          <w:t xml:space="preserve">рисунок 27</w:t>
+        </w:r>
+      </w:hyperlink>
+      <w:r>
+        <w:t>). В ходе установки автоматически создан служебный раздел biosboot на разделе /dev/sda1, что характерно для дистрибутивов семейства Red Hat.</w:t>
       </w:r>
     </w:p>
     <w:p>
@@ -3198,12 +3572,14 @@
       </w:pPr>
     </w:p>
     <w:p>
+      <w:bookmarkStart w:id="26" w:name="fig26"/>
       <w:pPr>
         <w:pStyle w:val="FigureCaption"/>
       </w:pPr>
       <w:r>
         <w:t>Рисунок 26 – Заполненный экран «Обзор установки»</w:t>
       </w:r>
+      <w:bookmarkEnd w:id="26"/>
     </w:p>
     <w:p>
       <w:pPr>
@@ -3262,12 +3638,14 @@
       </w:pPr>
     </w:p>
     <w:p>
+      <w:bookmarkStart w:id="27" w:name="fig27"/>
       <w:pPr>
         <w:pStyle w:val="FigureCaption"/>
       </w:pPr>
       <w:r>
         <w:t>Рисунок 27 – Процесс установки операционной системы</w:t>
       </w:r>
+      <w:bookmarkEnd w:id="27"/>
     </w:p>
     <w:p>
       <w:pPr>
@@ -3277,7 +3655,31 @@
     <w:p>
       <w:pPr/>
       <w:r>
-        <w:t>Во время установки было выведено системное уведомление VMware Workstation о съёмных устройствах (Removable Devices), которое носит информационный характер и не является ошибкой (рисунок 28). По завершении копирования файлов установщик сообщил об успешной установке системы и предложил перезагрузить компьютер (рисунок 29).</w:t>
+        <w:t>Во время установки было выведено системное уведомление VMware Workstation о съёмных устройствах (Removable Devices), которое носит информационный характер и не является ошибкой (</w:t>
+      </w:r>
+      <w:hyperlink w:anchor="fig28" w:history="1">
+        <w:r>
+          <w:rPr>
+            <w:rFonts w:ascii="Times New Roman" w:hAnsi="Times New Roman" w:cs="Times New Roman"/>
+            <w:sz w:val="28"/>
+          </w:rPr>
+          <w:t xml:space="preserve">рисунок 28</w:t>
+        </w:r>
+      </w:hyperlink>
+      <w:r>
+        <w:t>). По завершении копирования файлов установщик сообщил об успешной установке системы и предложил перезагрузить компьютер (</w:t>
+      </w:r>
+      <w:hyperlink w:anchor="fig29" w:history="1">
+        <w:r>
+          <w:rPr>
+            <w:rFonts w:ascii="Times New Roman" w:hAnsi="Times New Roman" w:cs="Times New Roman"/>
+            <w:sz w:val="28"/>
+          </w:rPr>
+          <w:t xml:space="preserve">рисунок 29</w:t>
+        </w:r>
+      </w:hyperlink>
+      <w:r>
+        <w:t>).</w:t>
       </w:r>
     </w:p>
     <w:p>
@@ -3332,12 +3734,14 @@
       </w:pPr>
     </w:p>
     <w:p>
+      <w:bookmarkStart w:id="28" w:name="fig28"/>
       <w:pPr>
         <w:pStyle w:val="FigureCaption"/>
       </w:pPr>
       <w:r>
         <w:t>Рисунок 28 – Уведомление VMware Workstation о съёмных устройствах</w:t>
       </w:r>
+      <w:bookmarkEnd w:id="28"/>
     </w:p>
     <w:p>
       <w:pPr>
@@ -3396,12 +3800,14 @@
       </w:pPr>
     </w:p>
     <w:p>
+      <w:bookmarkStart w:id="29" w:name="fig29"/>
       <w:pPr>
         <w:pStyle w:val="FigureCaption"/>
       </w:pPr>
       <w:r>
         <w:t>Рисунок 29 – Завершение установки и предложение перезагрузки</w:t>
       </w:r>
+      <w:bookmarkEnd w:id="29"/>
     </w:p>
     <w:p>
       <w:pPr>
@@ -3425,7 +3831,55 @@
     <w:p>
       <w:pPr/>
       <w:r>
-        <w:t>После перезагрузки открылось меню загрузчика GRUB, в котором выбрана строка «РОСА Фреш 13.2» (рисунок 30); выполнена загрузка ядра Linux 6.12.74-generic-2rosa13.x86_64 (рисунок 31). На экране входа в систему выбран пользователь Lerner Vladislav (рисунок 32), введён пароль (рисунок 33).</w:t>
+        <w:t>После перезагрузки открылось меню загрузчика GRUB, в котором выбрана строка «РОСА Фреш 13.2» (</w:t>
+      </w:r>
+      <w:hyperlink w:anchor="fig30" w:history="1">
+        <w:r>
+          <w:rPr>
+            <w:rFonts w:ascii="Times New Roman" w:hAnsi="Times New Roman" w:cs="Times New Roman"/>
+            <w:sz w:val="28"/>
+          </w:rPr>
+          <w:t xml:space="preserve">рисунок 30</w:t>
+        </w:r>
+      </w:hyperlink>
+      <w:r>
+        <w:t>); выполнена загрузка ядра Linux 6.12.74-generic-2rosa13.x86_64 (</w:t>
+      </w:r>
+      <w:hyperlink w:anchor="fig31" w:history="1">
+        <w:r>
+          <w:rPr>
+            <w:rFonts w:ascii="Times New Roman" w:hAnsi="Times New Roman" w:cs="Times New Roman"/>
+            <w:sz w:val="28"/>
+          </w:rPr>
+          <w:t xml:space="preserve">рисунок 31</w:t>
+        </w:r>
+      </w:hyperlink>
+      <w:r>
+        <w:t>). На экране входа в систему выбран пользователь Lerner Vladislav (</w:t>
+      </w:r>
+      <w:hyperlink w:anchor="fig32" w:history="1">
+        <w:r>
+          <w:rPr>
+            <w:rFonts w:ascii="Times New Roman" w:hAnsi="Times New Roman" w:cs="Times New Roman"/>
+            <w:sz w:val="28"/>
+          </w:rPr>
+          <w:t xml:space="preserve">рисунок 32</w:t>
+        </w:r>
+      </w:hyperlink>
+      <w:r>
+        <w:t>), введён пароль (</w:t>
+      </w:r>
+      <w:hyperlink w:anchor="fig33" w:history="1">
+        <w:r>
+          <w:rPr>
+            <w:rFonts w:ascii="Times New Roman" w:hAnsi="Times New Roman" w:cs="Times New Roman"/>
+            <w:sz w:val="28"/>
+          </w:rPr>
+          <w:t xml:space="preserve">рисунок 33</w:t>
+        </w:r>
+      </w:hyperlink>
+      <w:r>
+        <w:t>).</w:t>
       </w:r>
     </w:p>
     <w:p>
@@ -3480,12 +3934,14 @@
       </w:pPr>
     </w:p>
     <w:p>
+      <w:bookmarkStart w:id="30" w:name="fig30"/>
       <w:pPr>
         <w:pStyle w:val="FigureCaption"/>
       </w:pPr>
       <w:r>
         <w:t>Рисунок 30 – Меню загрузчика GRUB — выбор «РОСА Фреш 13.2»</w:t>
       </w:r>
+      <w:bookmarkEnd w:id="30"/>
     </w:p>
     <w:p>
       <w:pPr>
@@ -3544,12 +4000,14 @@
       </w:pPr>
     </w:p>
     <w:p>
+      <w:bookmarkStart w:id="31" w:name="fig31"/>
       <w:pPr>
         <w:pStyle w:val="FigureCaption"/>
       </w:pPr>
       <w:r>
         <w:t>Рисунок 31 – Загрузка ядра Linux 6.12.74-generic-2rosa13.x86_64</w:t>
       </w:r>
+      <w:bookmarkEnd w:id="31"/>
     </w:p>
     <w:p>
       <w:pPr>
@@ -3608,12 +4066,14 @@
       </w:pPr>
     </w:p>
     <w:p>
+      <w:bookmarkStart w:id="32" w:name="fig32"/>
       <w:pPr>
         <w:pStyle w:val="FigureCaption"/>
       </w:pPr>
       <w:r>
         <w:t>Рисунок 32 – Экран входа в систему — выбор пользователя</w:t>
       </w:r>
+      <w:bookmarkEnd w:id="32"/>
     </w:p>
     <w:p>
       <w:pPr>
@@ -3672,12 +4132,14 @@
       </w:pPr>
     </w:p>
     <w:p>
+      <w:bookmarkStart w:id="33" w:name="fig33"/>
       <w:pPr>
         <w:pStyle w:val="FigureCaption"/>
       </w:pPr>
       <w:r>
         <w:t>Рисунок 33 – Ввод пароля учётной записи</w:t>
       </w:r>
+      <w:bookmarkEnd w:id="33"/>
     </w:p>
     <w:p>
       <w:pPr>
@@ -3687,7 +4149,19 @@
     <w:p>
       <w:pPr/>
       <w:r>
-        <w:t>Выполнен вход в систему; загружен рабочий стол «РОСА Фреш» с рабочим окружением KDE Plasma (рисунок 34). Операционная система установлена и работоспособна.</w:t>
+        <w:t>Выполнен вход в систему; загружен рабочий стол «РОСА Фреш» с рабочим окружением KDE Plasma (</w:t>
+      </w:r>
+      <w:hyperlink w:anchor="fig34" w:history="1">
+        <w:r>
+          <w:rPr>
+            <w:rFonts w:ascii="Times New Roman" w:hAnsi="Times New Roman" w:cs="Times New Roman"/>
+            <w:sz w:val="28"/>
+          </w:rPr>
+          <w:t xml:space="preserve">рисунок 34</w:t>
+        </w:r>
+      </w:hyperlink>
+      <w:r>
+        <w:t>). Операционная система установлена и работоспособна.</w:t>
       </w:r>
     </w:p>
     <w:p>
@@ -3742,12 +4216,14 @@
       </w:pPr>
     </w:p>
     <w:p>
+      <w:bookmarkStart w:id="34" w:name="fig34"/>
       <w:pPr>
         <w:pStyle w:val="FigureCaption"/>
       </w:pPr>
       <w:r>
         <w:t>Рисунок 34 – Рабочий стол установленной операционной системы</w:t>
       </w:r>
+      <w:bookmarkEnd w:id="34"/>
     </w:p>
     <w:p>
       <w:pPr>
@@ -3771,7 +4247,19 @@
     <w:p>
       <w:pPr/>
       <w:r>
-        <w:t>При проверке работы сети обнаружено, что сетевой интерфейс ens33 отключён, а параметры IP-адресации недоступны: в области уведомлений выведены сообщения «Соединение «ens33» отключено» и «Проводной интерфейс (ens33): Параметры IP недоступны» (рисунок 35). Иными словами, в режиме «мост» виртуальная машина не получила адрес в физической сети.</w:t>
+        <w:t>При проверке работы сети обнаружено, что сетевой интерфейс ens33 отключён, а параметры IP-адресации недоступны: в области уведомлений выведены сообщения «Соединение «ens33» отключено» и «Проводной интерфейс (ens33): Параметры IP недоступны» (</w:t>
+      </w:r>
+      <w:hyperlink w:anchor="fig35" w:history="1">
+        <w:r>
+          <w:rPr>
+            <w:rFonts w:ascii="Times New Roman" w:hAnsi="Times New Roman" w:cs="Times New Roman"/>
+            <w:sz w:val="28"/>
+          </w:rPr>
+          <w:t xml:space="preserve">рисунок 35</w:t>
+        </w:r>
+      </w:hyperlink>
+      <w:r>
+        <w:t>). Иными словами, в режиме «мост» виртуальная машина не получила адрес в физической сети.</w:t>
       </w:r>
     </w:p>
     <w:p>
@@ -3826,12 +4314,14 @@
       </w:pPr>
     </w:p>
     <w:p>
+      <w:bookmarkStart w:id="35" w:name="fig35"/>
       <w:pPr>
         <w:pStyle w:val="FigureCaption"/>
       </w:pPr>
       <w:r>
         <w:t>Рисунок 35 – Сообщения об ошибках при работе сети</w:t>
       </w:r>
+      <w:bookmarkEnd w:id="35"/>
     </w:p>
     <w:p>
       <w:pPr>
@@ -3841,7 +4331,31 @@
     <w:p>
       <w:pPr/>
       <w:r>
-        <w:t>Для устранения неисправности проверены настройки сетевого адаптера виртуальной машины: убедились, что выбран режим Bridged («Bridged: Connected directly to the physical network») с автоматическим выбором физического адаптера (VMnet0) и включена опция «Replicate physical network connection state» (рисунок 36). Дополнительно на рабочем столе включена тёмная тема оформления (рисунок 37).</w:t>
+        <w:t>Для устранения неисправности проверены настройки сетевого адаптера виртуальной машины: убедились, что выбран режим Bridged («Bridged: Connected directly to the physical network») с автоматическим выбором физического адаптера (VMnet0) и включена опция «Replicate physical network connection state» (</w:t>
+      </w:r>
+      <w:hyperlink w:anchor="fig36" w:history="1">
+        <w:r>
+          <w:rPr>
+            <w:rFonts w:ascii="Times New Roman" w:hAnsi="Times New Roman" w:cs="Times New Roman"/>
+            <w:sz w:val="28"/>
+          </w:rPr>
+          <w:t xml:space="preserve">рисунок 36</w:t>
+        </w:r>
+      </w:hyperlink>
+      <w:r>
+        <w:t>). Дополнительно на рабочем столе включена тёмная тема оформления (</w:t>
+      </w:r>
+      <w:hyperlink w:anchor="fig37" w:history="1">
+        <w:r>
+          <w:rPr>
+            <w:rFonts w:ascii="Times New Roman" w:hAnsi="Times New Roman" w:cs="Times New Roman"/>
+            <w:sz w:val="28"/>
+          </w:rPr>
+          <w:t xml:space="preserve">рисунок 37</w:t>
+        </w:r>
+      </w:hyperlink>
+      <w:r>
+        <w:t>).</w:t>
       </w:r>
     </w:p>
     <w:p>
@@ -3896,12 +4410,14 @@
       </w:pPr>
     </w:p>
     <w:p>
+      <w:bookmarkStart w:id="36" w:name="fig36"/>
       <w:pPr>
         <w:pStyle w:val="FigureCaption"/>
       </w:pPr>
       <w:r>
         <w:t>Рисунок 36 – Проверка настроек сетевого адаптера в режиме «мост»</w:t>
       </w:r>
+      <w:bookmarkEnd w:id="36"/>
     </w:p>
     <w:p>
       <w:pPr>
@@ -3960,12 +4476,14 @@
       </w:pPr>
     </w:p>
     <w:p>
+      <w:bookmarkStart w:id="37" w:name="fig37"/>
       <w:pPr>
         <w:pStyle w:val="FigureCaption"/>
       </w:pPr>
       <w:r>
         <w:t>Рисунок 37 – Включение тёмной темы оформления</w:t>
       </w:r>
+      <w:bookmarkEnd w:id="37"/>
     </w:p>
     <w:p>
       <w:pPr>
@@ -3975,7 +4493,19 @@
     <w:p>
       <w:pPr/>
       <w:r>
-        <w:t>Поскольку получить сетевые настройки в режиме «мост» не удалось (в физической сети, к которой подключён хост-компьютер, отсутствовал доступный виртуальной машине DHCP-сервер), принято решение переключить сетевой адаптер в режим NAT — «NAT: Used to share the host’s IP address» (рисунок 38). В этом режиме обмен данными с внешней сетью выполняет хост-компьютер, а адрес виртуальной машине выдаёт встроенный DHCP-сервер VMware, что обеспечило работоспособность сети в гостевой системе.</w:t>
+        <w:t>Поскольку получить сетевые настройки в режиме «мост» не удалось (в физической сети, к которой подключён хост-компьютер, отсутствовал доступный виртуальной машине DHCP-сервер), принято решение переключить сетевой адаптер в режим NAT — «NAT: Used to share the host’s IP address» (</w:t>
+      </w:r>
+      <w:hyperlink w:anchor="fig38" w:history="1">
+        <w:r>
+          <w:rPr>
+            <w:rFonts w:ascii="Times New Roman" w:hAnsi="Times New Roman" w:cs="Times New Roman"/>
+            <w:sz w:val="28"/>
+          </w:rPr>
+          <w:t xml:space="preserve">рисунок 38</w:t>
+        </w:r>
+      </w:hyperlink>
+      <w:r>
+        <w:t>). В этом режиме обмен данными с внешней сетью выполняет хост-компьютер, а адрес виртуальной машине выдаёт встроенный DHCP-сервер VMware, что обеспечило работоспособность сети в гостевой системе.</w:t>
       </w:r>
     </w:p>
     <w:p>
@@ -4030,12 +4560,14 @@
       </w:pPr>
     </w:p>
     <w:p>
+      <w:bookmarkStart w:id="38" w:name="fig38"/>
       <w:pPr>
         <w:pStyle w:val="FigureCaption"/>
       </w:pPr>
       <w:r>
         <w:t>Рисунок 38 – Переключение сетевого адаптера в режим NAT</w:t>
       </w:r>
+      <w:bookmarkEnd w:id="38"/>
     </w:p>
     <w:p>
       <w:pPr>

--- a/lab-01/report/Отчёт_ЛР1_Установка_РОСА_на_VMware.docx
+++ b/lab-01/report/Отчёт_ЛР1_Установка_РОСА_на_VMware.docx
@@ -258,6 +258,7 @@
       </w:r>
     </w:p>
     <w:p>
+      <w:bookmarkStart w:id="1" w:name="hd0"/>
       <w:pPr>
         <w:pStyle w:val="StructHeading"/>
         <w:pageBreakBefore/>
@@ -265,6 +266,7 @@
       <w:r>
         <w:t>РЕФЕРАТ</w:t>
       </w:r>
+      <w:bookmarkEnd w:id="1"/>
     </w:p>
     <w:p>
       <w:pPr>
@@ -303,6 +305,7 @@
       </w:r>
     </w:p>
     <w:p>
+      <w:bookmarkStart w:id="2" w:name="hd1"/>
       <w:pPr>
         <w:pStyle w:val="StructHeading"/>
         <w:pageBreakBefore/>
@@ -310,6 +313,7 @@
       <w:r>
         <w:t>СОДЕРЖАНИЕ</w:t>
       </w:r>
+      <w:bookmarkEnd w:id="2"/>
     </w:p>
     <w:p>
       <w:pPr>
@@ -325,11 +329,29 @@
         </w:tabs>
         <w:ind w:left="0" w:firstLine="0"/>
       </w:pPr>
-      <w:r>
-        <w:t>ВВЕДЕНИЕ</w:t>
-        <w:tab/>
-        <w:t>4</w:t>
-      </w:r>
+      <w:hyperlink w:anchor="hd2" w:history="1">
+        <w:r>
+          <w:rPr>
+            <w:rFonts w:ascii="Times New Roman" w:hAnsi="Times New Roman" w:cs="Times New Roman"/>
+            <w:sz w:val="28"/>
+          </w:rPr>
+          <w:t xml:space="preserve">ВВЕДЕНИЕ</w:t>
+        </w:r>
+        <w:r>
+          <w:rPr>
+            <w:rFonts w:ascii="Times New Roman" w:hAnsi="Times New Roman" w:cs="Times New Roman"/>
+            <w:sz w:val="28"/>
+          </w:rPr>
+          <w:tab/>
+        </w:r>
+        <w:r>
+          <w:rPr>
+            <w:rFonts w:ascii="Times New Roman" w:hAnsi="Times New Roman" w:cs="Times New Roman"/>
+            <w:sz w:val="28"/>
+          </w:rPr>
+          <w:t xml:space="preserve">4</w:t>
+        </w:r>
+      </w:hyperlink>
     </w:p>
     <w:p>
       <w:pPr>
@@ -339,11 +361,29 @@
         </w:tabs>
         <w:ind w:left="0" w:firstLine="0"/>
       </w:pPr>
-      <w:r>
-        <w:t>1 Операционная система «РОСА» и особенности установки дистрибутивов семейства Red Hat</w:t>
-        <w:tab/>
-        <w:t>5</w:t>
-      </w:r>
+      <w:hyperlink w:anchor="hd3" w:history="1">
+        <w:r>
+          <w:rPr>
+            <w:rFonts w:ascii="Times New Roman" w:hAnsi="Times New Roman" w:cs="Times New Roman"/>
+            <w:sz w:val="28"/>
+          </w:rPr>
+          <w:t xml:space="preserve">1 Операционная система «РОСА» и особенности установки дистрибутивов семейства Red Hat</w:t>
+        </w:r>
+        <w:r>
+          <w:rPr>
+            <w:rFonts w:ascii="Times New Roman" w:hAnsi="Times New Roman" w:cs="Times New Roman"/>
+            <w:sz w:val="28"/>
+          </w:rPr>
+          <w:tab/>
+        </w:r>
+        <w:r>
+          <w:rPr>
+            <w:rFonts w:ascii="Times New Roman" w:hAnsi="Times New Roman" w:cs="Times New Roman"/>
+            <w:sz w:val="28"/>
+          </w:rPr>
+          <w:t xml:space="preserve">5</w:t>
+        </w:r>
+      </w:hyperlink>
     </w:p>
     <w:p>
       <w:pPr>
@@ -353,11 +393,29 @@
         </w:tabs>
         <w:ind w:left="283" w:firstLine="0"/>
       </w:pPr>
-      <w:r>
-        <w:t>1.1 Общие сведения об операционной системе «РОСА»</w:t>
-        <w:tab/>
-        <w:t>5</w:t>
-      </w:r>
+      <w:hyperlink w:anchor="hd4" w:history="1">
+        <w:r>
+          <w:rPr>
+            <w:rFonts w:ascii="Times New Roman" w:hAnsi="Times New Roman" w:cs="Times New Roman"/>
+            <w:sz w:val="28"/>
+          </w:rPr>
+          <w:t xml:space="preserve">1.1 Общие сведения об операционной системе «РОСА»</w:t>
+        </w:r>
+        <w:r>
+          <w:rPr>
+            <w:rFonts w:ascii="Times New Roman" w:hAnsi="Times New Roman" w:cs="Times New Roman"/>
+            <w:sz w:val="28"/>
+          </w:rPr>
+          <w:tab/>
+        </w:r>
+        <w:r>
+          <w:rPr>
+            <w:rFonts w:ascii="Times New Roman" w:hAnsi="Times New Roman" w:cs="Times New Roman"/>
+            <w:sz w:val="28"/>
+          </w:rPr>
+          <w:t xml:space="preserve">5</w:t>
+        </w:r>
+      </w:hyperlink>
     </w:p>
     <w:p>
       <w:pPr>
@@ -367,11 +425,29 @@
         </w:tabs>
         <w:ind w:left="283" w:firstLine="0"/>
       </w:pPr>
-      <w:r>
-        <w:t>1.2 Особенности установки дистрибутивов семейства Red Hat</w:t>
-        <w:tab/>
-        <w:t>5</w:t>
-      </w:r>
+      <w:hyperlink w:anchor="hd5" w:history="1">
+        <w:r>
+          <w:rPr>
+            <w:rFonts w:ascii="Times New Roman" w:hAnsi="Times New Roman" w:cs="Times New Roman"/>
+            <w:sz w:val="28"/>
+          </w:rPr>
+          <w:t xml:space="preserve">1.2 Особенности установки дистрибутивов семейства Red Hat</w:t>
+        </w:r>
+        <w:r>
+          <w:rPr>
+            <w:rFonts w:ascii="Times New Roman" w:hAnsi="Times New Roman" w:cs="Times New Roman"/>
+            <w:sz w:val="28"/>
+          </w:rPr>
+          <w:tab/>
+        </w:r>
+        <w:r>
+          <w:rPr>
+            <w:rFonts w:ascii="Times New Roman" w:hAnsi="Times New Roman" w:cs="Times New Roman"/>
+            <w:sz w:val="28"/>
+          </w:rPr>
+          <w:t xml:space="preserve">5</w:t>
+        </w:r>
+      </w:hyperlink>
     </w:p>
     <w:p>
       <w:pPr>
@@ -381,11 +457,29 @@
         </w:tabs>
         <w:ind w:left="283" w:firstLine="0"/>
       </w:pPr>
-      <w:r>
-        <w:t>1.3 Режимы сетевого взаимодействия виртуальных машин в VMware Workstation</w:t>
-        <w:tab/>
-        <w:t>6</w:t>
-      </w:r>
+      <w:hyperlink w:anchor="hd6" w:history="1">
+        <w:r>
+          <w:rPr>
+            <w:rFonts w:ascii="Times New Roman" w:hAnsi="Times New Roman" w:cs="Times New Roman"/>
+            <w:sz w:val="28"/>
+          </w:rPr>
+          <w:t xml:space="preserve">1.3 Режимы сетевого взаимодействия виртуальных машин в VMware Workstation</w:t>
+        </w:r>
+        <w:r>
+          <w:rPr>
+            <w:rFonts w:ascii="Times New Roman" w:hAnsi="Times New Roman" w:cs="Times New Roman"/>
+            <w:sz w:val="28"/>
+          </w:rPr>
+          <w:tab/>
+        </w:r>
+        <w:r>
+          <w:rPr>
+            <w:rFonts w:ascii="Times New Roman" w:hAnsi="Times New Roman" w:cs="Times New Roman"/>
+            <w:sz w:val="28"/>
+          </w:rPr>
+          <w:t xml:space="preserve">6</w:t>
+        </w:r>
+      </w:hyperlink>
     </w:p>
     <w:p>
       <w:pPr>
@@ -395,11 +489,29 @@
         </w:tabs>
         <w:ind w:left="0" w:firstLine="0"/>
       </w:pPr>
-      <w:r>
-        <w:t>2 Используемое программное обеспечение и параметры виртуальной машины</w:t>
-        <w:tab/>
-        <w:t>7</w:t>
-      </w:r>
+      <w:hyperlink w:anchor="hd7" w:history="1">
+        <w:r>
+          <w:rPr>
+            <w:rFonts w:ascii="Times New Roman" w:hAnsi="Times New Roman" w:cs="Times New Roman"/>
+            <w:sz w:val="28"/>
+          </w:rPr>
+          <w:t xml:space="preserve">2 Используемое программное обеспечение и параметры виртуальной машины</w:t>
+        </w:r>
+        <w:r>
+          <w:rPr>
+            <w:rFonts w:ascii="Times New Roman" w:hAnsi="Times New Roman" w:cs="Times New Roman"/>
+            <w:sz w:val="28"/>
+          </w:rPr>
+          <w:tab/>
+        </w:r>
+        <w:r>
+          <w:rPr>
+            <w:rFonts w:ascii="Times New Roman" w:hAnsi="Times New Roman" w:cs="Times New Roman"/>
+            <w:sz w:val="28"/>
+          </w:rPr>
+          <w:t xml:space="preserve">7</w:t>
+        </w:r>
+      </w:hyperlink>
     </w:p>
     <w:p>
       <w:pPr>
@@ -409,11 +521,29 @@
         </w:tabs>
         <w:ind w:left="0" w:firstLine="0"/>
       </w:pPr>
-      <w:r>
-        <w:t>3 Создание виртуальной машины</w:t>
-        <w:tab/>
-        <w:t>8</w:t>
-      </w:r>
+      <w:hyperlink w:anchor="hd8" w:history="1">
+        <w:r>
+          <w:rPr>
+            <w:rFonts w:ascii="Times New Roman" w:hAnsi="Times New Roman" w:cs="Times New Roman"/>
+            <w:sz w:val="28"/>
+          </w:rPr>
+          <w:t xml:space="preserve">3 Создание виртуальной машины</w:t>
+        </w:r>
+        <w:r>
+          <w:rPr>
+            <w:rFonts w:ascii="Times New Roman" w:hAnsi="Times New Roman" w:cs="Times New Roman"/>
+            <w:sz w:val="28"/>
+          </w:rPr>
+          <w:tab/>
+        </w:r>
+        <w:r>
+          <w:rPr>
+            <w:rFonts w:ascii="Times New Roman" w:hAnsi="Times New Roman" w:cs="Times New Roman"/>
+            <w:sz w:val="28"/>
+          </w:rPr>
+          <w:t xml:space="preserve">8</w:t>
+        </w:r>
+      </w:hyperlink>
     </w:p>
     <w:p>
       <w:pPr>
@@ -423,11 +553,29 @@
         </w:tabs>
         <w:ind w:left="0" w:firstLine="0"/>
       </w:pPr>
-      <w:r>
-        <w:t>4 Установка операционной системы</w:t>
-        <w:tab/>
-        <w:t>16</w:t>
-      </w:r>
+      <w:hyperlink w:anchor="hd9" w:history="1">
+        <w:r>
+          <w:rPr>
+            <w:rFonts w:ascii="Times New Roman" w:hAnsi="Times New Roman" w:cs="Times New Roman"/>
+            <w:sz w:val="28"/>
+          </w:rPr>
+          <w:t xml:space="preserve">4 Установка операционной системы</w:t>
+        </w:r>
+        <w:r>
+          <w:rPr>
+            <w:rFonts w:ascii="Times New Roman" w:hAnsi="Times New Roman" w:cs="Times New Roman"/>
+            <w:sz w:val="28"/>
+          </w:rPr>
+          <w:tab/>
+        </w:r>
+        <w:r>
+          <w:rPr>
+            <w:rFonts w:ascii="Times New Roman" w:hAnsi="Times New Roman" w:cs="Times New Roman"/>
+            <w:sz w:val="28"/>
+          </w:rPr>
+          <w:t xml:space="preserve">16</w:t>
+        </w:r>
+      </w:hyperlink>
     </w:p>
     <w:p>
       <w:pPr>
@@ -437,11 +585,29 @@
         </w:tabs>
         <w:ind w:left="0" w:firstLine="0"/>
       </w:pPr>
-      <w:r>
-        <w:t>5 Первичная загрузка и вход в систему</w:t>
-        <w:tab/>
-        <w:t>27</w:t>
-      </w:r>
+      <w:hyperlink w:anchor="hd10" w:history="1">
+        <w:r>
+          <w:rPr>
+            <w:rFonts w:ascii="Times New Roman" w:hAnsi="Times New Roman" w:cs="Times New Roman"/>
+            <w:sz w:val="28"/>
+          </w:rPr>
+          <w:t xml:space="preserve">5 Первичная загрузка и вход в систему</w:t>
+        </w:r>
+        <w:r>
+          <w:rPr>
+            <w:rFonts w:ascii="Times New Roman" w:hAnsi="Times New Roman" w:cs="Times New Roman"/>
+            <w:sz w:val="28"/>
+          </w:rPr>
+          <w:tab/>
+        </w:r>
+        <w:r>
+          <w:rPr>
+            <w:rFonts w:ascii="Times New Roman" w:hAnsi="Times New Roman" w:cs="Times New Roman"/>
+            <w:sz w:val="28"/>
+          </w:rPr>
+          <w:t xml:space="preserve">27</w:t>
+        </w:r>
+      </w:hyperlink>
     </w:p>
     <w:p>
       <w:pPr>
@@ -451,11 +617,29 @@
         </w:tabs>
         <w:ind w:left="0" w:firstLine="0"/>
       </w:pPr>
-      <w:r>
-        <w:t>6 Настройка сети и оформления рабочего стола</w:t>
-        <w:tab/>
-        <w:t>31</w:t>
-      </w:r>
+      <w:hyperlink w:anchor="hd11" w:history="1">
+        <w:r>
+          <w:rPr>
+            <w:rFonts w:ascii="Times New Roman" w:hAnsi="Times New Roman" w:cs="Times New Roman"/>
+            <w:sz w:val="28"/>
+          </w:rPr>
+          <w:t xml:space="preserve">6 Настройка сети и оформления рабочего стола</w:t>
+        </w:r>
+        <w:r>
+          <w:rPr>
+            <w:rFonts w:ascii="Times New Roman" w:hAnsi="Times New Roman" w:cs="Times New Roman"/>
+            <w:sz w:val="28"/>
+          </w:rPr>
+          <w:tab/>
+        </w:r>
+        <w:r>
+          <w:rPr>
+            <w:rFonts w:ascii="Times New Roman" w:hAnsi="Times New Roman" w:cs="Times New Roman"/>
+            <w:sz w:val="28"/>
+          </w:rPr>
+          <w:t xml:space="preserve">31</w:t>
+        </w:r>
+      </w:hyperlink>
     </w:p>
     <w:p>
       <w:pPr>
@@ -465,11 +649,29 @@
         </w:tabs>
         <w:ind w:left="0" w:firstLine="0"/>
       </w:pPr>
-      <w:r>
-        <w:t>7 Проблемы, возникшие при выполнении работы, и способы их решения</w:t>
-        <w:tab/>
-        <w:t>34</w:t>
-      </w:r>
+      <w:hyperlink w:anchor="hd12" w:history="1">
+        <w:r>
+          <w:rPr>
+            <w:rFonts w:ascii="Times New Roman" w:hAnsi="Times New Roman" w:cs="Times New Roman"/>
+            <w:sz w:val="28"/>
+          </w:rPr>
+          <w:t xml:space="preserve">7 Проблемы, возникшие при выполнении работы, и способы их решения</w:t>
+        </w:r>
+        <w:r>
+          <w:rPr>
+            <w:rFonts w:ascii="Times New Roman" w:hAnsi="Times New Roman" w:cs="Times New Roman"/>
+            <w:sz w:val="28"/>
+          </w:rPr>
+          <w:tab/>
+        </w:r>
+        <w:r>
+          <w:rPr>
+            <w:rFonts w:ascii="Times New Roman" w:hAnsi="Times New Roman" w:cs="Times New Roman"/>
+            <w:sz w:val="28"/>
+          </w:rPr>
+          <w:t xml:space="preserve">34</w:t>
+        </w:r>
+      </w:hyperlink>
     </w:p>
     <w:p>
       <w:pPr>
@@ -479,11 +681,29 @@
         </w:tabs>
         <w:ind w:left="0" w:firstLine="0"/>
       </w:pPr>
-      <w:r>
-        <w:t>ЗАКЛЮЧЕНИЕ</w:t>
-        <w:tab/>
-        <w:t>36</w:t>
-      </w:r>
+      <w:hyperlink w:anchor="hd13" w:history="1">
+        <w:r>
+          <w:rPr>
+            <w:rFonts w:ascii="Times New Roman" w:hAnsi="Times New Roman" w:cs="Times New Roman"/>
+            <w:sz w:val="28"/>
+          </w:rPr>
+          <w:t xml:space="preserve">ЗАКЛЮЧЕНИЕ</w:t>
+        </w:r>
+        <w:r>
+          <w:rPr>
+            <w:rFonts w:ascii="Times New Roman" w:hAnsi="Times New Roman" w:cs="Times New Roman"/>
+            <w:sz w:val="28"/>
+          </w:rPr>
+          <w:tab/>
+        </w:r>
+        <w:r>
+          <w:rPr>
+            <w:rFonts w:ascii="Times New Roman" w:hAnsi="Times New Roman" w:cs="Times New Roman"/>
+            <w:sz w:val="28"/>
+          </w:rPr>
+          <w:t xml:space="preserve">36</w:t>
+        </w:r>
+      </w:hyperlink>
     </w:p>
     <w:p>
       <w:pPr>
@@ -493,13 +713,32 @@
         </w:tabs>
         <w:ind w:left="0" w:firstLine="0"/>
       </w:pPr>
-      <w:r>
-        <w:t>СПИСОК ИСПОЛЬЗОВАННЫХ ИСТОЧНИКОВ</w:t>
-        <w:tab/>
-        <w:t>37</w:t>
-      </w:r>
-    </w:p>
-    <w:p>
+      <w:hyperlink w:anchor="hd14" w:history="1">
+        <w:r>
+          <w:rPr>
+            <w:rFonts w:ascii="Times New Roman" w:hAnsi="Times New Roman" w:cs="Times New Roman"/>
+            <w:sz w:val="28"/>
+          </w:rPr>
+          <w:t xml:space="preserve">СПИСОК ИСПОЛЬЗОВАННЫХ ИСТОЧНИКОВ</w:t>
+        </w:r>
+        <w:r>
+          <w:rPr>
+            <w:rFonts w:ascii="Times New Roman" w:hAnsi="Times New Roman" w:cs="Times New Roman"/>
+            <w:sz w:val="28"/>
+          </w:rPr>
+          <w:tab/>
+        </w:r>
+        <w:r>
+          <w:rPr>
+            <w:rFonts w:ascii="Times New Roman" w:hAnsi="Times New Roman" w:cs="Times New Roman"/>
+            <w:sz w:val="28"/>
+          </w:rPr>
+          <w:t xml:space="preserve">37</w:t>
+        </w:r>
+      </w:hyperlink>
+    </w:p>
+    <w:p>
+      <w:bookmarkStart w:id="3" w:name="hd2"/>
       <w:pPr>
         <w:pStyle w:val="StructHeading"/>
         <w:pageBreakBefore/>
@@ -507,6 +746,7 @@
       <w:r>
         <w:t>ВВЕДЕНИЕ</w:t>
       </w:r>
+      <w:bookmarkEnd w:id="3"/>
     </w:p>
     <w:p>
       <w:pPr>
@@ -579,12 +819,14 @@
       </w:r>
     </w:p>
     <w:p>
+      <w:bookmarkStart w:id="4" w:name="hd3"/>
       <w:pPr>
         <w:pStyle w:val="Heading1"/>
       </w:pPr>
       <w:r>
         <w:t>1 Операционная система «РОСА» и особенности установки дистрибутивов семейства Red Hat</w:t>
       </w:r>
+      <w:bookmarkEnd w:id="4"/>
     </w:p>
     <w:p>
       <w:pPr>
@@ -593,12 +835,14 @@
       </w:pPr>
     </w:p>
     <w:p>
+      <w:bookmarkStart w:id="5" w:name="hd4"/>
       <w:pPr>
         <w:pStyle w:val="Heading2"/>
       </w:pPr>
       <w:r>
         <w:t>1.1 Общие сведения об операционной системе «РОСА»</w:t>
       </w:r>
+      <w:bookmarkEnd w:id="5"/>
     </w:p>
     <w:p>
       <w:pPr>
@@ -619,12 +863,14 @@
       </w:r>
     </w:p>
     <w:p>
+      <w:bookmarkStart w:id="6" w:name="hd5"/>
       <w:pPr>
         <w:pStyle w:val="Heading2"/>
       </w:pPr>
       <w:r>
         <w:t>1.2 Особенности установки дистрибутивов семейства Red Hat</w:t>
       </w:r>
+      <w:bookmarkEnd w:id="6"/>
     </w:p>
     <w:p>
       <w:pPr>
@@ -685,12 +931,14 @@
       </w:r>
     </w:p>
     <w:p>
+      <w:bookmarkStart w:id="7" w:name="hd6"/>
       <w:pPr>
         <w:pStyle w:val="Heading2"/>
       </w:pPr>
       <w:r>
         <w:t>1.3 Режимы сетевого взаимодействия виртуальных машин в VMware Workstation</w:t>
       </w:r>
+      <w:bookmarkEnd w:id="7"/>
     </w:p>
     <w:p>
       <w:pPr>
@@ -743,12 +991,14 @@
       </w:r>
     </w:p>
     <w:p>
+      <w:bookmarkStart w:id="8" w:name="hd7"/>
       <w:pPr>
         <w:pStyle w:val="Heading1"/>
       </w:pPr>
       <w:r>
         <w:t>2 Используемое программное обеспечение и параметры виртуальной машины</w:t>
       </w:r>
+      <w:bookmarkEnd w:id="8"/>
     </w:p>
     <w:p>
       <w:pPr>
@@ -1429,12 +1679,14 @@
       </w:pPr>
     </w:p>
     <w:p>
+      <w:bookmarkStart w:id="9" w:name="hd8"/>
       <w:pPr>
         <w:pStyle w:val="Heading1"/>
       </w:pPr>
       <w:r>
         <w:t>3 Создание виртуальной машины</w:t>
       </w:r>
+      <w:bookmarkEnd w:id="9"/>
     </w:p>
     <w:p>
       <w:pPr>
@@ -1512,14 +1764,14 @@
       </w:pPr>
     </w:p>
     <w:p>
-      <w:bookmarkStart w:id="1" w:name="fig1"/>
+      <w:bookmarkStart w:id="10" w:name="fig1"/>
       <w:pPr>
         <w:pStyle w:val="FigureCaption"/>
       </w:pPr>
       <w:r>
         <w:t>Рисунок 1 – Выбор типа конфигурации виртуальной машины (Custom)</w:t>
       </w:r>
-      <w:bookmarkEnd w:id="1"/>
+      <w:bookmarkEnd w:id="10"/>
     </w:p>
     <w:p>
       <w:pPr>
@@ -1596,14 +1848,14 @@
       </w:pPr>
     </w:p>
     <w:p>
-      <w:bookmarkStart w:id="2" w:name="fig2"/>
+      <w:bookmarkStart w:id="11" w:name="fig2"/>
       <w:pPr>
         <w:pStyle w:val="FigureCaption"/>
       </w:pPr>
       <w:r>
         <w:t>Рисунок 2 – Параметры совместимости оборудования</w:t>
       </w:r>
-      <w:bookmarkEnd w:id="2"/>
+      <w:bookmarkEnd w:id="11"/>
     </w:p>
     <w:p>
       <w:pPr>
@@ -1692,14 +1944,14 @@
       </w:pPr>
     </w:p>
     <w:p>
-      <w:bookmarkStart w:id="3" w:name="fig3"/>
+      <w:bookmarkStart w:id="12" w:name="fig3"/>
       <w:pPr>
         <w:pStyle w:val="FigureCaption"/>
       </w:pPr>
       <w:r>
         <w:t>Рисунок 3 – Выбор установочного ISO-образа операционной системы</w:t>
       </w:r>
-      <w:bookmarkEnd w:id="3"/>
+      <w:bookmarkEnd w:id="12"/>
     </w:p>
     <w:p>
       <w:pPr>
@@ -1758,14 +2010,14 @@
       </w:pPr>
     </w:p>
     <w:p>
-      <w:bookmarkStart w:id="4" w:name="fig4"/>
+      <w:bookmarkStart w:id="13" w:name="fig4"/>
       <w:pPr>
         <w:pStyle w:val="FigureCaption"/>
       </w:pPr>
       <w:r>
         <w:t>Рисунок 4 – Выбор гостевой операционной системы (Linux 5.x, 64-разрядная)</w:t>
       </w:r>
-      <w:bookmarkEnd w:id="4"/>
+      <w:bookmarkEnd w:id="13"/>
     </w:p>
     <w:p>
       <w:pPr>
@@ -1842,14 +2094,14 @@
       </w:pPr>
     </w:p>
     <w:p>
-      <w:bookmarkStart w:id="5" w:name="fig5"/>
+      <w:bookmarkStart w:id="14" w:name="fig5"/>
       <w:pPr>
         <w:pStyle w:val="FigureCaption"/>
       </w:pPr>
       <w:r>
         <w:t>Рисунок 5 – Имя виртуальной машины и каталог размещения</w:t>
       </w:r>
-      <w:bookmarkEnd w:id="5"/>
+      <w:bookmarkEnd w:id="14"/>
     </w:p>
     <w:p>
       <w:pPr>
@@ -1938,14 +2190,14 @@
       </w:pPr>
     </w:p>
     <w:p>
-      <w:bookmarkStart w:id="6" w:name="fig6"/>
+      <w:bookmarkStart w:id="15" w:name="fig6"/>
       <w:pPr>
         <w:pStyle w:val="FigureCaption"/>
       </w:pPr>
       <w:r>
         <w:t>Рисунок 6 – Настройка процессора: 4 процессора по 2 ядра</w:t>
       </w:r>
-      <w:bookmarkEnd w:id="6"/>
+      <w:bookmarkEnd w:id="15"/>
     </w:p>
     <w:p>
       <w:pPr>
@@ -2004,14 +2256,14 @@
       </w:pPr>
     </w:p>
     <w:p>
-      <w:bookmarkStart w:id="7" w:name="fig7"/>
+      <w:bookmarkStart w:id="16" w:name="fig7"/>
       <w:pPr>
         <w:pStyle w:val="FigureCaption"/>
       </w:pPr>
       <w:r>
         <w:t>Рисунок 7 – Объём оперативной памяти — 16 ГБ</w:t>
       </w:r>
-      <w:bookmarkEnd w:id="7"/>
+      <w:bookmarkEnd w:id="16"/>
     </w:p>
     <w:p>
       <w:pPr>
@@ -2088,14 +2340,14 @@
       </w:pPr>
     </w:p>
     <w:p>
-      <w:bookmarkStart w:id="8" w:name="fig8"/>
+      <w:bookmarkStart w:id="17" w:name="fig8"/>
       <w:pPr>
         <w:pStyle w:val="FigureCaption"/>
       </w:pPr>
       <w:r>
         <w:t>Рисунок 8 – Выбор типа сетевого подключения — «мост» (Bridged)</w:t>
       </w:r>
-      <w:bookmarkEnd w:id="8"/>
+      <w:bookmarkEnd w:id="17"/>
     </w:p>
     <w:p>
       <w:pPr>
@@ -2184,14 +2436,14 @@
       </w:pPr>
     </w:p>
     <w:p>
-      <w:bookmarkStart w:id="9" w:name="fig9"/>
+      <w:bookmarkStart w:id="18" w:name="fig9"/>
       <w:pPr>
         <w:pStyle w:val="FigureCaption"/>
       </w:pPr>
       <w:r>
         <w:t>Рисунок 9 – Выбор типа контроллера SCSI — LSI Logic</w:t>
       </w:r>
-      <w:bookmarkEnd w:id="9"/>
+      <w:bookmarkEnd w:id="18"/>
     </w:p>
     <w:p>
       <w:pPr>
@@ -2250,14 +2502,14 @@
       </w:pPr>
     </w:p>
     <w:p>
-      <w:bookmarkStart w:id="10" w:name="fig10"/>
+      <w:bookmarkStart w:id="19" w:name="fig10"/>
       <w:pPr>
         <w:pStyle w:val="FigureCaption"/>
       </w:pPr>
       <w:r>
         <w:t>Рисунок 10 – Выбор типа виртуального диска — SCSI</w:t>
       </w:r>
-      <w:bookmarkEnd w:id="10"/>
+      <w:bookmarkEnd w:id="19"/>
     </w:p>
     <w:p>
       <w:pPr>
@@ -2358,14 +2610,14 @@
       </w:pPr>
     </w:p>
     <w:p>
-      <w:bookmarkStart w:id="11" w:name="fig11"/>
+      <w:bookmarkStart w:id="20" w:name="fig11"/>
       <w:pPr>
         <w:pStyle w:val="FigureCaption"/>
       </w:pPr>
       <w:r>
         <w:t>Рисунок 11 – Создание нового виртуального диска</w:t>
       </w:r>
-      <w:bookmarkEnd w:id="11"/>
+      <w:bookmarkEnd w:id="20"/>
     </w:p>
     <w:p>
       <w:pPr>
@@ -2424,14 +2676,14 @@
       </w:pPr>
     </w:p>
     <w:p>
-      <w:bookmarkStart w:id="12" w:name="fig12"/>
+      <w:bookmarkStart w:id="21" w:name="fig12"/>
       <w:pPr>
         <w:pStyle w:val="FigureCaption"/>
       </w:pPr>
       <w:r>
         <w:t>Рисунок 12 – Размер диска 40 ГБ и разбиение на несколько файлов</w:t>
       </w:r>
-      <w:bookmarkEnd w:id="12"/>
+      <w:bookmarkEnd w:id="21"/>
     </w:p>
     <w:p>
       <w:pPr>
@@ -2490,14 +2742,14 @@
       </w:pPr>
     </w:p>
     <w:p>
-      <w:bookmarkStart w:id="13" w:name="fig13"/>
+      <w:bookmarkStart w:id="22" w:name="fig13"/>
       <w:pPr>
         <w:pStyle w:val="FigureCaption"/>
       </w:pPr>
       <w:r>
         <w:t>Рисунок 13 – Имя файла виртуального диска (по умолчанию)</w:t>
       </w:r>
-      <w:bookmarkEnd w:id="13"/>
+      <w:bookmarkEnd w:id="22"/>
     </w:p>
     <w:p>
       <w:pPr>
@@ -2586,14 +2838,14 @@
       </w:pPr>
     </w:p>
     <w:p>
-      <w:bookmarkStart w:id="14" w:name="fig14"/>
+      <w:bookmarkStart w:id="23" w:name="fig14"/>
       <w:pPr>
         <w:pStyle w:val="FigureCaption"/>
       </w:pPr>
       <w:r>
         <w:t>Рисунок 14 – Завершение работы мастера создания виртуальной машины</w:t>
       </w:r>
-      <w:bookmarkEnd w:id="14"/>
+      <w:bookmarkEnd w:id="23"/>
     </w:p>
     <w:p>
       <w:pPr>
@@ -2652,14 +2904,14 @@
       </w:pPr>
     </w:p>
     <w:p>
-      <w:bookmarkStart w:id="15" w:name="fig15"/>
+      <w:bookmarkStart w:id="24" w:name="fig15"/>
       <w:pPr>
         <w:pStyle w:val="FigureCaption"/>
       </w:pPr>
       <w:r>
         <w:t>Рисунок 15 – Виртуальная машина ROSA в библиотеке VMware Workstation</w:t>
       </w:r>
-      <w:bookmarkEnd w:id="15"/>
+      <w:bookmarkEnd w:id="24"/>
     </w:p>
     <w:p>
       <w:pPr>
@@ -2667,12 +2919,14 @@
       </w:pPr>
     </w:p>
     <w:p>
+      <w:bookmarkStart w:id="25" w:name="hd9"/>
       <w:pPr>
         <w:pStyle w:val="Heading1"/>
       </w:pPr>
       <w:r>
         <w:t>4 Установка операционной системы</w:t>
       </w:r>
+      <w:bookmarkEnd w:id="25"/>
     </w:p>
     <w:p>
       <w:pPr>
@@ -2762,14 +3016,14 @@
       </w:pPr>
     </w:p>
     <w:p>
-      <w:bookmarkStart w:id="16" w:name="fig16"/>
+      <w:bookmarkStart w:id="26" w:name="fig16"/>
       <w:pPr>
         <w:pStyle w:val="FigureCaption"/>
       </w:pPr>
       <w:r>
         <w:t>Рисунок 16 – Выбор языка в меню загрузчика</w:t>
       </w:r>
-      <w:bookmarkEnd w:id="16"/>
+      <w:bookmarkEnd w:id="26"/>
     </w:p>
     <w:p>
       <w:pPr>
@@ -2828,14 +3082,14 @@
       </w:pPr>
     </w:p>
     <w:p>
-      <w:bookmarkStart w:id="17" w:name="fig17"/>
+      <w:bookmarkStart w:id="27" w:name="fig17"/>
       <w:pPr>
         <w:pStyle w:val="FigureCaption"/>
       </w:pPr>
       <w:r>
         <w:t>Рисунок 17 – Выбор режима «Запуск и установка ОС (live mode)»</w:t>
       </w:r>
-      <w:bookmarkEnd w:id="17"/>
+      <w:bookmarkEnd w:id="27"/>
     </w:p>
     <w:p>
       <w:pPr>
@@ -2924,14 +3178,14 @@
       </w:pPr>
     </w:p>
     <w:p>
-      <w:bookmarkStart w:id="18" w:name="fig18"/>
+      <w:bookmarkStart w:id="28" w:name="fig18"/>
       <w:pPr>
         <w:pStyle w:val="FigureCaption"/>
       </w:pPr>
       <w:r>
         <w:t>Рисунок 18 – Загрузка ядра операционной системы</w:t>
       </w:r>
-      <w:bookmarkEnd w:id="18"/>
+      <w:bookmarkEnd w:id="28"/>
     </w:p>
     <w:p>
       <w:pPr>
@@ -2990,14 +3244,14 @@
       </w:pPr>
     </w:p>
     <w:p>
-      <w:bookmarkStart w:id="19" w:name="fig19"/>
+      <w:bookmarkStart w:id="29" w:name="fig19"/>
       <w:pPr>
         <w:pStyle w:val="FigureCaption"/>
       </w:pPr>
       <w:r>
         <w:t>Рисунок 19 – Рабочий стол live-режима с ярлыком установщика</w:t>
       </w:r>
-      <w:bookmarkEnd w:id="19"/>
+      <w:bookmarkEnd w:id="29"/>
     </w:p>
     <w:p>
       <w:pPr>
@@ -3086,14 +3340,14 @@
       </w:pPr>
     </w:p>
     <w:p>
-      <w:bookmarkStart w:id="20" w:name="fig20"/>
+      <w:bookmarkStart w:id="30" w:name="fig20"/>
       <w:pPr>
         <w:pStyle w:val="FigureCaption"/>
       </w:pPr>
       <w:r>
         <w:t>Рисунок 20 – Выбор языка установки в программе установки Anaconda</w:t>
       </w:r>
-      <w:bookmarkEnd w:id="20"/>
+      <w:bookmarkEnd w:id="30"/>
     </w:p>
     <w:p>
       <w:pPr>
@@ -3152,14 +3406,14 @@
       </w:pPr>
     </w:p>
     <w:p>
-      <w:bookmarkStart w:id="21" w:name="fig21"/>
+      <w:bookmarkStart w:id="31" w:name="fig21"/>
       <w:pPr>
         <w:pStyle w:val="FigureCaption"/>
       </w:pPr>
       <w:r>
         <w:t>Рисунок 21 – Экран «Обзор установки» до заполнения разделов</w:t>
       </w:r>
-      <w:bookmarkEnd w:id="21"/>
+      <w:bookmarkEnd w:id="31"/>
     </w:p>
     <w:p>
       <w:pPr>
@@ -3248,14 +3502,14 @@
       </w:pPr>
     </w:p>
     <w:p>
-      <w:bookmarkStart w:id="22" w:name="fig22"/>
+      <w:bookmarkStart w:id="32" w:name="fig22"/>
       <w:pPr>
         <w:pStyle w:val="FigureCaption"/>
       </w:pPr>
       <w:r>
         <w:t>Рисунок 22 – Принятие лицензионного соглашения</w:t>
       </w:r>
-      <w:bookmarkEnd w:id="22"/>
+      <w:bookmarkEnd w:id="32"/>
     </w:p>
     <w:p>
       <w:pPr>
@@ -3314,14 +3568,14 @@
       </w:pPr>
     </w:p>
     <w:p>
-      <w:bookmarkStart w:id="23" w:name="fig23"/>
+      <w:bookmarkStart w:id="33" w:name="fig23"/>
       <w:pPr>
         <w:pStyle w:val="FigureCaption"/>
       </w:pPr>
       <w:r>
         <w:t>Рисунок 23 – Задание пароля суперпользователя root</w:t>
       </w:r>
-      <w:bookmarkEnd w:id="23"/>
+      <w:bookmarkEnd w:id="33"/>
     </w:p>
     <w:p>
       <w:pPr>
@@ -3410,14 +3664,14 @@
       </w:pPr>
     </w:p>
     <w:p>
-      <w:bookmarkStart w:id="24" w:name="fig24"/>
+      <w:bookmarkStart w:id="34" w:name="fig24"/>
       <w:pPr>
         <w:pStyle w:val="FigureCaption"/>
       </w:pPr>
       <w:r>
         <w:t>Рисунок 24 – Создание учётной записи пользователя</w:t>
       </w:r>
-      <w:bookmarkEnd w:id="24"/>
+      <w:bookmarkEnd w:id="34"/>
     </w:p>
     <w:p>
       <w:pPr>
@@ -3476,14 +3730,14 @@
       </w:pPr>
     </w:p>
     <w:p>
-      <w:bookmarkStart w:id="25" w:name="fig25"/>
+      <w:bookmarkStart w:id="35" w:name="fig25"/>
       <w:pPr>
         <w:pStyle w:val="FigureCaption"/>
       </w:pPr>
       <w:r>
         <w:t>Рисунок 25 – Настройка сети и имени узла</w:t>
       </w:r>
-      <w:bookmarkEnd w:id="25"/>
+      <w:bookmarkEnd w:id="35"/>
     </w:p>
     <w:p>
       <w:pPr>
@@ -3572,14 +3826,14 @@
       </w:pPr>
     </w:p>
     <w:p>
-      <w:bookmarkStart w:id="26" w:name="fig26"/>
+      <w:bookmarkStart w:id="36" w:name="fig26"/>
       <w:pPr>
         <w:pStyle w:val="FigureCaption"/>
       </w:pPr>
       <w:r>
         <w:t>Рисунок 26 – Заполненный экран «Обзор установки»</w:t>
       </w:r>
-      <w:bookmarkEnd w:id="26"/>
+      <w:bookmarkEnd w:id="36"/>
     </w:p>
     <w:p>
       <w:pPr>
@@ -3638,14 +3892,14 @@
       </w:pPr>
     </w:p>
     <w:p>
-      <w:bookmarkStart w:id="27" w:name="fig27"/>
+      <w:bookmarkStart w:id="37" w:name="fig27"/>
       <w:pPr>
         <w:pStyle w:val="FigureCaption"/>
       </w:pPr>
       <w:r>
         <w:t>Рисунок 27 – Процесс установки операционной системы</w:t>
       </w:r>
-      <w:bookmarkEnd w:id="27"/>
+      <w:bookmarkEnd w:id="37"/>
     </w:p>
     <w:p>
       <w:pPr>
@@ -3734,14 +3988,14 @@
       </w:pPr>
     </w:p>
     <w:p>
-      <w:bookmarkStart w:id="28" w:name="fig28"/>
+      <w:bookmarkStart w:id="38" w:name="fig28"/>
       <w:pPr>
         <w:pStyle w:val="FigureCaption"/>
       </w:pPr>
       <w:r>
         <w:t>Рисунок 28 – Уведомление VMware Workstation о съёмных устройствах</w:t>
       </w:r>
-      <w:bookmarkEnd w:id="28"/>
+      <w:bookmarkEnd w:id="38"/>
     </w:p>
     <w:p>
       <w:pPr>
@@ -3800,14 +4054,14 @@
       </w:pPr>
     </w:p>
     <w:p>
-      <w:bookmarkStart w:id="29" w:name="fig29"/>
+      <w:bookmarkStart w:id="39" w:name="fig29"/>
       <w:pPr>
         <w:pStyle w:val="FigureCaption"/>
       </w:pPr>
       <w:r>
         <w:t>Рисунок 29 – Завершение установки и предложение перезагрузки</w:t>
       </w:r>
-      <w:bookmarkEnd w:id="29"/>
+      <w:bookmarkEnd w:id="39"/>
     </w:p>
     <w:p>
       <w:pPr>
@@ -3815,12 +4069,14 @@
       </w:pPr>
     </w:p>
     <w:p>
+      <w:bookmarkStart w:id="40" w:name="hd10"/>
       <w:pPr>
         <w:pStyle w:val="Heading1"/>
       </w:pPr>
       <w:r>
         <w:t>5 Первичная загрузка и вход в систему</w:t>
       </w:r>
+      <w:bookmarkEnd w:id="40"/>
     </w:p>
     <w:p>
       <w:pPr>
@@ -3934,14 +4190,14 @@
       </w:pPr>
     </w:p>
     <w:p>
-      <w:bookmarkStart w:id="30" w:name="fig30"/>
+      <w:bookmarkStart w:id="41" w:name="fig30"/>
       <w:pPr>
         <w:pStyle w:val="FigureCaption"/>
       </w:pPr>
       <w:r>
         <w:t>Рисунок 30 – Меню загрузчика GRUB — выбор «РОСА Фреш 13.2»</w:t>
       </w:r>
-      <w:bookmarkEnd w:id="30"/>
+      <w:bookmarkEnd w:id="41"/>
     </w:p>
     <w:p>
       <w:pPr>
@@ -4000,14 +4256,14 @@
       </w:pPr>
     </w:p>
     <w:p>
-      <w:bookmarkStart w:id="31" w:name="fig31"/>
+      <w:bookmarkStart w:id="42" w:name="fig31"/>
       <w:pPr>
         <w:pStyle w:val="FigureCaption"/>
       </w:pPr>
       <w:r>
         <w:t>Рисунок 31 – Загрузка ядра Linux 6.12.74-generic-2rosa13.x86_64</w:t>
       </w:r>
-      <w:bookmarkEnd w:id="31"/>
+      <w:bookmarkEnd w:id="42"/>
     </w:p>
     <w:p>
       <w:pPr>
@@ -4066,14 +4322,14 @@
       </w:pPr>
     </w:p>
     <w:p>
-      <w:bookmarkStart w:id="32" w:name="fig32"/>
+      <w:bookmarkStart w:id="43" w:name="fig32"/>
       <w:pPr>
         <w:pStyle w:val="FigureCaption"/>
       </w:pPr>
       <w:r>
         <w:t>Рисунок 32 – Экран входа в систему — выбор пользователя</w:t>
       </w:r>
-      <w:bookmarkEnd w:id="32"/>
+      <w:bookmarkEnd w:id="43"/>
     </w:p>
     <w:p>
       <w:pPr>
@@ -4132,14 +4388,14 @@
       </w:pPr>
     </w:p>
     <w:p>
-      <w:bookmarkStart w:id="33" w:name="fig33"/>
+      <w:bookmarkStart w:id="44" w:name="fig33"/>
       <w:pPr>
         <w:pStyle w:val="FigureCaption"/>
       </w:pPr>
       <w:r>
         <w:t>Рисунок 33 – Ввод пароля учётной записи</w:t>
       </w:r>
-      <w:bookmarkEnd w:id="33"/>
+      <w:bookmarkEnd w:id="44"/>
     </w:p>
     <w:p>
       <w:pPr>
@@ -4216,14 +4472,14 @@
       </w:pPr>
     </w:p>
     <w:p>
-      <w:bookmarkStart w:id="34" w:name="fig34"/>
+      <w:bookmarkStart w:id="45" w:name="fig34"/>
       <w:pPr>
         <w:pStyle w:val="FigureCaption"/>
       </w:pPr>
       <w:r>
         <w:t>Рисунок 34 – Рабочий стол установленной операционной системы</w:t>
       </w:r>
-      <w:bookmarkEnd w:id="34"/>
+      <w:bookmarkEnd w:id="45"/>
     </w:p>
     <w:p>
       <w:pPr>
@@ -4231,12 +4487,14 @@
       </w:pPr>
     </w:p>
     <w:p>
+      <w:bookmarkStart w:id="46" w:name="hd11"/>
       <w:pPr>
         <w:pStyle w:val="Heading1"/>
       </w:pPr>
       <w:r>
         <w:t>6 Настройка сети и оформления рабочего стола</w:t>
       </w:r>
+      <w:bookmarkEnd w:id="46"/>
     </w:p>
     <w:p>
       <w:pPr>
@@ -4314,14 +4572,14 @@
       </w:pPr>
     </w:p>
     <w:p>
-      <w:bookmarkStart w:id="35" w:name="fig35"/>
+      <w:bookmarkStart w:id="47" w:name="fig35"/>
       <w:pPr>
         <w:pStyle w:val="FigureCaption"/>
       </w:pPr>
       <w:r>
         <w:t>Рисунок 35 – Сообщения об ошибках при работе сети</w:t>
       </w:r>
-      <w:bookmarkEnd w:id="35"/>
+      <w:bookmarkEnd w:id="47"/>
     </w:p>
     <w:p>
       <w:pPr>
@@ -4410,14 +4668,14 @@
       </w:pPr>
     </w:p>
     <w:p>
-      <w:bookmarkStart w:id="36" w:name="fig36"/>
+      <w:bookmarkStart w:id="48" w:name="fig36"/>
       <w:pPr>
         <w:pStyle w:val="FigureCaption"/>
       </w:pPr>
       <w:r>
         <w:t>Рисунок 36 – Проверка настроек сетевого адаптера в режиме «мост»</w:t>
       </w:r>
-      <w:bookmarkEnd w:id="36"/>
+      <w:bookmarkEnd w:id="48"/>
     </w:p>
     <w:p>
       <w:pPr>
@@ -4476,14 +4734,14 @@
       </w:pPr>
     </w:p>
     <w:p>
-      <w:bookmarkStart w:id="37" w:name="fig37"/>
+      <w:bookmarkStart w:id="49" w:name="fig37"/>
       <w:pPr>
         <w:pStyle w:val="FigureCaption"/>
       </w:pPr>
       <w:r>
         <w:t>Рисунок 37 – Включение тёмной темы оформления</w:t>
       </w:r>
-      <w:bookmarkEnd w:id="37"/>
+      <w:bookmarkEnd w:id="49"/>
     </w:p>
     <w:p>
       <w:pPr>
@@ -4560,14 +4818,14 @@
       </w:pPr>
     </w:p>
     <w:p>
-      <w:bookmarkStart w:id="38" w:name="fig38"/>
+      <w:bookmarkStart w:id="50" w:name="fig38"/>
       <w:pPr>
         <w:pStyle w:val="FigureCaption"/>
       </w:pPr>
       <w:r>
         <w:t>Рисунок 38 – Переключение сетевого адаптера в режим NAT</w:t>
       </w:r>
-      <w:bookmarkEnd w:id="38"/>
+      <w:bookmarkEnd w:id="50"/>
     </w:p>
     <w:p>
       <w:pPr>
@@ -4575,12 +4833,14 @@
       </w:pPr>
     </w:p>
     <w:p>
+      <w:bookmarkStart w:id="51" w:name="hd12"/>
       <w:pPr>
         <w:pStyle w:val="Heading1"/>
       </w:pPr>
       <w:r>
         <w:t>7 Проблемы, возникшие при выполнении работы, и способы их решения</w:t>
       </w:r>
+      <w:bookmarkEnd w:id="51"/>
     </w:p>
     <w:p>
       <w:pPr>
@@ -4607,6 +4867,7 @@
       </w:r>
     </w:p>
     <w:p>
+      <w:bookmarkStart w:id="52" w:name="hd13"/>
       <w:pPr>
         <w:pStyle w:val="StructHeading"/>
         <w:pageBreakBefore/>
@@ -4614,6 +4875,7 @@
       <w:r>
         <w:t>ЗАКЛЮЧЕНИЕ</w:t>
       </w:r>
+      <w:bookmarkEnd w:id="52"/>
     </w:p>
     <w:p>
       <w:pPr>
@@ -4640,6 +4902,7 @@
       </w:r>
     </w:p>
     <w:p>
+      <w:bookmarkStart w:id="53" w:name="hd14"/>
       <w:pPr>
         <w:pStyle w:val="StructHeading"/>
         <w:pageBreakBefore/>
@@ -4647,6 +4910,7 @@
       <w:r>
         <w:t>СПИСОК ИСПОЛЬЗОВАННЫХ ИСТОЧНИКОВ</w:t>
       </w:r>
+      <w:bookmarkEnd w:id="53"/>
     </w:p>
     <w:p>
       <w:pPr>
